--- a/Задание 2 С++/Лр2_С_Мавзовин_Пётр_ТКИ_341_18.docx
+++ b/Задание 2 С++/Лр2_С_Мавзовин_Пётр_ТКИ_341_18.docx
@@ -275,6 +275,7 @@
           <w:szCs w:val="28"/>
         </w:rPr>
       </w:pPr>
+      <w:proofErr w:type="spellStart"/>
       <w:r>
         <w:rPr>
           <w:rFonts w:cs="Times New Roman"/>
@@ -282,6 +283,7 @@
         </w:rPr>
         <w:t>Мавзовин</w:t>
       </w:r>
+      <w:proofErr w:type="spellEnd"/>
       <w:r>
         <w:rPr>
           <w:rFonts w:cs="Times New Roman"/>
@@ -347,7 +349,23 @@
           <w:rFonts w:cs="Times New Roman"/>
           <w:szCs w:val="28"/>
         </w:rPr>
-        <w:t>Сидоренко В.Г,</w:t>
+        <w:t xml:space="preserve">Сидоренко </w:t>
+      </w:r>
+      <w:proofErr w:type="gramStart"/>
+      <w:r>
+        <w:rPr>
+          <w:rFonts w:cs="Times New Roman"/>
+          <w:szCs w:val="28"/>
+        </w:rPr>
+        <w:t>В.Г</w:t>
+      </w:r>
+      <w:proofErr w:type="gramEnd"/>
+      <w:r>
+        <w:rPr>
+          <w:rFonts w:cs="Times New Roman"/>
+          <w:szCs w:val="28"/>
+        </w:rPr>
+        <w:t>,</w:t>
       </w:r>
     </w:p>
     <w:p>
@@ -522,7 +540,7 @@
             </w:rPr>
             <w:fldChar w:fldCharType="separate"/>
           </w:r>
-          <w:hyperlink w:anchor="_Toc230813416" w:history="1">
+          <w:hyperlink w:anchor="_Toc231834783" w:history="1">
             <w:r>
               <w:rPr>
                 <w:rStyle w:val="a9"/>
@@ -550,7 +568,7 @@
                 <w:noProof/>
                 <w:webHidden/>
               </w:rPr>
-              <w:instrText xml:space="preserve"> PAGEREF _Toc230813416 \h </w:instrText>
+              <w:instrText xml:space="preserve"> PAGEREF _Toc231834783 \h </w:instrText>
             </w:r>
             <w:r>
               <w:rPr>
@@ -591,7 +609,7 @@
               <w:lang w:eastAsia="ru-RU"/>
             </w:rPr>
           </w:pPr>
-          <w:hyperlink w:anchor="_Toc230813417" w:history="1">
+          <w:hyperlink w:anchor="_Toc231834784" w:history="1">
             <w:r>
               <w:rPr>
                 <w:rStyle w:val="a9"/>
@@ -619,7 +637,7 @@
                 <w:noProof/>
                 <w:webHidden/>
               </w:rPr>
-              <w:instrText xml:space="preserve"> PAGEREF _Toc230813417 \h </w:instrText>
+              <w:instrText xml:space="preserve"> PAGEREF _Toc231834784 \h </w:instrText>
             </w:r>
             <w:r>
               <w:rPr>
@@ -660,7 +678,7 @@
               <w:lang w:eastAsia="ru-RU"/>
             </w:rPr>
           </w:pPr>
-          <w:hyperlink w:anchor="_Toc230813418" w:history="1">
+          <w:hyperlink w:anchor="_Toc231834785" w:history="1">
             <w:r>
               <w:rPr>
                 <w:rStyle w:val="a9"/>
@@ -688,7 +706,7 @@
                 <w:noProof/>
                 <w:webHidden/>
               </w:rPr>
-              <w:instrText xml:space="preserve"> PAGEREF _Toc230813418 \h </w:instrText>
+              <w:instrText xml:space="preserve"> PAGEREF _Toc231834785 \h </w:instrText>
             </w:r>
             <w:r>
               <w:rPr>
@@ -729,7 +747,7 @@
               <w:lang w:eastAsia="ru-RU"/>
             </w:rPr>
           </w:pPr>
-          <w:hyperlink w:anchor="_Toc230813419" w:history="1">
+          <w:hyperlink w:anchor="_Toc231834786" w:history="1">
             <w:r>
               <w:rPr>
                 <w:rStyle w:val="a9"/>
@@ -762,7 +780,25 @@
                 <w:noProof/>
                 <w:lang w:val="en-US"/>
               </w:rPr>
-              <w:t>Ghidra</w:t>
+              <w:t>Ghi</w:t>
+            </w:r>
+            <w:r>
+              <w:rPr>
+                <w:rStyle w:val="a9"/>
+                <w:rFonts w:cs="Times New Roman"/>
+                <w:noProof/>
+                <w:lang w:val="en-US"/>
+              </w:rPr>
+              <w:t>d</w:t>
+            </w:r>
+            <w:r>
+              <w:rPr>
+                <w:rStyle w:val="a9"/>
+                <w:rFonts w:cs="Times New Roman"/>
+                <w:noProof/>
+                <w:lang w:val="en-US"/>
+              </w:rPr>
+              <w:t>ra</w:t>
             </w:r>
             <w:r>
               <w:rPr>
@@ -783,7 +819,7 @@
                 <w:noProof/>
                 <w:webHidden/>
               </w:rPr>
-              <w:instrText xml:space="preserve"> PAGEREF _Toc230813419 \h </w:instrText>
+              <w:instrText xml:space="preserve"> PAGEREF _Toc231834786 \h </w:instrText>
             </w:r>
             <w:r>
               <w:rPr>
@@ -824,7 +860,7 @@
               <w:lang w:eastAsia="ru-RU"/>
             </w:rPr>
           </w:pPr>
-          <w:hyperlink w:anchor="_Toc230813420" w:history="1">
+          <w:hyperlink w:anchor="_Toc231834787" w:history="1">
             <w:r>
               <w:rPr>
                 <w:rStyle w:val="a9"/>
@@ -852,7 +888,7 @@
                 <w:noProof/>
                 <w:webHidden/>
               </w:rPr>
-              <w:instrText xml:space="preserve"> PAGEREF _Toc230813420 \h </w:instrText>
+              <w:instrText xml:space="preserve"> PAGEREF _Toc231834787 \h </w:instrText>
             </w:r>
             <w:r>
               <w:rPr>
@@ -893,7 +929,7 @@
               <w:lang w:eastAsia="ru-RU"/>
             </w:rPr>
           </w:pPr>
-          <w:hyperlink w:anchor="_Toc230813421" w:history="1">
+          <w:hyperlink w:anchor="_Toc231834788" w:history="1">
             <w:r>
               <w:rPr>
                 <w:rStyle w:val="a9"/>
@@ -964,7 +1000,7 @@
                 <w:noProof/>
                 <w:webHidden/>
               </w:rPr>
-              <w:instrText xml:space="preserve"> PAGEREF _Toc230813421 \h </w:instrText>
+              <w:instrText xml:space="preserve"> PAGEREF _Toc231834788 \h </w:instrText>
             </w:r>
             <w:r>
               <w:rPr>
@@ -1005,7 +1041,7 @@
               <w:lang w:eastAsia="ru-RU"/>
             </w:rPr>
           </w:pPr>
-          <w:hyperlink w:anchor="_Toc230813422" w:history="1">
+          <w:hyperlink w:anchor="_Toc231834789" w:history="1">
             <w:r>
               <w:rPr>
                 <w:rStyle w:val="a9"/>
@@ -1033,7 +1069,7 @@
                 <w:noProof/>
                 <w:webHidden/>
               </w:rPr>
-              <w:instrText xml:space="preserve"> PAGEREF _Toc230813422 \h </w:instrText>
+              <w:instrText xml:space="preserve"> PAGEREF _Toc231834789 \h </w:instrText>
             </w:r>
             <w:r>
               <w:rPr>
@@ -1074,7 +1110,7 @@
               <w:lang w:eastAsia="ru-RU"/>
             </w:rPr>
           </w:pPr>
-          <w:hyperlink w:anchor="_Toc230813423" w:history="1">
+          <w:hyperlink w:anchor="_Toc231834790" w:history="1">
             <w:r>
               <w:rPr>
                 <w:rStyle w:val="a9"/>
@@ -1102,7 +1138,7 @@
                 <w:noProof/>
                 <w:webHidden/>
               </w:rPr>
-              <w:instrText xml:space="preserve"> PAGEREF _Toc230813423 \h </w:instrText>
+              <w:instrText xml:space="preserve"> PAGEREF _Toc231834790 \h </w:instrText>
             </w:r>
             <w:r>
               <w:rPr>
@@ -1143,7 +1179,7 @@
               <w:lang w:eastAsia="ru-RU"/>
             </w:rPr>
           </w:pPr>
-          <w:hyperlink w:anchor="_Toc230813424" w:history="1">
+          <w:hyperlink w:anchor="_Toc231834791" w:history="1">
             <w:r>
               <w:rPr>
                 <w:rStyle w:val="a9"/>
@@ -1171,7 +1207,7 @@
                 <w:noProof/>
                 <w:webHidden/>
               </w:rPr>
-              <w:instrText xml:space="preserve"> PAGEREF _Toc230813424 \h </w:instrText>
+              <w:instrText xml:space="preserve"> PAGEREF _Toc231834791 \h </w:instrText>
             </w:r>
             <w:r>
               <w:rPr>
@@ -1212,7 +1248,7 @@
               <w:lang w:eastAsia="ru-RU"/>
             </w:rPr>
           </w:pPr>
-          <w:hyperlink w:anchor="_Toc230813425" w:history="1">
+          <w:hyperlink w:anchor="_Toc231834792" w:history="1">
             <w:r>
               <w:rPr>
                 <w:rStyle w:val="a9"/>
@@ -1241,7 +1277,7 @@
                 <w:noProof/>
                 <w:webHidden/>
               </w:rPr>
-              <w:instrText xml:space="preserve"> PAGEREF _Toc230813425 \h </w:instrText>
+              <w:instrText xml:space="preserve"> PAGEREF _Toc231834792 \h </w:instrText>
             </w:r>
             <w:r>
               <w:rPr>
@@ -1282,7 +1318,7 @@
               <w:lang w:eastAsia="ru-RU"/>
             </w:rPr>
           </w:pPr>
-          <w:hyperlink w:anchor="_Toc230813426" w:history="1">
+          <w:hyperlink w:anchor="_Toc231834793" w:history="1">
             <w:r>
               <w:rPr>
                 <w:rStyle w:val="a9"/>
@@ -1311,7 +1347,7 @@
                 <w:noProof/>
                 <w:webHidden/>
               </w:rPr>
-              <w:instrText xml:space="preserve"> PAGEREF _Toc230813426 \h </w:instrText>
+              <w:instrText xml:space="preserve"> PAGEREF _Toc231834793 \h </w:instrText>
             </w:r>
             <w:r>
               <w:rPr>
@@ -1352,7 +1388,7 @@
               <w:lang w:eastAsia="ru-RU"/>
             </w:rPr>
           </w:pPr>
-          <w:hyperlink w:anchor="_Toc230813427" w:history="1">
+          <w:hyperlink w:anchor="_Toc231834794" w:history="1">
             <w:r>
               <w:rPr>
                 <w:rStyle w:val="a9"/>
@@ -1381,7 +1417,7 @@
                 <w:noProof/>
                 <w:webHidden/>
               </w:rPr>
-              <w:instrText xml:space="preserve"> PAGEREF _Toc230813427 \h </w:instrText>
+              <w:instrText xml:space="preserve"> PAGEREF _Toc231834794 \h </w:instrText>
             </w:r>
             <w:r>
               <w:rPr>
@@ -1422,7 +1458,7 @@
               <w:lang w:eastAsia="ru-RU"/>
             </w:rPr>
           </w:pPr>
-          <w:hyperlink w:anchor="_Toc230813428" w:history="1">
+          <w:hyperlink w:anchor="_Toc231834795" w:history="1">
             <w:r>
               <w:rPr>
                 <w:rStyle w:val="a9"/>
@@ -1450,7 +1486,7 @@
                 <w:noProof/>
                 <w:webHidden/>
               </w:rPr>
-              <w:instrText xml:space="preserve"> PAGEREF _Toc230813428 \h </w:instrText>
+              <w:instrText xml:space="preserve"> PAGEREF _Toc231834795 \h </w:instrText>
             </w:r>
             <w:r>
               <w:rPr>
@@ -1491,7 +1527,7 @@
               <w:lang w:eastAsia="ru-RU"/>
             </w:rPr>
           </w:pPr>
-          <w:hyperlink w:anchor="_Toc230813429" w:history="1">
+          <w:hyperlink w:anchor="_Toc231834796" w:history="1">
             <w:r>
               <w:rPr>
                 <w:rStyle w:val="a9"/>
@@ -1545,7 +1581,7 @@
                 <w:noProof/>
                 <w:webHidden/>
               </w:rPr>
-              <w:instrText xml:space="preserve"> PAGEREF _Toc230813429 \h </w:instrText>
+              <w:instrText xml:space="preserve"> PAGEREF _Toc231834796 \h </w:instrText>
             </w:r>
             <w:r>
               <w:rPr>
@@ -1586,7 +1622,7 @@
               <w:lang w:eastAsia="ru-RU"/>
             </w:rPr>
           </w:pPr>
-          <w:hyperlink w:anchor="_Toc230813430" w:history="1">
+          <w:hyperlink w:anchor="_Toc231834797" w:history="1">
             <w:r>
               <w:rPr>
                 <w:rStyle w:val="a9"/>
@@ -1640,7 +1676,7 @@
                 <w:noProof/>
                 <w:webHidden/>
               </w:rPr>
-              <w:instrText xml:space="preserve"> PAGEREF _Toc230813430 \h </w:instrText>
+              <w:instrText xml:space="preserve"> PAGEREF _Toc231834797 \h </w:instrText>
             </w:r>
             <w:r>
               <w:rPr>
@@ -1681,7 +1717,7 @@
               <w:lang w:eastAsia="ru-RU"/>
             </w:rPr>
           </w:pPr>
-          <w:hyperlink w:anchor="_Toc230813431" w:history="1">
+          <w:hyperlink w:anchor="_Toc231834798" w:history="1">
             <w:r>
               <w:rPr>
                 <w:rStyle w:val="a9"/>
@@ -1735,7 +1771,7 @@
                 <w:noProof/>
                 <w:webHidden/>
               </w:rPr>
-              <w:instrText xml:space="preserve"> PAGEREF _Toc230813431 \h </w:instrText>
+              <w:instrText xml:space="preserve"> PAGEREF _Toc231834798 \h </w:instrText>
             </w:r>
             <w:r>
               <w:rPr>
@@ -1776,7 +1812,7 @@
               <w:lang w:eastAsia="ru-RU"/>
             </w:rPr>
           </w:pPr>
-          <w:hyperlink w:anchor="_Toc230813432" w:history="1">
+          <w:hyperlink w:anchor="_Toc231834799" w:history="1">
             <w:r>
               <w:rPr>
                 <w:rStyle w:val="a9"/>
@@ -1830,7 +1866,7 @@
                 <w:noProof/>
                 <w:webHidden/>
               </w:rPr>
-              <w:instrText xml:space="preserve"> PAGEREF _Toc230813432 \h </w:instrText>
+              <w:instrText xml:space="preserve"> PAGEREF _Toc231834799 \h </w:instrText>
             </w:r>
             <w:r>
               <w:rPr>
@@ -1871,7 +1907,7 @@
               <w:lang w:eastAsia="ru-RU"/>
             </w:rPr>
           </w:pPr>
-          <w:hyperlink w:anchor="_Toc230813433" w:history="1">
+          <w:hyperlink w:anchor="_Toc231834800" w:history="1">
             <w:r>
               <w:rPr>
                 <w:rStyle w:val="a9"/>
@@ -1899,7 +1935,7 @@
                 <w:noProof/>
                 <w:webHidden/>
               </w:rPr>
-              <w:instrText xml:space="preserve"> PAGEREF _Toc230813433 \h </w:instrText>
+              <w:instrText xml:space="preserve"> PAGEREF _Toc231834800 \h </w:instrText>
             </w:r>
             <w:r>
               <w:rPr>
@@ -1940,7 +1976,7 @@
               <w:lang w:eastAsia="ru-RU"/>
             </w:rPr>
           </w:pPr>
-          <w:hyperlink w:anchor="_Toc230813434" w:history="1">
+          <w:hyperlink w:anchor="_Toc231834801" w:history="1">
             <w:r>
               <w:rPr>
                 <w:rStyle w:val="a9"/>
@@ -1968,7 +2004,7 @@
                 <w:noProof/>
                 <w:webHidden/>
               </w:rPr>
-              <w:instrText xml:space="preserve"> PAGEREF _Toc230813434 \h </w:instrText>
+              <w:instrText xml:space="preserve"> PAGEREF _Toc231834801 \h </w:instrText>
             </w:r>
             <w:r>
               <w:rPr>
@@ -2009,7 +2045,7 @@
               <w:lang w:eastAsia="ru-RU"/>
             </w:rPr>
           </w:pPr>
-          <w:hyperlink w:anchor="_Toc230813435" w:history="1">
+          <w:hyperlink w:anchor="_Toc231834802" w:history="1">
             <w:r>
               <w:rPr>
                 <w:rStyle w:val="a9"/>
@@ -2037,7 +2073,7 @@
                 <w:noProof/>
                 <w:webHidden/>
               </w:rPr>
-              <w:instrText xml:space="preserve"> PAGEREF _Toc230813435 \h </w:instrText>
+              <w:instrText xml:space="preserve"> PAGEREF _Toc231834802 \h </w:instrText>
             </w:r>
             <w:r>
               <w:rPr>
@@ -2078,7 +2114,7 @@
               <w:lang w:eastAsia="ru-RU"/>
             </w:rPr>
           </w:pPr>
-          <w:hyperlink w:anchor="_Toc230813436" w:history="1">
+          <w:hyperlink w:anchor="_Toc231834803" w:history="1">
             <w:r>
               <w:rPr>
                 <w:rStyle w:val="a9"/>
@@ -2149,7 +2185,7 @@
                 <w:noProof/>
                 <w:webHidden/>
               </w:rPr>
-              <w:instrText xml:space="preserve"> PAGEREF _Toc230813436 \h </w:instrText>
+              <w:instrText xml:space="preserve"> PAGEREF _Toc231834803 \h </w:instrText>
             </w:r>
             <w:r>
               <w:rPr>
@@ -2190,15 +2226,97 @@
               <w:lang w:eastAsia="ru-RU"/>
             </w:rPr>
           </w:pPr>
-          <w:hyperlink w:anchor="_Toc230813437" w:history="1">
+          <w:hyperlink w:anchor="_Toc231834804" w:history="1">
             <w:r>
               <w:rPr>
                 <w:rStyle w:val="a9"/>
-                <w:rFonts w:cs="Times New Roman"/>
-                <w:bCs/>
                 <w:noProof/>
                 <w:shd w:val="clear" w:color="auto" w:fill="FFFFFF"/>
               </w:rPr>
+              <w:t>Сравнение</w:t>
+            </w:r>
+            <w:r>
+              <w:rPr>
+                <w:rStyle w:val="a9"/>
+                <w:noProof/>
+                <w:shd w:val="clear" w:color="auto" w:fill="FFFFFF"/>
+              </w:rPr>
+              <w:t xml:space="preserve"> </w:t>
+            </w:r>
+            <w:r>
+              <w:rPr>
+                <w:rStyle w:val="a9"/>
+                <w:noProof/>
+                <w:shd w:val="clear" w:color="auto" w:fill="FFFFFF"/>
+              </w:rPr>
+              <w:t>исполняемых файлов</w:t>
+            </w:r>
+            <w:r>
+              <w:rPr>
+                <w:noProof/>
+                <w:webHidden/>
+              </w:rPr>
+              <w:tab/>
+            </w:r>
+            <w:r>
+              <w:rPr>
+                <w:noProof/>
+                <w:webHidden/>
+              </w:rPr>
+              <w:fldChar w:fldCharType="begin"/>
+            </w:r>
+            <w:r>
+              <w:rPr>
+                <w:noProof/>
+                <w:webHidden/>
+              </w:rPr>
+              <w:instrText xml:space="preserve"> PAGEREF _Toc231834804 \h </w:instrText>
+            </w:r>
+            <w:r>
+              <w:rPr>
+                <w:noProof/>
+                <w:webHidden/>
+              </w:rPr>
+            </w:r>
+            <w:r>
+              <w:rPr>
+                <w:noProof/>
+                <w:webHidden/>
+              </w:rPr>
+              <w:fldChar w:fldCharType="separate"/>
+            </w:r>
+            <w:r>
+              <w:rPr>
+                <w:noProof/>
+                <w:webHidden/>
+              </w:rPr>
+              <w:t>49</w:t>
+            </w:r>
+            <w:r>
+              <w:rPr>
+                <w:noProof/>
+                <w:webHidden/>
+              </w:rPr>
+              <w:fldChar w:fldCharType="end"/>
+            </w:r>
+          </w:hyperlink>
+        </w:p>
+        <w:p>
+          <w:pPr>
+            <w:pStyle w:val="11"/>
+            <w:rPr>
+              <w:rFonts w:asciiTheme="minorHAnsi" w:eastAsiaTheme="minorEastAsia" w:hAnsiTheme="minorHAnsi"/>
+              <w:noProof/>
+              <w:sz w:val="22"/>
+              <w:lang w:eastAsia="ru-RU"/>
+            </w:rPr>
+          </w:pPr>
+          <w:hyperlink w:anchor="_Toc231834805" w:history="1">
+            <w:r>
+              <w:rPr>
+                <w:rStyle w:val="a9"/>
+                <w:noProof/>
+              </w:rPr>
               <w:t>Выводы</w:t>
             </w:r>
             <w:r>
@@ -2220,7 +2338,7 @@
                 <w:noProof/>
                 <w:webHidden/>
               </w:rPr>
-              <w:instrText xml:space="preserve"> PAGEREF _Toc230813437 \h </w:instrText>
+              <w:instrText xml:space="preserve"> PAGEREF _Toc231834805 \h </w:instrText>
             </w:r>
             <w:r>
               <w:rPr>
@@ -2240,7 +2358,7 @@
                 <w:noProof/>
                 <w:webHidden/>
               </w:rPr>
-              <w:t>49</w:t>
+              <w:t>50</w:t>
             </w:r>
             <w:r>
               <w:rPr>
@@ -2306,7 +2424,7 @@
           <w:szCs w:val="28"/>
         </w:rPr>
       </w:pPr>
-      <w:bookmarkStart w:id="0" w:name="_Toc230813416"/>
+      <w:bookmarkStart w:id="0" w:name="_Toc231834783"/>
       <w:r>
         <w:rPr>
           <w:rStyle w:val="a7"/>
@@ -2364,7 +2482,7 @@
                     </pic:cNvPicPr>
                   </pic:nvPicPr>
                   <pic:blipFill>
-                    <a:blip r:embed="rId6">
+                    <a:blip r:embed="rId8">
                       <a:extLst>
                         <a:ext uri="{28A0092B-C50C-407E-A947-70E740481C1C}">
                           <a14:useLocalDpi xmlns:a14="http://schemas.microsoft.com/office/drawing/2010/main" val="0"/>
@@ -2402,7 +2520,7 @@
           <w:szCs w:val="28"/>
           <w:shd w:val="clear" w:color="auto" w:fill="FFFFFF"/>
         </w:rPr>
-        <w:t xml:space="preserve">Рисунок </w:t>
+        <w:t xml:space="preserve">Рисунок 1 – Компиляция исходного файла с помощью </w:t>
       </w:r>
       <w:r>
         <w:rPr>
@@ -2410,8 +2528,9 @@
           <w:sz w:val="28"/>
           <w:szCs w:val="28"/>
           <w:shd w:val="clear" w:color="auto" w:fill="FFFFFF"/>
-        </w:rPr>
-        <w:t>1</w:t>
+          <w:lang w:val="en-US"/>
+        </w:rPr>
+        <w:t>clang</w:t>
       </w:r>
       <w:r>
         <w:rPr>
@@ -2420,35 +2539,7 @@
           <w:szCs w:val="28"/>
           <w:shd w:val="clear" w:color="auto" w:fill="FFFFFF"/>
         </w:rPr>
-        <w:t xml:space="preserve"> – Компиляция исходного файла с помощью </w:t>
-      </w:r>
-      <w:r>
-        <w:rPr>
-          <w:color w:val="0F1115"/>
-          <w:sz w:val="28"/>
-          <w:szCs w:val="28"/>
-          <w:shd w:val="clear" w:color="auto" w:fill="FFFFFF"/>
-          <w:lang w:val="en-US"/>
-        </w:rPr>
-        <w:t>clang</w:t>
-      </w:r>
-      <w:r>
-        <w:rPr>
-          <w:color w:val="0F1115"/>
-          <w:sz w:val="28"/>
-          <w:szCs w:val="28"/>
-          <w:shd w:val="clear" w:color="auto" w:fill="FFFFFF"/>
-        </w:rPr>
-        <w:t>64</w:t>
-      </w:r>
-      <w:r>
-        <w:rPr>
-          <w:color w:val="0F1115"/>
-          <w:sz w:val="28"/>
-          <w:szCs w:val="28"/>
-          <w:shd w:val="clear" w:color="auto" w:fill="FFFFFF"/>
-        </w:rPr>
-        <w:t>(</w:t>
+        <w:t>64(</w:t>
       </w:r>
       <w:r>
         <w:rPr>
@@ -2502,7 +2593,7 @@
                     </pic:cNvPicPr>
                   </pic:nvPicPr>
                   <pic:blipFill>
-                    <a:blip r:embed="rId7">
+                    <a:blip r:embed="rId9">
                       <a:extLst>
                         <a:ext uri="{28A0092B-C50C-407E-A947-70E740481C1C}">
                           <a14:useLocalDpi xmlns:a14="http://schemas.microsoft.com/office/drawing/2010/main" val="0"/>
@@ -2540,25 +2631,7 @@
           <w:szCs w:val="28"/>
           <w:shd w:val="clear" w:color="auto" w:fill="FFFFFF"/>
         </w:rPr>
-        <w:t xml:space="preserve">Рисунок </w:t>
-      </w:r>
-      <w:r>
-        <w:rPr>
-          <w:color w:val="0F1115"/>
-          <w:sz w:val="28"/>
-          <w:szCs w:val="28"/>
-          <w:shd w:val="clear" w:color="auto" w:fill="FFFFFF"/>
-        </w:rPr>
-        <w:t>2</w:t>
-      </w:r>
-      <w:r>
-        <w:rPr>
-          <w:color w:val="0F1115"/>
-          <w:sz w:val="28"/>
-          <w:szCs w:val="28"/>
-          <w:shd w:val="clear" w:color="auto" w:fill="FFFFFF"/>
-        </w:rPr>
-        <w:t xml:space="preserve"> – Компиляция исходного файла с помощью </w:t>
+        <w:t xml:space="preserve">Рисунок 2 – Компиляция исходного файла с помощью </w:t>
       </w:r>
       <w:r>
         <w:rPr>
@@ -2631,7 +2704,7 @@
                     </pic:cNvPicPr>
                   </pic:nvPicPr>
                   <pic:blipFill>
-                    <a:blip r:embed="rId8">
+                    <a:blip r:embed="rId10">
                       <a:extLst>
                         <a:ext uri="{28A0092B-C50C-407E-A947-70E740481C1C}">
                           <a14:useLocalDpi xmlns:a14="http://schemas.microsoft.com/office/drawing/2010/main" val="0"/>
@@ -2669,25 +2742,7 @@
           <w:szCs w:val="28"/>
           <w:shd w:val="clear" w:color="auto" w:fill="FFFFFF"/>
         </w:rPr>
-        <w:t xml:space="preserve">Рисунок </w:t>
-      </w:r>
-      <w:r>
-        <w:rPr>
-          <w:color w:val="0F1115"/>
-          <w:sz w:val="28"/>
-          <w:szCs w:val="28"/>
-          <w:shd w:val="clear" w:color="auto" w:fill="FFFFFF"/>
-        </w:rPr>
-        <w:t>3</w:t>
-      </w:r>
-      <w:r>
-        <w:rPr>
-          <w:color w:val="0F1115"/>
-          <w:sz w:val="28"/>
-          <w:szCs w:val="28"/>
-          <w:shd w:val="clear" w:color="auto" w:fill="FFFFFF"/>
-        </w:rPr>
-        <w:t xml:space="preserve"> – Компиляция исходного файла с помощью </w:t>
+        <w:t xml:space="preserve">Рисунок 3 – Компиляция исходного файла с помощью </w:t>
       </w:r>
       <w:r>
         <w:rPr>
@@ -2760,7 +2815,7 @@
                     </pic:cNvPicPr>
                   </pic:nvPicPr>
                   <pic:blipFill>
-                    <a:blip r:embed="rId9">
+                    <a:blip r:embed="rId11">
                       <a:extLst>
                         <a:ext uri="{28A0092B-C50C-407E-A947-70E740481C1C}">
                           <a14:useLocalDpi xmlns:a14="http://schemas.microsoft.com/office/drawing/2010/main" val="0"/>
@@ -2798,25 +2853,7 @@
           <w:szCs w:val="28"/>
           <w:shd w:val="clear" w:color="auto" w:fill="FFFFFF"/>
         </w:rPr>
-        <w:t xml:space="preserve">Рисунок </w:t>
-      </w:r>
-      <w:r>
-        <w:rPr>
-          <w:color w:val="0F1115"/>
-          <w:sz w:val="28"/>
-          <w:szCs w:val="28"/>
-          <w:shd w:val="clear" w:color="auto" w:fill="FFFFFF"/>
-        </w:rPr>
-        <w:t>4</w:t>
-      </w:r>
-      <w:r>
-        <w:rPr>
-          <w:color w:val="0F1115"/>
-          <w:sz w:val="28"/>
-          <w:szCs w:val="28"/>
-          <w:shd w:val="clear" w:color="auto" w:fill="FFFFFF"/>
-        </w:rPr>
-        <w:t xml:space="preserve"> – Компиляция исходного файла с помощью </w:t>
+        <w:t xml:space="preserve">Рисунок 4 – Компиляция исходного файла с помощью </w:t>
       </w:r>
       <w:r>
         <w:rPr>
@@ -2892,7 +2929,7 @@
                     </pic:cNvPicPr>
                   </pic:nvPicPr>
                   <pic:blipFill>
-                    <a:blip r:embed="rId10">
+                    <a:blip r:embed="rId12">
                       <a:extLst>
                         <a:ext uri="{28A0092B-C50C-407E-A947-70E740481C1C}">
                           <a14:useLocalDpi xmlns:a14="http://schemas.microsoft.com/office/drawing/2010/main" val="0"/>
@@ -2948,35 +2985,9 @@
           <w:szCs w:val="28"/>
           <w:shd w:val="clear" w:color="auto" w:fill="FFFFFF"/>
         </w:rPr>
-        <w:t xml:space="preserve"> </w:t>
-      </w:r>
-      <w:r>
-        <w:rPr>
-          <w:rFonts w:cs="Times New Roman"/>
-          <w:color w:val="0F1115"/>
-          <w:szCs w:val="28"/>
-          <w:shd w:val="clear" w:color="auto" w:fill="FFFFFF"/>
-        </w:rPr>
-        <w:t>–</w:t>
-      </w:r>
-      <w:r>
-        <w:rPr>
-          <w:rFonts w:cs="Times New Roman"/>
-          <w:color w:val="0F1115"/>
-          <w:szCs w:val="28"/>
-          <w:shd w:val="clear" w:color="auto" w:fill="FFFFFF"/>
-        </w:rPr>
-        <w:t xml:space="preserve"> </w:t>
-      </w:r>
-      <w:r>
-        <w:rPr>
-          <w:rFonts w:cs="Times New Roman"/>
-          <w:color w:val="0F1115"/>
-          <w:szCs w:val="28"/>
-          <w:shd w:val="clear" w:color="auto" w:fill="FFFFFF"/>
-        </w:rPr>
-        <w:t xml:space="preserve">Компиляция исходного файла с помощью </w:t>
-      </w:r>
+        <w:t xml:space="preserve"> – Компиляция исходного файла с помощью </w:t>
+      </w:r>
+      <w:proofErr w:type="spellStart"/>
       <w:r>
         <w:rPr>
           <w:rFonts w:cs="Times New Roman"/>
@@ -2987,6 +2998,7 @@
         </w:rPr>
         <w:t>gcc</w:t>
       </w:r>
+      <w:proofErr w:type="spellEnd"/>
       <w:r>
         <w:rPr>
           <w:rFonts w:cs="Times New Roman"/>
@@ -3057,7 +3069,7 @@
                     <pic:cNvPicPr/>
                   </pic:nvPicPr>
                   <pic:blipFill>
-                    <a:blip r:embed="rId11"/>
+                    <a:blip r:embed="rId13"/>
                     <a:stretch>
                       <a:fillRect/>
                     </a:stretch>
@@ -3113,6 +3125,7 @@
         </w:rPr>
         <w:t xml:space="preserve">Компиляция исходного файла с помощью </w:t>
       </w:r>
+      <w:proofErr w:type="spellStart"/>
       <w:r>
         <w:rPr>
           <w:color w:val="0F1115"/>
@@ -3123,6 +3136,7 @@
         </w:rPr>
         <w:t>gcc</w:t>
       </w:r>
+      <w:proofErr w:type="spellEnd"/>
       <w:r>
         <w:rPr>
           <w:color w:val="0F1115"/>
@@ -3139,16 +3153,7 @@
           <w:szCs w:val="28"/>
           <w:shd w:val="clear" w:color="auto" w:fill="FFFFFF"/>
         </w:rPr>
-        <w:t xml:space="preserve"> </w:t>
-      </w:r>
-      <w:r>
-        <w:rPr>
-          <w:color w:val="0F1115"/>
-          <w:sz w:val="28"/>
-          <w:szCs w:val="28"/>
-          <w:shd w:val="clear" w:color="auto" w:fill="FFFFFF"/>
-        </w:rPr>
-        <w:t>(</w:t>
+        <w:t xml:space="preserve"> (</w:t>
       </w:r>
       <w:r>
         <w:rPr>
@@ -3202,7 +3207,7 @@
                     </pic:cNvPicPr>
                   </pic:nvPicPr>
                   <pic:blipFill>
-                    <a:blip r:embed="rId12">
+                    <a:blip r:embed="rId14">
                       <a:extLst>
                         <a:ext uri="{28A0092B-C50C-407E-A947-70E740481C1C}">
                           <a14:useLocalDpi xmlns:a14="http://schemas.microsoft.com/office/drawing/2010/main" val="0"/>
@@ -3240,36 +3245,20 @@
           <w:szCs w:val="28"/>
           <w:shd w:val="clear" w:color="auto" w:fill="FFFFFF"/>
         </w:rPr>
-        <w:t>Рисунок</w:t>
-      </w:r>
+        <w:t xml:space="preserve">Рисунок 7 – Компиляция исходного файла с помощью </w:t>
+      </w:r>
+      <w:proofErr w:type="spellStart"/>
       <w:r>
         <w:rPr>
           <w:color w:val="0F1115"/>
           <w:sz w:val="28"/>
           <w:szCs w:val="28"/>
           <w:shd w:val="clear" w:color="auto" w:fill="FFFFFF"/>
-        </w:rPr>
-        <w:t xml:space="preserve"> 7</w:t>
-      </w:r>
-      <w:r>
-        <w:rPr>
-          <w:color w:val="0F1115"/>
-          <w:sz w:val="28"/>
-          <w:szCs w:val="28"/>
-          <w:shd w:val="clear" w:color="auto" w:fill="FFFFFF"/>
-        </w:rPr>
-        <w:t xml:space="preserve"> – Компиляция исходного файла с помощью </w:t>
-      </w:r>
-      <w:r>
-        <w:rPr>
-          <w:color w:val="0F1115"/>
-          <w:sz w:val="28"/>
-          <w:szCs w:val="28"/>
-          <w:shd w:val="clear" w:color="auto" w:fill="FFFFFF"/>
           <w:lang w:val="en-US"/>
         </w:rPr>
         <w:t>gcc</w:t>
       </w:r>
+      <w:proofErr w:type="spellEnd"/>
       <w:r>
         <w:rPr>
           <w:color w:val="0F1115"/>
@@ -3331,7 +3320,7 @@
                     </pic:cNvPicPr>
                   </pic:nvPicPr>
                   <pic:blipFill>
-                    <a:blip r:embed="rId13">
+                    <a:blip r:embed="rId15">
                       <a:extLst>
                         <a:ext uri="{28A0092B-C50C-407E-A947-70E740481C1C}">
                           <a14:useLocalDpi xmlns:a14="http://schemas.microsoft.com/office/drawing/2010/main" val="0"/>
@@ -3369,36 +3358,20 @@
           <w:szCs w:val="28"/>
           <w:shd w:val="clear" w:color="auto" w:fill="FFFFFF"/>
         </w:rPr>
-        <w:t xml:space="preserve">Рисунок </w:t>
-      </w:r>
+        <w:t xml:space="preserve">Рисунок 8 – Компиляция исходного файла с помощью </w:t>
+      </w:r>
+      <w:proofErr w:type="spellStart"/>
       <w:r>
         <w:rPr>
           <w:color w:val="0F1115"/>
           <w:sz w:val="28"/>
           <w:szCs w:val="28"/>
           <w:shd w:val="clear" w:color="auto" w:fill="FFFFFF"/>
-        </w:rPr>
-        <w:t>8</w:t>
-      </w:r>
-      <w:r>
-        <w:rPr>
-          <w:color w:val="0F1115"/>
-          <w:sz w:val="28"/>
-          <w:szCs w:val="28"/>
-          <w:shd w:val="clear" w:color="auto" w:fill="FFFFFF"/>
-        </w:rPr>
-        <w:t xml:space="preserve"> – Компиляция исходного файла с помощью </w:t>
-      </w:r>
-      <w:r>
-        <w:rPr>
-          <w:color w:val="0F1115"/>
-          <w:sz w:val="28"/>
-          <w:szCs w:val="28"/>
-          <w:shd w:val="clear" w:color="auto" w:fill="FFFFFF"/>
           <w:lang w:val="en-US"/>
         </w:rPr>
         <w:t>gcc</w:t>
       </w:r>
+      <w:proofErr w:type="spellEnd"/>
       <w:r>
         <w:rPr>
           <w:color w:val="0F1115"/>
@@ -3540,16 +3513,26 @@
           <w:szCs w:val="28"/>
         </w:rPr>
       </w:pPr>
-      <w:bookmarkStart w:id="1" w:name="_Toc230813417"/>
+      <w:bookmarkStart w:id="1" w:name="_Toc231834784"/>
       <w:r>
         <w:rPr>
           <w:rStyle w:val="a7"/>
           <w:rFonts w:cs="Times New Roman"/>
           <w:szCs w:val="28"/>
         </w:rPr>
-        <w:t>Исследование файла gcc_32 в Ghidra</w:t>
+        <w:t xml:space="preserve">Исследование файла gcc_32 в </w:t>
+      </w:r>
+      <w:proofErr w:type="spellStart"/>
+      <w:r>
+        <w:rPr>
+          <w:rStyle w:val="a7"/>
+          <w:rFonts w:cs="Times New Roman"/>
+          <w:szCs w:val="28"/>
+        </w:rPr>
+        <w:t>Ghidra</w:t>
       </w:r>
       <w:bookmarkEnd w:id="1"/>
+      <w:proofErr w:type="spellEnd"/>
       <w:r>
         <w:rPr>
           <w:noProof/>
@@ -3565,298 +3548,6 @@
             <wp:extent cx="5940425" cy="3911600"/>
             <wp:effectExtent l="0" t="0" r="3175" b="0"/>
             <wp:docPr id="1" name="Рисунок 1"/>
-            <wp:cNvGraphicFramePr>
-              <a:graphicFrameLocks xmlns:a="http://schemas.openxmlformats.org/drawingml/2006/main" noChangeAspect="1"/>
-            </wp:cNvGraphicFramePr>
-            <a:graphic xmlns:a="http://schemas.openxmlformats.org/drawingml/2006/main">
-              <a:graphicData uri="http://schemas.openxmlformats.org/drawingml/2006/picture">
-                <pic:pic xmlns:pic="http://schemas.openxmlformats.org/drawingml/2006/picture">
-                  <pic:nvPicPr>
-                    <pic:cNvPr id="1" name=""/>
-                    <pic:cNvPicPr/>
-                  </pic:nvPicPr>
-                  <pic:blipFill>
-                    <a:blip r:embed="rId14"/>
-                    <a:stretch>
-                      <a:fillRect/>
-                    </a:stretch>
-                  </pic:blipFill>
-                  <pic:spPr>
-                    <a:xfrm>
-                      <a:off x="0" y="0"/>
-                      <a:ext cx="5940425" cy="3911600"/>
-                    </a:xfrm>
-                    <a:prstGeom prst="rect">
-                      <a:avLst/>
-                    </a:prstGeom>
-                  </pic:spPr>
-                </pic:pic>
-              </a:graphicData>
-            </a:graphic>
-          </wp:inline>
-        </w:drawing>
-      </w:r>
-    </w:p>
-    <w:p>
-      <w:pPr>
-        <w:spacing w:line="240" w:lineRule="auto"/>
-        <w:jc w:val="center"/>
-        <w:rPr>
-          <w:rStyle w:val="aa"/>
-          <w:rFonts w:cs="Times New Roman"/>
-          <w:i w:val="0"/>
-          <w:iCs w:val="0"/>
-          <w:noProof/>
-          <w:color w:val="0F1115"/>
-          <w:szCs w:val="28"/>
-          <w:shd w:val="clear" w:color="auto" w:fill="FFFFFF"/>
-        </w:rPr>
-      </w:pPr>
-      <w:r>
-        <w:rPr>
-          <w:rFonts w:cs="Times New Roman"/>
-          <w:color w:val="0F1115"/>
-          <w:szCs w:val="28"/>
-          <w:shd w:val="clear" w:color="auto" w:fill="FFFFFF"/>
-        </w:rPr>
-        <w:t xml:space="preserve">Рисунок 1 - Листинг функции main в окне дизассемблера Ghidra файла </w:t>
-      </w:r>
-      <w:r>
-        <w:rPr>
-          <w:rFonts w:cs="Times New Roman"/>
-          <w:color w:val="0F1115"/>
-          <w:szCs w:val="28"/>
-          <w:shd w:val="clear" w:color="auto" w:fill="FFFFFF"/>
-          <w:lang w:val="en-US"/>
-        </w:rPr>
-        <w:t>clang</w:t>
-      </w:r>
-      <w:r>
-        <w:rPr>
-          <w:rFonts w:cs="Times New Roman"/>
-          <w:color w:val="0F1115"/>
-          <w:szCs w:val="28"/>
-          <w:shd w:val="clear" w:color="auto" w:fill="FFFFFF"/>
-        </w:rPr>
-        <w:t>_32</w:t>
-      </w:r>
-      <w:r>
-        <w:rPr>
-          <w:rStyle w:val="aa"/>
-          <w:rFonts w:cs="Times New Roman"/>
-          <w:noProof/>
-          <w:color w:val="0F1115"/>
-          <w:szCs w:val="28"/>
-          <w:shd w:val="clear" w:color="auto" w:fill="FFFFFF"/>
-        </w:rPr>
-        <w:t xml:space="preserve"> </w:t>
-      </w:r>
-    </w:p>
-    <w:p>
-      <w:pPr>
-        <w:spacing w:line="240" w:lineRule="auto"/>
-        <w:jc w:val="center"/>
-        <w:rPr>
-          <w:rStyle w:val="aa"/>
-          <w:rFonts w:cs="Times New Roman"/>
-          <w:i w:val="0"/>
-          <w:iCs w:val="0"/>
-          <w:szCs w:val="28"/>
-        </w:rPr>
-      </w:pPr>
-      <w:r>
-        <w:rPr>
-          <w:noProof/>
-        </w:rPr>
-        <w:lastRenderedPageBreak/>
-        <w:drawing>
-          <wp:inline distT="0" distB="0" distL="0" distR="0" wp14:anchorId="5537CA55" wp14:editId="3905CA4B">
-            <wp:extent cx="5940425" cy="6185535"/>
-            <wp:effectExtent l="0" t="0" r="3175" b="5715"/>
-            <wp:docPr id="91" name="Рисунок 91"/>
-            <wp:cNvGraphicFramePr>
-              <a:graphicFrameLocks xmlns:a="http://schemas.openxmlformats.org/drawingml/2006/main" noChangeAspect="1"/>
-            </wp:cNvGraphicFramePr>
-            <a:graphic xmlns:a="http://schemas.openxmlformats.org/drawingml/2006/main">
-              <a:graphicData uri="http://schemas.openxmlformats.org/drawingml/2006/picture">
-                <pic:pic xmlns:pic="http://schemas.openxmlformats.org/drawingml/2006/picture">
-                  <pic:nvPicPr>
-                    <pic:cNvPr id="1" name=""/>
-                    <pic:cNvPicPr/>
-                  </pic:nvPicPr>
-                  <pic:blipFill>
-                    <a:blip r:embed="rId15"/>
-                    <a:stretch>
-                      <a:fillRect/>
-                    </a:stretch>
-                  </pic:blipFill>
-                  <pic:spPr>
-                    <a:xfrm>
-                      <a:off x="0" y="0"/>
-                      <a:ext cx="5940425" cy="6185535"/>
-                    </a:xfrm>
-                    <a:prstGeom prst="rect">
-                      <a:avLst/>
-                    </a:prstGeom>
-                  </pic:spPr>
-                </pic:pic>
-              </a:graphicData>
-            </a:graphic>
-          </wp:inline>
-        </w:drawing>
-      </w:r>
-      <w:r>
-        <w:rPr>
-          <w:rStyle w:val="aa"/>
-          <w:rFonts w:cs="Times New Roman"/>
-          <w:color w:val="0F1115"/>
-          <w:szCs w:val="28"/>
-          <w:shd w:val="clear" w:color="auto" w:fill="FFFFFF"/>
-        </w:rPr>
-        <w:t xml:space="preserve"> </w:t>
-      </w:r>
-    </w:p>
-    <w:p>
-      <w:pPr>
-        <w:spacing w:line="240" w:lineRule="auto"/>
-        <w:jc w:val="center"/>
-        <w:rPr>
-          <w:rFonts w:cs="Times New Roman"/>
-          <w:color w:val="0F1115"/>
-          <w:szCs w:val="28"/>
-          <w:shd w:val="clear" w:color="auto" w:fill="FFFFFF"/>
-        </w:rPr>
-      </w:pPr>
-      <w:r>
-        <w:rPr>
-          <w:rFonts w:cs="Times New Roman"/>
-          <w:color w:val="0F1115"/>
-          <w:szCs w:val="28"/>
-          <w:shd w:val="clear" w:color="auto" w:fill="FFFFFF"/>
-        </w:rPr>
-        <w:t xml:space="preserve">Рисунок 2 - Декомпилированный код функции main в Ghidra файла </w:t>
-      </w:r>
-      <w:r>
-        <w:rPr>
-          <w:rFonts w:cs="Times New Roman"/>
-          <w:color w:val="0F1115"/>
-          <w:szCs w:val="28"/>
-          <w:shd w:val="clear" w:color="auto" w:fill="FFFFFF"/>
-          <w:lang w:val="en-US"/>
-        </w:rPr>
-        <w:t>clang</w:t>
-      </w:r>
-      <w:r>
-        <w:rPr>
-          <w:rFonts w:cs="Times New Roman"/>
-          <w:color w:val="0F1115"/>
-          <w:szCs w:val="28"/>
-          <w:shd w:val="clear" w:color="auto" w:fill="FFFFFF"/>
-        </w:rPr>
-        <w:t>_32</w:t>
-      </w:r>
-    </w:p>
-    <w:p>
-      <w:pPr>
-        <w:spacing w:line="240" w:lineRule="auto"/>
-        <w:jc w:val="center"/>
-        <w:rPr>
-          <w:rFonts w:cs="Times New Roman"/>
-          <w:szCs w:val="28"/>
-        </w:rPr>
-      </w:pPr>
-      <w:r>
-        <w:rPr>
-          <w:rFonts w:cs="Times New Roman"/>
-          <w:noProof/>
-          <w:szCs w:val="28"/>
-        </w:rPr>
-        <w:lastRenderedPageBreak/>
-        <w:t xml:space="preserve"> </w:t>
-      </w:r>
-      <w:r>
-        <w:rPr>
-          <w:noProof/>
-        </w:rPr>
-        <w:drawing>
-          <wp:inline distT="0" distB="0" distL="0" distR="0" wp14:anchorId="25A4AC3B" wp14:editId="3330E7C6">
-            <wp:extent cx="5940425" cy="6185535"/>
-            <wp:effectExtent l="0" t="0" r="3175" b="5715"/>
-            <wp:docPr id="92" name="Рисунок 92"/>
-            <wp:cNvGraphicFramePr>
-              <a:graphicFrameLocks xmlns:a="http://schemas.openxmlformats.org/drawingml/2006/main" noChangeAspect="1"/>
-            </wp:cNvGraphicFramePr>
-            <a:graphic xmlns:a="http://schemas.openxmlformats.org/drawingml/2006/main">
-              <a:graphicData uri="http://schemas.openxmlformats.org/drawingml/2006/picture">
-                <pic:pic xmlns:pic="http://schemas.openxmlformats.org/drawingml/2006/picture">
-                  <pic:nvPicPr>
-                    <pic:cNvPr id="1" name=""/>
-                    <pic:cNvPicPr/>
-                  </pic:nvPicPr>
-                  <pic:blipFill>
-                    <a:blip r:embed="rId15"/>
-                    <a:stretch>
-                      <a:fillRect/>
-                    </a:stretch>
-                  </pic:blipFill>
-                  <pic:spPr>
-                    <a:xfrm>
-                      <a:off x="0" y="0"/>
-                      <a:ext cx="5940425" cy="6185535"/>
-                    </a:xfrm>
-                    <a:prstGeom prst="rect">
-                      <a:avLst/>
-                    </a:prstGeom>
-                  </pic:spPr>
-                </pic:pic>
-              </a:graphicData>
-            </a:graphic>
-          </wp:inline>
-        </w:drawing>
-      </w:r>
-    </w:p>
-    <w:p>
-      <w:pPr>
-        <w:spacing w:line="240" w:lineRule="auto"/>
-        <w:jc w:val="center"/>
-        <w:rPr>
-          <w:rFonts w:cs="Times New Roman"/>
-          <w:szCs w:val="28"/>
-        </w:rPr>
-      </w:pPr>
-      <w:r>
-        <w:rPr>
-          <w:rFonts w:cs="Times New Roman"/>
-          <w:color w:val="0F1115"/>
-          <w:szCs w:val="28"/>
-          <w:shd w:val="clear" w:color="auto" w:fill="FFFFFF"/>
-        </w:rPr>
-        <w:t>Рисунок 3 - Граф потока управления функции main в Ghidra файла gcc_32…</w:t>
-      </w:r>
-    </w:p>
-    <w:p>
-      <w:pPr>
-        <w:spacing w:line="240" w:lineRule="auto"/>
-        <w:jc w:val="center"/>
-        <w:rPr>
-          <w:rFonts w:cs="Times New Roman"/>
-          <w:szCs w:val="28"/>
-          <w:lang w:val="en-US"/>
-        </w:rPr>
-      </w:pPr>
-      <w:r>
-        <w:rPr>
-          <w:rFonts w:cs="Times New Roman"/>
-          <w:noProof/>
-          <w:szCs w:val="28"/>
-          <w:lang w:val="en-US"/>
-        </w:rPr>
-        <w:lastRenderedPageBreak/>
-        <w:drawing>
-          <wp:inline distT="0" distB="0" distL="0" distR="0" wp14:anchorId="1055BE4C" wp14:editId="44722660">
-            <wp:extent cx="4010585" cy="6878010"/>
-            <wp:effectExtent l="0" t="0" r="9525" b="0"/>
-            <wp:docPr id="23" name="Рисунок 23"/>
             <wp:cNvGraphicFramePr>
               <a:graphicFrameLocks xmlns:a="http://schemas.openxmlformats.org/drawingml/2006/main" noChangeAspect="1"/>
             </wp:cNvGraphicFramePr>
@@ -3876,7 +3567,7 @@
                   <pic:spPr>
                     <a:xfrm>
                       <a:off x="0" y="0"/>
-                      <a:ext cx="4010585" cy="6878010"/>
+                      <a:ext cx="5940425" cy="3911600"/>
                     </a:xfrm>
                     <a:prstGeom prst="rect">
                       <a:avLst/>
@@ -3898,17 +3589,90 @@
           <w:rFonts w:cs="Times New Roman"/>
           <w:i w:val="0"/>
           <w:iCs w:val="0"/>
-          <w:szCs w:val="28"/>
-        </w:rPr>
-      </w:pPr>
-      <w:r>
-        <w:rPr>
-          <w:rFonts w:cs="Times New Roman"/>
-          <w:color w:val="0F1115"/>
-          <w:szCs w:val="28"/>
-          <w:shd w:val="clear" w:color="auto" w:fill="FFFFFF"/>
-        </w:rPr>
-        <w:t>Рисунок 3 - Граф потока управления функции main в Ghidra файла gcc_32</w:t>
+          <w:noProof/>
+          <w:color w:val="0F1115"/>
+          <w:szCs w:val="28"/>
+          <w:shd w:val="clear" w:color="auto" w:fill="FFFFFF"/>
+        </w:rPr>
+      </w:pPr>
+      <w:r>
+        <w:rPr>
+          <w:rFonts w:cs="Times New Roman"/>
+          <w:color w:val="0F1115"/>
+          <w:szCs w:val="28"/>
+          <w:shd w:val="clear" w:color="auto" w:fill="FFFFFF"/>
+        </w:rPr>
+        <w:t xml:space="preserve">Рисунок 1 - Листинг функции </w:t>
+      </w:r>
+      <w:proofErr w:type="spellStart"/>
+      <w:r>
+        <w:rPr>
+          <w:rFonts w:cs="Times New Roman"/>
+          <w:color w:val="0F1115"/>
+          <w:szCs w:val="28"/>
+          <w:shd w:val="clear" w:color="auto" w:fill="FFFFFF"/>
+        </w:rPr>
+        <w:t>main</w:t>
+      </w:r>
+      <w:proofErr w:type="spellEnd"/>
+      <w:r>
+        <w:rPr>
+          <w:rFonts w:cs="Times New Roman"/>
+          <w:color w:val="0F1115"/>
+          <w:szCs w:val="28"/>
+          <w:shd w:val="clear" w:color="auto" w:fill="FFFFFF"/>
+        </w:rPr>
+        <w:t xml:space="preserve"> в окне дизассемблера </w:t>
+      </w:r>
+      <w:proofErr w:type="spellStart"/>
+      <w:r>
+        <w:rPr>
+          <w:rFonts w:cs="Times New Roman"/>
+          <w:color w:val="0F1115"/>
+          <w:szCs w:val="28"/>
+          <w:shd w:val="clear" w:color="auto" w:fill="FFFFFF"/>
+        </w:rPr>
+        <w:t>Ghidra</w:t>
+      </w:r>
+      <w:proofErr w:type="spellEnd"/>
+      <w:r>
+        <w:rPr>
+          <w:rFonts w:cs="Times New Roman"/>
+          <w:color w:val="0F1115"/>
+          <w:szCs w:val="28"/>
+          <w:shd w:val="clear" w:color="auto" w:fill="FFFFFF"/>
+        </w:rPr>
+        <w:t xml:space="preserve"> файла </w:t>
+      </w:r>
+      <w:r>
+        <w:rPr>
+          <w:rFonts w:cs="Times New Roman"/>
+          <w:color w:val="0F1115"/>
+          <w:szCs w:val="28"/>
+          <w:shd w:val="clear" w:color="auto" w:fill="FFFFFF"/>
+          <w:lang w:val="en-US"/>
+        </w:rPr>
+        <w:t>clang</w:t>
+      </w:r>
+      <w:r>
+        <w:rPr>
+          <w:rFonts w:cs="Times New Roman"/>
+          <w:color w:val="0F1115"/>
+          <w:szCs w:val="28"/>
+          <w:shd w:val="clear" w:color="auto" w:fill="FFFFFF"/>
+        </w:rPr>
+        <w:t>_32</w:t>
+      </w:r>
+      <w:r>
+        <w:rPr>
+          <w:rStyle w:val="aa"/>
+          <w:rFonts w:cs="Times New Roman"/>
+          <w:noProof/>
+          <w:color w:val="0F1115"/>
+          <w:szCs w:val="28"/>
+          <w:shd w:val="clear" w:color="auto" w:fill="FFFFFF"/>
+        </w:rPr>
+        <w:t xml:space="preserve"> </w:t>
       </w:r>
     </w:p>
     <w:p>
@@ -3916,23 +3680,23 @@
         <w:spacing w:line="240" w:lineRule="auto"/>
         <w:jc w:val="center"/>
         <w:rPr>
-          <w:rFonts w:cs="Times New Roman"/>
-          <w:szCs w:val="28"/>
-          <w:lang w:val="en-US"/>
-        </w:rPr>
-      </w:pPr>
-      <w:r>
-        <w:rPr>
-          <w:rFonts w:cs="Times New Roman"/>
+          <w:rStyle w:val="aa"/>
+          <w:rFonts w:cs="Times New Roman"/>
+          <w:i w:val="0"/>
+          <w:iCs w:val="0"/>
+          <w:szCs w:val="28"/>
+        </w:rPr>
+      </w:pPr>
+      <w:r>
+        <w:rPr>
           <w:noProof/>
-          <w:szCs w:val="28"/>
-          <w:lang w:val="en-US"/>
-        </w:rPr>
+        </w:rPr>
+        <w:lastRenderedPageBreak/>
         <w:drawing>
-          <wp:inline distT="0" distB="0" distL="0" distR="0" wp14:anchorId="6A3716A0" wp14:editId="5E6BEB97">
-            <wp:extent cx="5182323" cy="2000529"/>
-            <wp:effectExtent l="0" t="0" r="0" b="0"/>
-            <wp:docPr id="34" name="Рисунок 34"/>
+          <wp:inline distT="0" distB="0" distL="0" distR="0" wp14:anchorId="5537CA55" wp14:editId="3905CA4B">
+            <wp:extent cx="5940425" cy="6185535"/>
+            <wp:effectExtent l="0" t="0" r="3175" b="5715"/>
+            <wp:docPr id="91" name="Рисунок 91"/>
             <wp:cNvGraphicFramePr>
               <a:graphicFrameLocks xmlns:a="http://schemas.openxmlformats.org/drawingml/2006/main" noChangeAspect="1"/>
             </wp:cNvGraphicFramePr>
@@ -3952,7 +3716,7 @@
                   <pic:spPr>
                     <a:xfrm>
                       <a:off x="0" y="0"/>
-                      <a:ext cx="5182323" cy="2000529"/>
+                      <a:ext cx="5940425" cy="6185535"/>
                     </a:xfrm>
                     <a:prstGeom prst="rect">
                       <a:avLst/>
@@ -3964,6 +3728,16 @@
           </wp:inline>
         </w:drawing>
       </w:r>
+      <w:r>
+        <w:rPr>
+          <w:rStyle w:val="aa"/>
+          <w:rFonts w:cs="Times New Roman"/>
+          <w:color w:val="0F1115"/>
+          <w:szCs w:val="28"/>
+          <w:shd w:val="clear" w:color="auto" w:fill="FFFFFF"/>
+        </w:rPr>
+        <w:t xml:space="preserve"> </w:t>
+      </w:r>
     </w:p>
     <w:p>
       <w:pPr>
@@ -3983,8 +3757,145 @@
           <w:szCs w:val="28"/>
           <w:shd w:val="clear" w:color="auto" w:fill="FFFFFF"/>
         </w:rPr>
+        <w:t xml:space="preserve">Рисунок 2 - </w:t>
+      </w:r>
+      <w:proofErr w:type="spellStart"/>
+      <w:r>
+        <w:rPr>
+          <w:rFonts w:cs="Times New Roman"/>
+          <w:color w:val="0F1115"/>
+          <w:szCs w:val="28"/>
+          <w:shd w:val="clear" w:color="auto" w:fill="FFFFFF"/>
+        </w:rPr>
+        <w:t>Декомпилированный</w:t>
+      </w:r>
+      <w:proofErr w:type="spellEnd"/>
+      <w:r>
+        <w:rPr>
+          <w:rFonts w:cs="Times New Roman"/>
+          <w:color w:val="0F1115"/>
+          <w:szCs w:val="28"/>
+          <w:shd w:val="clear" w:color="auto" w:fill="FFFFFF"/>
+        </w:rPr>
+        <w:t xml:space="preserve"> код функции </w:t>
+      </w:r>
+      <w:proofErr w:type="spellStart"/>
+      <w:r>
+        <w:rPr>
+          <w:rFonts w:cs="Times New Roman"/>
+          <w:color w:val="0F1115"/>
+          <w:szCs w:val="28"/>
+          <w:shd w:val="clear" w:color="auto" w:fill="FFFFFF"/>
+        </w:rPr>
+        <w:t>main</w:t>
+      </w:r>
+      <w:proofErr w:type="spellEnd"/>
+      <w:r>
+        <w:rPr>
+          <w:rFonts w:cs="Times New Roman"/>
+          <w:color w:val="0F1115"/>
+          <w:szCs w:val="28"/>
+          <w:shd w:val="clear" w:color="auto" w:fill="FFFFFF"/>
+        </w:rPr>
+        <w:t xml:space="preserve"> в </w:t>
+      </w:r>
+      <w:proofErr w:type="spellStart"/>
+      <w:r>
+        <w:rPr>
+          <w:rFonts w:cs="Times New Roman"/>
+          <w:color w:val="0F1115"/>
+          <w:szCs w:val="28"/>
+          <w:shd w:val="clear" w:color="auto" w:fill="FFFFFF"/>
+        </w:rPr>
+        <w:t>Ghidra</w:t>
+      </w:r>
+      <w:proofErr w:type="spellEnd"/>
+      <w:r>
+        <w:rPr>
+          <w:rFonts w:cs="Times New Roman"/>
+          <w:color w:val="0F1115"/>
+          <w:szCs w:val="28"/>
+          <w:shd w:val="clear" w:color="auto" w:fill="FFFFFF"/>
+        </w:rPr>
+        <w:t xml:space="preserve"> файла </w:t>
+      </w:r>
+      <w:r>
+        <w:rPr>
+          <w:rFonts w:cs="Times New Roman"/>
+          <w:color w:val="0F1115"/>
+          <w:szCs w:val="28"/>
+          <w:shd w:val="clear" w:color="auto" w:fill="FFFFFF"/>
+          <w:lang w:val="en-US"/>
+        </w:rPr>
+        <w:t>clang</w:t>
+      </w:r>
+      <w:r>
+        <w:rPr>
+          <w:rFonts w:cs="Times New Roman"/>
+          <w:color w:val="0F1115"/>
+          <w:szCs w:val="28"/>
+          <w:shd w:val="clear" w:color="auto" w:fill="FFFFFF"/>
+        </w:rPr>
+        <w:t>_32</w:t>
+      </w:r>
+    </w:p>
+    <w:p>
+      <w:pPr>
+        <w:spacing w:line="240" w:lineRule="auto"/>
+        <w:jc w:val="center"/>
+        <w:rPr>
+          <w:rFonts w:cs="Times New Roman"/>
+          <w:szCs w:val="28"/>
+        </w:rPr>
+      </w:pPr>
+      <w:r>
+        <w:rPr>
+          <w:rFonts w:cs="Times New Roman"/>
+          <w:noProof/>
+          <w:szCs w:val="28"/>
+        </w:rPr>
         <w:lastRenderedPageBreak/>
-        <w:t>Рисунок 4 - Дамп памяти функции main в шестнадцатеричном редакторе Ghidra файла gcc_32</w:t>
+        <w:t xml:space="preserve"> </w:t>
+      </w:r>
+      <w:r>
+        <w:rPr>
+          <w:noProof/>
+        </w:rPr>
+        <w:drawing>
+          <wp:inline distT="0" distB="0" distL="0" distR="0" wp14:anchorId="25A4AC3B" wp14:editId="3330E7C6">
+            <wp:extent cx="5940425" cy="6185535"/>
+            <wp:effectExtent l="0" t="0" r="3175" b="5715"/>
+            <wp:docPr id="92" name="Рисунок 92"/>
+            <wp:cNvGraphicFramePr>
+              <a:graphicFrameLocks xmlns:a="http://schemas.openxmlformats.org/drawingml/2006/main" noChangeAspect="1"/>
+            </wp:cNvGraphicFramePr>
+            <a:graphic xmlns:a="http://schemas.openxmlformats.org/drawingml/2006/main">
+              <a:graphicData uri="http://schemas.openxmlformats.org/drawingml/2006/picture">
+                <pic:pic xmlns:pic="http://schemas.openxmlformats.org/drawingml/2006/picture">
+                  <pic:nvPicPr>
+                    <pic:cNvPr id="1" name=""/>
+                    <pic:cNvPicPr/>
+                  </pic:nvPicPr>
+                  <pic:blipFill>
+                    <a:blip r:embed="rId17"/>
+                    <a:stretch>
+                      <a:fillRect/>
+                    </a:stretch>
+                  </pic:blipFill>
+                  <pic:spPr>
+                    <a:xfrm>
+                      <a:off x="0" y="0"/>
+                      <a:ext cx="5940425" cy="6185535"/>
+                    </a:xfrm>
+                    <a:prstGeom prst="rect">
+                      <a:avLst/>
+                    </a:prstGeom>
+                  </pic:spPr>
+                </pic:pic>
+              </a:graphicData>
+            </a:graphic>
+          </wp:inline>
+        </w:drawing>
       </w:r>
     </w:p>
     <w:p>
@@ -3996,27 +3907,79 @@
           <w:szCs w:val="28"/>
         </w:rPr>
       </w:pPr>
-      <w:bookmarkStart w:id="2" w:name="_Toc230813418"/>
-      <w:r>
-        <w:rPr>
-          <w:rStyle w:val="a7"/>
-          <w:rFonts w:cs="Times New Roman"/>
-          <w:szCs w:val="28"/>
-        </w:rPr>
-        <w:t>Исследование файла gcc_64 в Ghidra</w:t>
-      </w:r>
-      <w:bookmarkEnd w:id="2"/>
+      <w:r>
+        <w:rPr>
+          <w:rFonts w:cs="Times New Roman"/>
+          <w:color w:val="0F1115"/>
+          <w:szCs w:val="28"/>
+          <w:shd w:val="clear" w:color="auto" w:fill="FFFFFF"/>
+        </w:rPr>
+        <w:t xml:space="preserve">Рисунок 3 - Граф потока управления функции </w:t>
+      </w:r>
+      <w:proofErr w:type="spellStart"/>
+      <w:r>
+        <w:rPr>
+          <w:rFonts w:cs="Times New Roman"/>
+          <w:color w:val="0F1115"/>
+          <w:szCs w:val="28"/>
+          <w:shd w:val="clear" w:color="auto" w:fill="FFFFFF"/>
+        </w:rPr>
+        <w:t>main</w:t>
+      </w:r>
+      <w:proofErr w:type="spellEnd"/>
+      <w:r>
+        <w:rPr>
+          <w:rFonts w:cs="Times New Roman"/>
+          <w:color w:val="0F1115"/>
+          <w:szCs w:val="28"/>
+          <w:shd w:val="clear" w:color="auto" w:fill="FFFFFF"/>
+        </w:rPr>
+        <w:t xml:space="preserve"> в </w:t>
+      </w:r>
+      <w:proofErr w:type="spellStart"/>
+      <w:r>
+        <w:rPr>
+          <w:rFonts w:cs="Times New Roman"/>
+          <w:color w:val="0F1115"/>
+          <w:szCs w:val="28"/>
+          <w:shd w:val="clear" w:color="auto" w:fill="FFFFFF"/>
+        </w:rPr>
+        <w:t>Ghidra</w:t>
+      </w:r>
+      <w:proofErr w:type="spellEnd"/>
+      <w:r>
+        <w:rPr>
+          <w:rFonts w:cs="Times New Roman"/>
+          <w:color w:val="0F1115"/>
+          <w:szCs w:val="28"/>
+          <w:shd w:val="clear" w:color="auto" w:fill="FFFFFF"/>
+        </w:rPr>
+        <w:t xml:space="preserve"> файла gcc_32…</w:t>
+      </w:r>
+    </w:p>
+    <w:p>
+      <w:pPr>
+        <w:spacing w:line="240" w:lineRule="auto"/>
+        <w:jc w:val="center"/>
+        <w:rPr>
+          <w:rFonts w:cs="Times New Roman"/>
+          <w:szCs w:val="28"/>
+          <w:lang w:val="en-US"/>
+        </w:rPr>
+      </w:pPr>
       <w:r>
         <w:rPr>
           <w:rFonts w:cs="Times New Roman"/>
           <w:noProof/>
           <w:szCs w:val="28"/>
-        </w:rPr>
+          <w:lang w:val="en-US"/>
+        </w:rPr>
+        <w:lastRenderedPageBreak/>
         <w:drawing>
-          <wp:inline distT="0" distB="0" distL="0" distR="0" wp14:anchorId="6D39D62C" wp14:editId="5EDA396A">
-            <wp:extent cx="5266267" cy="7086600"/>
-            <wp:effectExtent l="0" t="0" r="0" b="0"/>
-            <wp:docPr id="35" name="Рисунок 35"/>
+          <wp:inline distT="0" distB="0" distL="0" distR="0" wp14:anchorId="1055BE4C" wp14:editId="44722660">
+            <wp:extent cx="4010585" cy="6878010"/>
+            <wp:effectExtent l="0" t="0" r="9525" b="0"/>
+            <wp:docPr id="23" name="Рисунок 23"/>
             <wp:cNvGraphicFramePr>
               <a:graphicFrameLocks xmlns:a="http://schemas.openxmlformats.org/drawingml/2006/main" noChangeAspect="1"/>
             </wp:cNvGraphicFramePr>
@@ -4036,7 +3999,7 @@
                   <pic:spPr>
                     <a:xfrm>
                       <a:off x="0" y="0"/>
-                      <a:ext cx="5271446" cy="7093569"/>
+                      <a:ext cx="4010585" cy="6878010"/>
                     </a:xfrm>
                     <a:prstGeom prst="rect">
                       <a:avLst/>
@@ -4054,20 +4017,61 @@
         <w:spacing w:line="240" w:lineRule="auto"/>
         <w:jc w:val="center"/>
         <w:rPr>
-          <w:rFonts w:cs="Times New Roman"/>
-          <w:color w:val="0F1115"/>
-          <w:szCs w:val="28"/>
-          <w:shd w:val="clear" w:color="auto" w:fill="FFFFFF"/>
-        </w:rPr>
-      </w:pPr>
-      <w:r>
-        <w:rPr>
-          <w:rFonts w:cs="Times New Roman"/>
-          <w:color w:val="0F1115"/>
-          <w:szCs w:val="28"/>
-          <w:shd w:val="clear" w:color="auto" w:fill="FFFFFF"/>
-        </w:rPr>
-        <w:t>Рисунок 5 - Листинг функции main в окне дизассемблера Ghidra файла gcc_64</w:t>
+          <w:rStyle w:val="aa"/>
+          <w:rFonts w:cs="Times New Roman"/>
+          <w:i w:val="0"/>
+          <w:iCs w:val="0"/>
+          <w:szCs w:val="28"/>
+        </w:rPr>
+      </w:pPr>
+      <w:r>
+        <w:rPr>
+          <w:rFonts w:cs="Times New Roman"/>
+          <w:color w:val="0F1115"/>
+          <w:szCs w:val="28"/>
+          <w:shd w:val="clear" w:color="auto" w:fill="FFFFFF"/>
+        </w:rPr>
+        <w:t xml:space="preserve">Рисунок 3 - Граф потока управления функции </w:t>
+      </w:r>
+      <w:proofErr w:type="spellStart"/>
+      <w:r>
+        <w:rPr>
+          <w:rFonts w:cs="Times New Roman"/>
+          <w:color w:val="0F1115"/>
+          <w:szCs w:val="28"/>
+          <w:shd w:val="clear" w:color="auto" w:fill="FFFFFF"/>
+        </w:rPr>
+        <w:t>main</w:t>
+      </w:r>
+      <w:proofErr w:type="spellEnd"/>
+      <w:r>
+        <w:rPr>
+          <w:rFonts w:cs="Times New Roman"/>
+          <w:color w:val="0F1115"/>
+          <w:szCs w:val="28"/>
+          <w:shd w:val="clear" w:color="auto" w:fill="FFFFFF"/>
+        </w:rPr>
+        <w:t xml:space="preserve"> в </w:t>
+      </w:r>
+      <w:proofErr w:type="spellStart"/>
+      <w:r>
+        <w:rPr>
+          <w:rFonts w:cs="Times New Roman"/>
+          <w:color w:val="0F1115"/>
+          <w:szCs w:val="28"/>
+          <w:shd w:val="clear" w:color="auto" w:fill="FFFFFF"/>
+        </w:rPr>
+        <w:t>Ghidra</w:t>
+      </w:r>
+      <w:proofErr w:type="spellEnd"/>
+      <w:r>
+        <w:rPr>
+          <w:rFonts w:cs="Times New Roman"/>
+          <w:color w:val="0F1115"/>
+          <w:szCs w:val="28"/>
+          <w:shd w:val="clear" w:color="auto" w:fill="FFFFFF"/>
+        </w:rPr>
+        <w:t xml:space="preserve"> файла gcc_32</w:t>
       </w:r>
     </w:p>
     <w:p>
@@ -4075,29 +4079,23 @@
         <w:spacing w:line="240" w:lineRule="auto"/>
         <w:jc w:val="center"/>
         <w:rPr>
-          <w:rStyle w:val="aa"/>
-          <w:rFonts w:cs="Times New Roman"/>
-          <w:color w:val="0F1115"/>
-          <w:szCs w:val="28"/>
-          <w:shd w:val="clear" w:color="auto" w:fill="FFFFFF"/>
-        </w:rPr>
-      </w:pPr>
-      <w:r>
-        <w:rPr>
-          <w:rStyle w:val="aa"/>
+          <w:rFonts w:cs="Times New Roman"/>
+          <w:szCs w:val="28"/>
+          <w:lang w:val="en-US"/>
+        </w:rPr>
+      </w:pPr>
+      <w:r>
+        <w:rPr>
           <w:rFonts w:cs="Times New Roman"/>
           <w:noProof/>
-          <w:color w:val="0F1115"/>
-          <w:szCs w:val="28"/>
-          <w:shd w:val="clear" w:color="auto" w:fill="FFFFFF"/>
+          <w:szCs w:val="28"/>
           <w:lang w:val="en-US"/>
         </w:rPr>
-        <w:lastRenderedPageBreak/>
         <w:drawing>
-          <wp:inline distT="0" distB="0" distL="0" distR="0" wp14:anchorId="74D972D8" wp14:editId="5517B26B">
-            <wp:extent cx="5940425" cy="5565140"/>
-            <wp:effectExtent l="0" t="0" r="3175" b="0"/>
-            <wp:docPr id="38" name="Рисунок 38"/>
+          <wp:inline distT="0" distB="0" distL="0" distR="0" wp14:anchorId="6A3716A0" wp14:editId="5E6BEB97">
+            <wp:extent cx="5182323" cy="2000529"/>
+            <wp:effectExtent l="0" t="0" r="0" b="0"/>
+            <wp:docPr id="34" name="Рисунок 34"/>
             <wp:cNvGraphicFramePr>
               <a:graphicFrameLocks xmlns:a="http://schemas.openxmlformats.org/drawingml/2006/main" noChangeAspect="1"/>
             </wp:cNvGraphicFramePr>
@@ -4117,7 +4115,7 @@
                   <pic:spPr>
                     <a:xfrm>
                       <a:off x="0" y="0"/>
-                      <a:ext cx="5940425" cy="5565140"/>
+                      <a:ext cx="5182323" cy="2000529"/>
                     </a:xfrm>
                     <a:prstGeom prst="rect">
                       <a:avLst/>
@@ -4148,7 +4146,48 @@
           <w:szCs w:val="28"/>
           <w:shd w:val="clear" w:color="auto" w:fill="FFFFFF"/>
         </w:rPr>
-        <w:t>Рисунок 6 - Декомпилированный код функции main в Ghidra файла gcc_64</w:t>
+        <w:lastRenderedPageBreak/>
+        <w:t xml:space="preserve">Рисунок 4 - Дамп памяти функции </w:t>
+      </w:r>
+      <w:proofErr w:type="spellStart"/>
+      <w:r>
+        <w:rPr>
+          <w:rFonts w:cs="Times New Roman"/>
+          <w:color w:val="0F1115"/>
+          <w:szCs w:val="28"/>
+          <w:shd w:val="clear" w:color="auto" w:fill="FFFFFF"/>
+        </w:rPr>
+        <w:t>main</w:t>
+      </w:r>
+      <w:proofErr w:type="spellEnd"/>
+      <w:r>
+        <w:rPr>
+          <w:rFonts w:cs="Times New Roman"/>
+          <w:color w:val="0F1115"/>
+          <w:szCs w:val="28"/>
+          <w:shd w:val="clear" w:color="auto" w:fill="FFFFFF"/>
+        </w:rPr>
+        <w:t xml:space="preserve"> в шестнадцатеричном редакторе </w:t>
+      </w:r>
+      <w:proofErr w:type="spellStart"/>
+      <w:r>
+        <w:rPr>
+          <w:rFonts w:cs="Times New Roman"/>
+          <w:color w:val="0F1115"/>
+          <w:szCs w:val="28"/>
+          <w:shd w:val="clear" w:color="auto" w:fill="FFFFFF"/>
+        </w:rPr>
+        <w:t>Ghidra</w:t>
+      </w:r>
+      <w:proofErr w:type="spellEnd"/>
+      <w:r>
+        <w:rPr>
+          <w:rFonts w:cs="Times New Roman"/>
+          <w:color w:val="0F1115"/>
+          <w:szCs w:val="28"/>
+          <w:shd w:val="clear" w:color="auto" w:fill="FFFFFF"/>
+        </w:rPr>
+        <w:t xml:space="preserve"> файла gcc_32</w:t>
       </w:r>
     </w:p>
     <w:p>
@@ -4156,29 +4195,41 @@
         <w:spacing w:line="240" w:lineRule="auto"/>
         <w:jc w:val="center"/>
         <w:rPr>
-          <w:rStyle w:val="aa"/>
-          <w:rFonts w:cs="Times New Roman"/>
-          <w:color w:val="0F1115"/>
-          <w:szCs w:val="28"/>
-          <w:shd w:val="clear" w:color="auto" w:fill="FFFFFF"/>
-        </w:rPr>
-      </w:pPr>
-      <w:r>
-        <w:rPr>
-          <w:rStyle w:val="aa"/>
+          <w:rFonts w:cs="Times New Roman"/>
+          <w:szCs w:val="28"/>
+        </w:rPr>
+      </w:pPr>
+      <w:bookmarkStart w:id="2" w:name="_Toc231834785"/>
+      <w:r>
+        <w:rPr>
+          <w:rStyle w:val="a7"/>
+          <w:rFonts w:cs="Times New Roman"/>
+          <w:szCs w:val="28"/>
+        </w:rPr>
+        <w:t xml:space="preserve">Исследование файла gcc_64 в </w:t>
+      </w:r>
+      <w:proofErr w:type="spellStart"/>
+      <w:r>
+        <w:rPr>
+          <w:rStyle w:val="a7"/>
+          <w:rFonts w:cs="Times New Roman"/>
+          <w:szCs w:val="28"/>
+        </w:rPr>
+        <w:t>Ghidra</w:t>
+      </w:r>
+      <w:bookmarkEnd w:id="2"/>
+      <w:proofErr w:type="spellEnd"/>
+      <w:r>
+        <w:rPr>
           <w:rFonts w:cs="Times New Roman"/>
           <w:noProof/>
-          <w:color w:val="0F1115"/>
-          <w:szCs w:val="28"/>
-          <w:shd w:val="clear" w:color="auto" w:fill="FFFFFF"/>
-          <w:lang w:val="en-US"/>
-        </w:rPr>
-        <w:lastRenderedPageBreak/>
+          <w:szCs w:val="28"/>
+        </w:rPr>
         <w:drawing>
-          <wp:inline distT="0" distB="0" distL="0" distR="0" wp14:anchorId="092486B8" wp14:editId="5950FE22">
-            <wp:extent cx="4001058" cy="7611537"/>
-            <wp:effectExtent l="0" t="0" r="0" b="8890"/>
-            <wp:docPr id="40" name="Рисунок 40"/>
+          <wp:inline distT="0" distB="0" distL="0" distR="0" wp14:anchorId="6D39D62C" wp14:editId="5EDA396A">
+            <wp:extent cx="5266267" cy="7086600"/>
+            <wp:effectExtent l="0" t="0" r="0" b="0"/>
+            <wp:docPr id="35" name="Рисунок 35"/>
             <wp:cNvGraphicFramePr>
               <a:graphicFrameLocks xmlns:a="http://schemas.openxmlformats.org/drawingml/2006/main" noChangeAspect="1"/>
             </wp:cNvGraphicFramePr>
@@ -4198,7 +4249,7 @@
                   <pic:spPr>
                     <a:xfrm>
                       <a:off x="0" y="0"/>
-                      <a:ext cx="4001058" cy="7611537"/>
+                      <a:ext cx="5271446" cy="7093569"/>
                     </a:xfrm>
                     <a:prstGeom prst="rect">
                       <a:avLst/>
@@ -4216,34 +4267,72 @@
         <w:spacing w:line="240" w:lineRule="auto"/>
         <w:jc w:val="center"/>
         <w:rPr>
+          <w:rFonts w:cs="Times New Roman"/>
+          <w:color w:val="0F1115"/>
+          <w:szCs w:val="28"/>
+          <w:shd w:val="clear" w:color="auto" w:fill="FFFFFF"/>
+        </w:rPr>
+      </w:pPr>
+      <w:r>
+        <w:rPr>
+          <w:rFonts w:cs="Times New Roman"/>
+          <w:color w:val="0F1115"/>
+          <w:szCs w:val="28"/>
+          <w:shd w:val="clear" w:color="auto" w:fill="FFFFFF"/>
+        </w:rPr>
+        <w:t xml:space="preserve">Рисунок 5 - Листинг функции </w:t>
+      </w:r>
+      <w:proofErr w:type="spellStart"/>
+      <w:r>
+        <w:rPr>
+          <w:rFonts w:cs="Times New Roman"/>
+          <w:color w:val="0F1115"/>
+          <w:szCs w:val="28"/>
+          <w:shd w:val="clear" w:color="auto" w:fill="FFFFFF"/>
+        </w:rPr>
+        <w:t>main</w:t>
+      </w:r>
+      <w:proofErr w:type="spellEnd"/>
+      <w:r>
+        <w:rPr>
+          <w:rFonts w:cs="Times New Roman"/>
+          <w:color w:val="0F1115"/>
+          <w:szCs w:val="28"/>
+          <w:shd w:val="clear" w:color="auto" w:fill="FFFFFF"/>
+        </w:rPr>
+        <w:t xml:space="preserve"> в окне дизассемблера </w:t>
+      </w:r>
+      <w:proofErr w:type="spellStart"/>
+      <w:r>
+        <w:rPr>
+          <w:rFonts w:cs="Times New Roman"/>
+          <w:color w:val="0F1115"/>
+          <w:szCs w:val="28"/>
+          <w:shd w:val="clear" w:color="auto" w:fill="FFFFFF"/>
+        </w:rPr>
+        <w:t>Ghidra</w:t>
+      </w:r>
+      <w:proofErr w:type="spellEnd"/>
+      <w:r>
+        <w:rPr>
+          <w:rFonts w:cs="Times New Roman"/>
+          <w:color w:val="0F1115"/>
+          <w:szCs w:val="28"/>
+          <w:shd w:val="clear" w:color="auto" w:fill="FFFFFF"/>
+        </w:rPr>
+        <w:t xml:space="preserve"> файла gcc_64</w:t>
+      </w:r>
+    </w:p>
+    <w:p>
+      <w:pPr>
+        <w:spacing w:line="240" w:lineRule="auto"/>
+        <w:jc w:val="center"/>
+        <w:rPr>
           <w:rStyle w:val="aa"/>
           <w:rFonts w:cs="Times New Roman"/>
           <w:color w:val="0F1115"/>
           <w:szCs w:val="28"/>
           <w:shd w:val="clear" w:color="auto" w:fill="FFFFFF"/>
-        </w:rPr>
-      </w:pPr>
-      <w:r>
-        <w:rPr>
-          <w:rFonts w:cs="Times New Roman"/>
-          <w:color w:val="0F1115"/>
-          <w:szCs w:val="28"/>
-          <w:shd w:val="clear" w:color="auto" w:fill="FFFFFF"/>
-        </w:rPr>
-        <w:t>Рисунок 7 - Граф потока управления функции main в Ghidra файла gcc_64…</w:t>
-      </w:r>
-    </w:p>
-    <w:p>
-      <w:pPr>
-        <w:spacing w:line="240" w:lineRule="auto"/>
-        <w:jc w:val="center"/>
-        <w:rPr>
-          <w:rStyle w:val="aa"/>
-          <w:rFonts w:cs="Times New Roman"/>
-          <w:color w:val="0F1115"/>
-          <w:szCs w:val="28"/>
-          <w:shd w:val="clear" w:color="auto" w:fill="FFFFFF"/>
-          <w:lang w:val="en-US"/>
         </w:rPr>
       </w:pPr>
       <w:r>
@@ -4258,10 +4347,10 @@
         </w:rPr>
         <w:lastRenderedPageBreak/>
         <w:drawing>
-          <wp:inline distT="0" distB="0" distL="0" distR="0" wp14:anchorId="13324E86" wp14:editId="0BFB1AF0">
-            <wp:extent cx="3982006" cy="5401429"/>
-            <wp:effectExtent l="0" t="0" r="0" b="8890"/>
-            <wp:docPr id="41" name="Рисунок 41"/>
+          <wp:inline distT="0" distB="0" distL="0" distR="0" wp14:anchorId="74D972D8" wp14:editId="5517B26B">
+            <wp:extent cx="5940425" cy="5565140"/>
+            <wp:effectExtent l="0" t="0" r="3175" b="0"/>
+            <wp:docPr id="38" name="Рисунок 38"/>
             <wp:cNvGraphicFramePr>
               <a:graphicFrameLocks xmlns:a="http://schemas.openxmlformats.org/drawingml/2006/main" noChangeAspect="1"/>
             </wp:cNvGraphicFramePr>
@@ -4281,7 +4370,7 @@
                   <pic:spPr>
                     <a:xfrm>
                       <a:off x="0" y="0"/>
-                      <a:ext cx="3982006" cy="5401429"/>
+                      <a:ext cx="5940425" cy="5565140"/>
                     </a:xfrm>
                     <a:prstGeom prst="rect">
                       <a:avLst/>
@@ -4299,6 +4388,87 @@
         <w:spacing w:line="240" w:lineRule="auto"/>
         <w:jc w:val="center"/>
         <w:rPr>
+          <w:rFonts w:cs="Times New Roman"/>
+          <w:color w:val="0F1115"/>
+          <w:szCs w:val="28"/>
+          <w:shd w:val="clear" w:color="auto" w:fill="FFFFFF"/>
+        </w:rPr>
+      </w:pPr>
+      <w:r>
+        <w:rPr>
+          <w:rFonts w:cs="Times New Roman"/>
+          <w:color w:val="0F1115"/>
+          <w:szCs w:val="28"/>
+          <w:shd w:val="clear" w:color="auto" w:fill="FFFFFF"/>
+        </w:rPr>
+        <w:t xml:space="preserve">Рисунок 6 - </w:t>
+      </w:r>
+      <w:proofErr w:type="spellStart"/>
+      <w:r>
+        <w:rPr>
+          <w:rFonts w:cs="Times New Roman"/>
+          <w:color w:val="0F1115"/>
+          <w:szCs w:val="28"/>
+          <w:shd w:val="clear" w:color="auto" w:fill="FFFFFF"/>
+        </w:rPr>
+        <w:t>Декомпилированный</w:t>
+      </w:r>
+      <w:proofErr w:type="spellEnd"/>
+      <w:r>
+        <w:rPr>
+          <w:rFonts w:cs="Times New Roman"/>
+          <w:color w:val="0F1115"/>
+          <w:szCs w:val="28"/>
+          <w:shd w:val="clear" w:color="auto" w:fill="FFFFFF"/>
+        </w:rPr>
+        <w:t xml:space="preserve"> код функции </w:t>
+      </w:r>
+      <w:proofErr w:type="spellStart"/>
+      <w:r>
+        <w:rPr>
+          <w:rFonts w:cs="Times New Roman"/>
+          <w:color w:val="0F1115"/>
+          <w:szCs w:val="28"/>
+          <w:shd w:val="clear" w:color="auto" w:fill="FFFFFF"/>
+        </w:rPr>
+        <w:t>main</w:t>
+      </w:r>
+      <w:proofErr w:type="spellEnd"/>
+      <w:r>
+        <w:rPr>
+          <w:rFonts w:cs="Times New Roman"/>
+          <w:color w:val="0F1115"/>
+          <w:szCs w:val="28"/>
+          <w:shd w:val="clear" w:color="auto" w:fill="FFFFFF"/>
+        </w:rPr>
+        <w:t xml:space="preserve"> в </w:t>
+      </w:r>
+      <w:proofErr w:type="spellStart"/>
+      <w:r>
+        <w:rPr>
+          <w:rFonts w:cs="Times New Roman"/>
+          <w:color w:val="0F1115"/>
+          <w:szCs w:val="28"/>
+          <w:shd w:val="clear" w:color="auto" w:fill="FFFFFF"/>
+        </w:rPr>
+        <w:t>Ghidra</w:t>
+      </w:r>
+      <w:proofErr w:type="spellEnd"/>
+      <w:r>
+        <w:rPr>
+          <w:rFonts w:cs="Times New Roman"/>
+          <w:color w:val="0F1115"/>
+          <w:szCs w:val="28"/>
+          <w:shd w:val="clear" w:color="auto" w:fill="FFFFFF"/>
+        </w:rPr>
+        <w:t xml:space="preserve"> файла gcc_64</w:t>
+      </w:r>
+    </w:p>
+    <w:p>
+      <w:pPr>
+        <w:spacing w:line="240" w:lineRule="auto"/>
+        <w:jc w:val="center"/>
+        <w:rPr>
           <w:rStyle w:val="aa"/>
           <w:rFonts w:cs="Times New Roman"/>
           <w:color w:val="0F1115"/>
@@ -4308,42 +4478,20 @@
       </w:pPr>
       <w:r>
         <w:rPr>
-          <w:rFonts w:cs="Times New Roman"/>
-          <w:color w:val="0F1115"/>
-          <w:szCs w:val="28"/>
-          <w:shd w:val="clear" w:color="auto" w:fill="FFFFFF"/>
-        </w:rPr>
-        <w:t>Рисунок 7 - Граф потока управления функции main в Ghidra файла gcc_64…</w:t>
-      </w:r>
-    </w:p>
-    <w:p>
-      <w:pPr>
-        <w:spacing w:line="240" w:lineRule="auto"/>
-        <w:jc w:val="center"/>
-        <w:rPr>
-          <w:rFonts w:cs="Times New Roman"/>
-          <w:i/>
-          <w:iCs/>
-          <w:color w:val="0F1115"/>
-          <w:szCs w:val="28"/>
-          <w:shd w:val="clear" w:color="auto" w:fill="FFFFFF"/>
-        </w:rPr>
-      </w:pPr>
-      <w:r>
-        <w:rPr>
-          <w:rFonts w:cs="Times New Roman"/>
-          <w:i/>
-          <w:iCs/>
+          <w:rStyle w:val="aa"/>
+          <w:rFonts w:cs="Times New Roman"/>
           <w:noProof/>
           <w:color w:val="0F1115"/>
           <w:szCs w:val="28"/>
           <w:shd w:val="clear" w:color="auto" w:fill="FFFFFF"/>
-        </w:rPr>
+          <w:lang w:val="en-US"/>
+        </w:rPr>
+        <w:lastRenderedPageBreak/>
         <w:drawing>
-          <wp:inline distT="0" distB="0" distL="0" distR="0" wp14:anchorId="3B451BC4" wp14:editId="6546F8FB">
-            <wp:extent cx="5182323" cy="2448267"/>
-            <wp:effectExtent l="0" t="0" r="0" b="9525"/>
-            <wp:docPr id="42" name="Рисунок 42"/>
+          <wp:inline distT="0" distB="0" distL="0" distR="0" wp14:anchorId="092486B8" wp14:editId="5950FE22">
+            <wp:extent cx="4001058" cy="7611537"/>
+            <wp:effectExtent l="0" t="0" r="0" b="8890"/>
+            <wp:docPr id="40" name="Рисунок 40"/>
             <wp:cNvGraphicFramePr>
               <a:graphicFrameLocks xmlns:a="http://schemas.openxmlformats.org/drawingml/2006/main" noChangeAspect="1"/>
             </wp:cNvGraphicFramePr>
@@ -4363,7 +4511,7 @@
                   <pic:spPr>
                     <a:xfrm>
                       <a:off x="0" y="0"/>
-                      <a:ext cx="5182323" cy="2448267"/>
+                      <a:ext cx="4001058" cy="7611537"/>
                     </a:xfrm>
                     <a:prstGeom prst="rect">
                       <a:avLst/>
@@ -4381,20 +4529,61 @@
         <w:spacing w:line="240" w:lineRule="auto"/>
         <w:jc w:val="center"/>
         <w:rPr>
-          <w:rFonts w:cs="Times New Roman"/>
-          <w:color w:val="0F1115"/>
-          <w:szCs w:val="28"/>
-          <w:shd w:val="clear" w:color="auto" w:fill="FFFFFF"/>
-        </w:rPr>
-      </w:pPr>
-      <w:r>
-        <w:rPr>
-          <w:rFonts w:cs="Times New Roman"/>
-          <w:color w:val="0F1115"/>
-          <w:szCs w:val="28"/>
-          <w:shd w:val="clear" w:color="auto" w:fill="FFFFFF"/>
-        </w:rPr>
-        <w:t>Рисунок 8 - Дамп памяти функции main в шестнадцатеричном редакторе Ghidra файла gcc_64</w:t>
+          <w:rStyle w:val="aa"/>
+          <w:rFonts w:cs="Times New Roman"/>
+          <w:color w:val="0F1115"/>
+          <w:szCs w:val="28"/>
+          <w:shd w:val="clear" w:color="auto" w:fill="FFFFFF"/>
+        </w:rPr>
+      </w:pPr>
+      <w:r>
+        <w:rPr>
+          <w:rFonts w:cs="Times New Roman"/>
+          <w:color w:val="0F1115"/>
+          <w:szCs w:val="28"/>
+          <w:shd w:val="clear" w:color="auto" w:fill="FFFFFF"/>
+        </w:rPr>
+        <w:t xml:space="preserve">Рисунок 7 - Граф потока управления функции </w:t>
+      </w:r>
+      <w:proofErr w:type="spellStart"/>
+      <w:r>
+        <w:rPr>
+          <w:rFonts w:cs="Times New Roman"/>
+          <w:color w:val="0F1115"/>
+          <w:szCs w:val="28"/>
+          <w:shd w:val="clear" w:color="auto" w:fill="FFFFFF"/>
+        </w:rPr>
+        <w:t>main</w:t>
+      </w:r>
+      <w:proofErr w:type="spellEnd"/>
+      <w:r>
+        <w:rPr>
+          <w:rFonts w:cs="Times New Roman"/>
+          <w:color w:val="0F1115"/>
+          <w:szCs w:val="28"/>
+          <w:shd w:val="clear" w:color="auto" w:fill="FFFFFF"/>
+        </w:rPr>
+        <w:t xml:space="preserve"> в </w:t>
+      </w:r>
+      <w:proofErr w:type="spellStart"/>
+      <w:r>
+        <w:rPr>
+          <w:rFonts w:cs="Times New Roman"/>
+          <w:color w:val="0F1115"/>
+          <w:szCs w:val="28"/>
+          <w:shd w:val="clear" w:color="auto" w:fill="FFFFFF"/>
+        </w:rPr>
+        <w:t>Ghidra</w:t>
+      </w:r>
+      <w:proofErr w:type="spellEnd"/>
+      <w:r>
+        <w:rPr>
+          <w:rFonts w:cs="Times New Roman"/>
+          <w:color w:val="0F1115"/>
+          <w:szCs w:val="28"/>
+          <w:shd w:val="clear" w:color="auto" w:fill="FFFFFF"/>
+        </w:rPr>
+        <w:t xml:space="preserve"> файла gcc_64…</w:t>
       </w:r>
     </w:p>
     <w:p>
@@ -4402,61 +4591,30 @@
         <w:spacing w:line="240" w:lineRule="auto"/>
         <w:jc w:val="center"/>
         <w:rPr>
-          <w:rFonts w:cs="Times New Roman"/>
-          <w:szCs w:val="28"/>
-          <w:shd w:val="clear" w:color="auto" w:fill="FFFFFF"/>
-        </w:rPr>
-      </w:pPr>
-      <w:bookmarkStart w:id="3" w:name="_Toc230813419"/>
-      <w:r>
-        <w:rPr>
-          <w:rStyle w:val="a7"/>
-          <w:rFonts w:cs="Times New Roman"/>
-          <w:szCs w:val="28"/>
+          <w:rStyle w:val="aa"/>
+          <w:rFonts w:cs="Times New Roman"/>
+          <w:color w:val="0F1115"/>
+          <w:szCs w:val="28"/>
+          <w:shd w:val="clear" w:color="auto" w:fill="FFFFFF"/>
+          <w:lang w:val="en-US"/>
+        </w:rPr>
+      </w:pPr>
+      <w:r>
+        <w:rPr>
+          <w:rStyle w:val="aa"/>
+          <w:rFonts w:cs="Times New Roman"/>
+          <w:noProof/>
+          <w:color w:val="0F1115"/>
+          <w:szCs w:val="28"/>
+          <w:shd w:val="clear" w:color="auto" w:fill="FFFFFF"/>
+          <w:lang w:val="en-US"/>
         </w:rPr>
         <w:lastRenderedPageBreak/>
-        <w:t xml:space="preserve">Исследование файла </w:t>
-      </w:r>
-      <w:r>
-        <w:rPr>
-          <w:rStyle w:val="a7"/>
-          <w:rFonts w:cs="Times New Roman"/>
-          <w:szCs w:val="28"/>
-          <w:lang w:val="en-US"/>
-        </w:rPr>
-        <w:t>clang</w:t>
-      </w:r>
-      <w:r>
-        <w:rPr>
-          <w:rStyle w:val="a7"/>
-          <w:rFonts w:cs="Times New Roman"/>
-          <w:szCs w:val="28"/>
-        </w:rPr>
-        <w:t xml:space="preserve">_32 в </w:t>
-      </w:r>
-      <w:r>
-        <w:rPr>
-          <w:rStyle w:val="a7"/>
-          <w:rFonts w:cs="Times New Roman"/>
-          <w:szCs w:val="28"/>
-          <w:lang w:val="en-US"/>
-        </w:rPr>
-        <w:t>Ghidra</w:t>
-      </w:r>
-      <w:bookmarkEnd w:id="3"/>
-      <w:r>
-        <w:rPr>
-          <w:rFonts w:cs="Times New Roman"/>
-          <w:noProof/>
-          <w:szCs w:val="28"/>
-          <w:shd w:val="clear" w:color="auto" w:fill="FFFFFF"/>
-          <w:lang w:val="en-US"/>
-        </w:rPr>
         <w:drawing>
-          <wp:inline distT="0" distB="0" distL="0" distR="0" wp14:anchorId="6ECA99A9" wp14:editId="6D75D87C">
-            <wp:extent cx="5896798" cy="8087854"/>
-            <wp:effectExtent l="0" t="0" r="8890" b="8890"/>
-            <wp:docPr id="48" name="Рисунок 48"/>
+          <wp:inline distT="0" distB="0" distL="0" distR="0" wp14:anchorId="13324E86" wp14:editId="0BFB1AF0">
+            <wp:extent cx="3982006" cy="5401429"/>
+            <wp:effectExtent l="0" t="0" r="0" b="8890"/>
+            <wp:docPr id="41" name="Рисунок 41"/>
             <wp:cNvGraphicFramePr>
               <a:graphicFrameLocks xmlns:a="http://schemas.openxmlformats.org/drawingml/2006/main" noChangeAspect="1"/>
             </wp:cNvGraphicFramePr>
@@ -4476,7 +4634,7 @@
                   <pic:spPr>
                     <a:xfrm>
                       <a:off x="0" y="0"/>
-                      <a:ext cx="5896798" cy="8087854"/>
+                      <a:ext cx="3982006" cy="5401429"/>
                     </a:xfrm>
                     <a:prstGeom prst="rect">
                       <a:avLst/>
@@ -4494,20 +4652,61 @@
         <w:spacing w:line="240" w:lineRule="auto"/>
         <w:jc w:val="center"/>
         <w:rPr>
-          <w:rFonts w:cs="Times New Roman"/>
-          <w:color w:val="0F1115"/>
-          <w:szCs w:val="28"/>
-          <w:shd w:val="clear" w:color="auto" w:fill="FFFFFF"/>
-        </w:rPr>
-      </w:pPr>
-      <w:r>
-        <w:rPr>
-          <w:rFonts w:cs="Times New Roman"/>
-          <w:color w:val="0F1115"/>
-          <w:szCs w:val="28"/>
-          <w:shd w:val="clear" w:color="auto" w:fill="FFFFFF"/>
-        </w:rPr>
-        <w:t>Рисунок 9 - Листинг функции main в окне дизассемблера Ghidra файла clang_32</w:t>
+          <w:rStyle w:val="aa"/>
+          <w:rFonts w:cs="Times New Roman"/>
+          <w:color w:val="0F1115"/>
+          <w:szCs w:val="28"/>
+          <w:shd w:val="clear" w:color="auto" w:fill="FFFFFF"/>
+        </w:rPr>
+      </w:pPr>
+      <w:r>
+        <w:rPr>
+          <w:rFonts w:cs="Times New Roman"/>
+          <w:color w:val="0F1115"/>
+          <w:szCs w:val="28"/>
+          <w:shd w:val="clear" w:color="auto" w:fill="FFFFFF"/>
+        </w:rPr>
+        <w:t xml:space="preserve">Рисунок 7 - Граф потока управления функции </w:t>
+      </w:r>
+      <w:proofErr w:type="spellStart"/>
+      <w:r>
+        <w:rPr>
+          <w:rFonts w:cs="Times New Roman"/>
+          <w:color w:val="0F1115"/>
+          <w:szCs w:val="28"/>
+          <w:shd w:val="clear" w:color="auto" w:fill="FFFFFF"/>
+        </w:rPr>
+        <w:t>main</w:t>
+      </w:r>
+      <w:proofErr w:type="spellEnd"/>
+      <w:r>
+        <w:rPr>
+          <w:rFonts w:cs="Times New Roman"/>
+          <w:color w:val="0F1115"/>
+          <w:szCs w:val="28"/>
+          <w:shd w:val="clear" w:color="auto" w:fill="FFFFFF"/>
+        </w:rPr>
+        <w:t xml:space="preserve"> в </w:t>
+      </w:r>
+      <w:proofErr w:type="spellStart"/>
+      <w:r>
+        <w:rPr>
+          <w:rFonts w:cs="Times New Roman"/>
+          <w:color w:val="0F1115"/>
+          <w:szCs w:val="28"/>
+          <w:shd w:val="clear" w:color="auto" w:fill="FFFFFF"/>
+        </w:rPr>
+        <w:t>Ghidra</w:t>
+      </w:r>
+      <w:proofErr w:type="spellEnd"/>
+      <w:r>
+        <w:rPr>
+          <w:rFonts w:cs="Times New Roman"/>
+          <w:color w:val="0F1115"/>
+          <w:szCs w:val="28"/>
+          <w:shd w:val="clear" w:color="auto" w:fill="FFFFFF"/>
+        </w:rPr>
+        <w:t xml:space="preserve"> файла gcc_64…</w:t>
       </w:r>
     </w:p>
     <w:p>
@@ -4533,12 +4732,11 @@
           <w:szCs w:val="28"/>
           <w:shd w:val="clear" w:color="auto" w:fill="FFFFFF"/>
         </w:rPr>
-        <w:lastRenderedPageBreak/>
         <w:drawing>
-          <wp:inline distT="0" distB="0" distL="0" distR="0" wp14:anchorId="5CFF030F" wp14:editId="3E253396">
-            <wp:extent cx="5477639" cy="5896798"/>
-            <wp:effectExtent l="0" t="0" r="8890" b="8890"/>
-            <wp:docPr id="47" name="Рисунок 47"/>
+          <wp:inline distT="0" distB="0" distL="0" distR="0" wp14:anchorId="3B451BC4" wp14:editId="6546F8FB">
+            <wp:extent cx="5182323" cy="2448267"/>
+            <wp:effectExtent l="0" t="0" r="0" b="9525"/>
+            <wp:docPr id="42" name="Рисунок 42"/>
             <wp:cNvGraphicFramePr>
               <a:graphicFrameLocks xmlns:a="http://schemas.openxmlformats.org/drawingml/2006/main" noChangeAspect="1"/>
             </wp:cNvGraphicFramePr>
@@ -4558,7 +4756,7 @@
                   <pic:spPr>
                     <a:xfrm>
                       <a:off x="0" y="0"/>
-                      <a:ext cx="5477639" cy="5896798"/>
+                      <a:ext cx="5182323" cy="2448267"/>
                     </a:xfrm>
                     <a:prstGeom prst="rect">
                       <a:avLst/>
@@ -4589,7 +4787,47 @@
           <w:szCs w:val="28"/>
           <w:shd w:val="clear" w:color="auto" w:fill="FFFFFF"/>
         </w:rPr>
-        <w:t>Рисунок 10 - Декомпилированный код функции main в Ghidra файла clang_32</w:t>
+        <w:t xml:space="preserve">Рисунок 8 - Дамп памяти функции </w:t>
+      </w:r>
+      <w:proofErr w:type="spellStart"/>
+      <w:r>
+        <w:rPr>
+          <w:rFonts w:cs="Times New Roman"/>
+          <w:color w:val="0F1115"/>
+          <w:szCs w:val="28"/>
+          <w:shd w:val="clear" w:color="auto" w:fill="FFFFFF"/>
+        </w:rPr>
+        <w:t>main</w:t>
+      </w:r>
+      <w:proofErr w:type="spellEnd"/>
+      <w:r>
+        <w:rPr>
+          <w:rFonts w:cs="Times New Roman"/>
+          <w:color w:val="0F1115"/>
+          <w:szCs w:val="28"/>
+          <w:shd w:val="clear" w:color="auto" w:fill="FFFFFF"/>
+        </w:rPr>
+        <w:t xml:space="preserve"> в шестнадцатеричном редакторе </w:t>
+      </w:r>
+      <w:proofErr w:type="spellStart"/>
+      <w:r>
+        <w:rPr>
+          <w:rFonts w:cs="Times New Roman"/>
+          <w:color w:val="0F1115"/>
+          <w:szCs w:val="28"/>
+          <w:shd w:val="clear" w:color="auto" w:fill="FFFFFF"/>
+        </w:rPr>
+        <w:t>Ghidra</w:t>
+      </w:r>
+      <w:proofErr w:type="spellEnd"/>
+      <w:r>
+        <w:rPr>
+          <w:rFonts w:cs="Times New Roman"/>
+          <w:color w:val="0F1115"/>
+          <w:szCs w:val="28"/>
+          <w:shd w:val="clear" w:color="auto" w:fill="FFFFFF"/>
+        </w:rPr>
+        <w:t xml:space="preserve"> файла gcc_64</w:t>
       </w:r>
     </w:p>
     <w:p>
@@ -4597,28 +4835,63 @@
         <w:spacing w:line="240" w:lineRule="auto"/>
         <w:jc w:val="center"/>
         <w:rPr>
-          <w:rStyle w:val="aa"/>
-          <w:rFonts w:cs="Times New Roman"/>
-          <w:color w:val="0F1115"/>
-          <w:szCs w:val="28"/>
-          <w:shd w:val="clear" w:color="auto" w:fill="FFFFFF"/>
-        </w:rPr>
-      </w:pPr>
-      <w:r>
-        <w:rPr>
-          <w:rStyle w:val="aa"/>
+          <w:rFonts w:cs="Times New Roman"/>
+          <w:szCs w:val="28"/>
+          <w:shd w:val="clear" w:color="auto" w:fill="FFFFFF"/>
+        </w:rPr>
+      </w:pPr>
+      <w:bookmarkStart w:id="3" w:name="_Toc231834786"/>
+      <w:r>
+        <w:rPr>
+          <w:rStyle w:val="a7"/>
+          <w:rFonts w:cs="Times New Roman"/>
+          <w:szCs w:val="28"/>
+        </w:rPr>
+        <w:lastRenderedPageBreak/>
+        <w:t xml:space="preserve">Исследование файла </w:t>
+      </w:r>
+      <w:r>
+        <w:rPr>
+          <w:rStyle w:val="a7"/>
+          <w:rFonts w:cs="Times New Roman"/>
+          <w:szCs w:val="28"/>
+          <w:lang w:val="en-US"/>
+        </w:rPr>
+        <w:t>clang</w:t>
+      </w:r>
+      <w:r>
+        <w:rPr>
+          <w:rStyle w:val="a7"/>
+          <w:rFonts w:cs="Times New Roman"/>
+          <w:szCs w:val="28"/>
+        </w:rPr>
+        <w:t xml:space="preserve">_32 в </w:t>
+      </w:r>
+      <w:proofErr w:type="spellStart"/>
+      <w:r>
+        <w:rPr>
+          <w:rStyle w:val="a7"/>
+          <w:rFonts w:cs="Times New Roman"/>
+          <w:szCs w:val="28"/>
+          <w:lang w:val="en-US"/>
+        </w:rPr>
+        <w:t>Ghidra</w:t>
+      </w:r>
+      <w:bookmarkEnd w:id="3"/>
+      <w:proofErr w:type="spellEnd"/>
+      <w:r>
+        <w:rPr>
           <w:rFonts w:cs="Times New Roman"/>
           <w:noProof/>
-          <w:color w:val="0F1115"/>
-          <w:szCs w:val="28"/>
-          <w:shd w:val="clear" w:color="auto" w:fill="FFFFFF"/>
-        </w:rPr>
-        <w:lastRenderedPageBreak/>
+          <w:szCs w:val="28"/>
+          <w:shd w:val="clear" w:color="auto" w:fill="FFFFFF"/>
+          <w:lang w:val="en-US"/>
+        </w:rPr>
         <w:drawing>
-          <wp:inline distT="0" distB="0" distL="0" distR="0" wp14:anchorId="3438D2DE" wp14:editId="02FE4C2B">
-            <wp:extent cx="2676899" cy="7602011"/>
-            <wp:effectExtent l="0" t="0" r="9525" b="0"/>
-            <wp:docPr id="49" name="Рисунок 49"/>
+          <wp:inline distT="0" distB="0" distL="0" distR="0" wp14:anchorId="6ECA99A9" wp14:editId="6D75D87C">
+            <wp:extent cx="5896798" cy="8087854"/>
+            <wp:effectExtent l="0" t="0" r="8890" b="8890"/>
+            <wp:docPr id="48" name="Рисунок 48"/>
             <wp:cNvGraphicFramePr>
               <a:graphicFrameLocks xmlns:a="http://schemas.openxmlformats.org/drawingml/2006/main" noChangeAspect="1"/>
             </wp:cNvGraphicFramePr>
@@ -4638,7 +4911,7 @@
                   <pic:spPr>
                     <a:xfrm>
                       <a:off x="0" y="0"/>
-                      <a:ext cx="2676899" cy="7602011"/>
+                      <a:ext cx="5896798" cy="8087854"/>
                     </a:xfrm>
                     <a:prstGeom prst="rect">
                       <a:avLst/>
@@ -4669,7 +4942,47 @@
           <w:szCs w:val="28"/>
           <w:shd w:val="clear" w:color="auto" w:fill="FFFFFF"/>
         </w:rPr>
-        <w:t>Рисунок 11 - Граф потока управления функции main в Ghidra файла clang_32…</w:t>
+        <w:t xml:space="preserve">Рисунок 9 - Листинг функции </w:t>
+      </w:r>
+      <w:proofErr w:type="spellStart"/>
+      <w:r>
+        <w:rPr>
+          <w:rFonts w:cs="Times New Roman"/>
+          <w:color w:val="0F1115"/>
+          <w:szCs w:val="28"/>
+          <w:shd w:val="clear" w:color="auto" w:fill="FFFFFF"/>
+        </w:rPr>
+        <w:t>main</w:t>
+      </w:r>
+      <w:proofErr w:type="spellEnd"/>
+      <w:r>
+        <w:rPr>
+          <w:rFonts w:cs="Times New Roman"/>
+          <w:color w:val="0F1115"/>
+          <w:szCs w:val="28"/>
+          <w:shd w:val="clear" w:color="auto" w:fill="FFFFFF"/>
+        </w:rPr>
+        <w:t xml:space="preserve"> в окне дизассемблера </w:t>
+      </w:r>
+      <w:proofErr w:type="spellStart"/>
+      <w:r>
+        <w:rPr>
+          <w:rFonts w:cs="Times New Roman"/>
+          <w:color w:val="0F1115"/>
+          <w:szCs w:val="28"/>
+          <w:shd w:val="clear" w:color="auto" w:fill="FFFFFF"/>
+        </w:rPr>
+        <w:t>Ghidra</w:t>
+      </w:r>
+      <w:proofErr w:type="spellEnd"/>
+      <w:r>
+        <w:rPr>
+          <w:rFonts w:cs="Times New Roman"/>
+          <w:color w:val="0F1115"/>
+          <w:szCs w:val="28"/>
+          <w:shd w:val="clear" w:color="auto" w:fill="FFFFFF"/>
+        </w:rPr>
+        <w:t xml:space="preserve"> файла clang_32</w:t>
       </w:r>
     </w:p>
     <w:p>
@@ -4677,17 +4990,19 @@
         <w:spacing w:line="240" w:lineRule="auto"/>
         <w:jc w:val="center"/>
         <w:rPr>
-          <w:rStyle w:val="aa"/>
-          <w:rFonts w:cs="Times New Roman"/>
-          <w:color w:val="0F1115"/>
-          <w:szCs w:val="28"/>
-          <w:shd w:val="clear" w:color="auto" w:fill="FFFFFF"/>
-        </w:rPr>
-      </w:pPr>
-      <w:r>
-        <w:rPr>
-          <w:rStyle w:val="aa"/>
-          <w:rFonts w:cs="Times New Roman"/>
+          <w:rFonts w:cs="Times New Roman"/>
+          <w:i/>
+          <w:iCs/>
+          <w:color w:val="0F1115"/>
+          <w:szCs w:val="28"/>
+          <w:shd w:val="clear" w:color="auto" w:fill="FFFFFF"/>
+        </w:rPr>
+      </w:pPr>
+      <w:r>
+        <w:rPr>
+          <w:rFonts w:cs="Times New Roman"/>
+          <w:i/>
+          <w:iCs/>
           <w:noProof/>
           <w:color w:val="0F1115"/>
           <w:szCs w:val="28"/>
@@ -4695,10 +5010,10 @@
         </w:rPr>
         <w:lastRenderedPageBreak/>
         <w:drawing>
-          <wp:inline distT="0" distB="0" distL="0" distR="0" wp14:anchorId="70BCC5F7" wp14:editId="1503855A">
-            <wp:extent cx="2753109" cy="7621064"/>
-            <wp:effectExtent l="0" t="0" r="9525" b="0"/>
-            <wp:docPr id="50" name="Рисунок 50"/>
+          <wp:inline distT="0" distB="0" distL="0" distR="0" wp14:anchorId="5CFF030F" wp14:editId="3E253396">
+            <wp:extent cx="5477639" cy="5896798"/>
+            <wp:effectExtent l="0" t="0" r="8890" b="8890"/>
+            <wp:docPr id="47" name="Рисунок 47"/>
             <wp:cNvGraphicFramePr>
               <a:graphicFrameLocks xmlns:a="http://schemas.openxmlformats.org/drawingml/2006/main" noChangeAspect="1"/>
             </wp:cNvGraphicFramePr>
@@ -4718,7 +5033,7 @@
                   <pic:spPr>
                     <a:xfrm>
                       <a:off x="0" y="0"/>
-                      <a:ext cx="2753109" cy="7621064"/>
+                      <a:ext cx="5477639" cy="5896798"/>
                     </a:xfrm>
                     <a:prstGeom prst="rect">
                       <a:avLst/>
@@ -4749,7 +5064,67 @@
           <w:szCs w:val="28"/>
           <w:shd w:val="clear" w:color="auto" w:fill="FFFFFF"/>
         </w:rPr>
-        <w:t>Рисунок 11 - Граф потока управления функции main в Ghidra файла clang_32…</w:t>
+        <w:t xml:space="preserve">Рисунок 10 - </w:t>
+      </w:r>
+      <w:proofErr w:type="spellStart"/>
+      <w:r>
+        <w:rPr>
+          <w:rFonts w:cs="Times New Roman"/>
+          <w:color w:val="0F1115"/>
+          <w:szCs w:val="28"/>
+          <w:shd w:val="clear" w:color="auto" w:fill="FFFFFF"/>
+        </w:rPr>
+        <w:t>Декомпилированный</w:t>
+      </w:r>
+      <w:proofErr w:type="spellEnd"/>
+      <w:r>
+        <w:rPr>
+          <w:rFonts w:cs="Times New Roman"/>
+          <w:color w:val="0F1115"/>
+          <w:szCs w:val="28"/>
+          <w:shd w:val="clear" w:color="auto" w:fill="FFFFFF"/>
+        </w:rPr>
+        <w:t xml:space="preserve"> код функции </w:t>
+      </w:r>
+      <w:proofErr w:type="spellStart"/>
+      <w:r>
+        <w:rPr>
+          <w:rFonts w:cs="Times New Roman"/>
+          <w:color w:val="0F1115"/>
+          <w:szCs w:val="28"/>
+          <w:shd w:val="clear" w:color="auto" w:fill="FFFFFF"/>
+        </w:rPr>
+        <w:t>main</w:t>
+      </w:r>
+      <w:proofErr w:type="spellEnd"/>
+      <w:r>
+        <w:rPr>
+          <w:rFonts w:cs="Times New Roman"/>
+          <w:color w:val="0F1115"/>
+          <w:szCs w:val="28"/>
+          <w:shd w:val="clear" w:color="auto" w:fill="FFFFFF"/>
+        </w:rPr>
+        <w:t xml:space="preserve"> в </w:t>
+      </w:r>
+      <w:proofErr w:type="spellStart"/>
+      <w:r>
+        <w:rPr>
+          <w:rFonts w:cs="Times New Roman"/>
+          <w:color w:val="0F1115"/>
+          <w:szCs w:val="28"/>
+          <w:shd w:val="clear" w:color="auto" w:fill="FFFFFF"/>
+        </w:rPr>
+        <w:t>Ghidra</w:t>
+      </w:r>
+      <w:proofErr w:type="spellEnd"/>
+      <w:r>
+        <w:rPr>
+          <w:rFonts w:cs="Times New Roman"/>
+          <w:color w:val="0F1115"/>
+          <w:szCs w:val="28"/>
+          <w:shd w:val="clear" w:color="auto" w:fill="FFFFFF"/>
+        </w:rPr>
+        <w:t xml:space="preserve"> файла clang_32</w:t>
       </w:r>
     </w:p>
     <w:p>
@@ -4759,31 +5134,26 @@
         <w:rPr>
           <w:rStyle w:val="aa"/>
           <w:rFonts w:cs="Times New Roman"/>
-          <w:i w:val="0"/>
-          <w:iCs w:val="0"/>
-          <w:color w:val="0F1115"/>
-          <w:szCs w:val="28"/>
-          <w:shd w:val="clear" w:color="auto" w:fill="FFFFFF"/>
-          <w:lang w:val="en-US"/>
+          <w:color w:val="0F1115"/>
+          <w:szCs w:val="28"/>
+          <w:shd w:val="clear" w:color="auto" w:fill="FFFFFF"/>
         </w:rPr>
       </w:pPr>
       <w:r>
         <w:rPr>
           <w:rStyle w:val="aa"/>
           <w:rFonts w:cs="Times New Roman"/>
-          <w:i w:val="0"/>
-          <w:iCs w:val="0"/>
           <w:noProof/>
           <w:color w:val="0F1115"/>
           <w:szCs w:val="28"/>
           <w:shd w:val="clear" w:color="auto" w:fill="FFFFFF"/>
-          <w:lang w:val="en-US"/>
-        </w:rPr>
+        </w:rPr>
+        <w:lastRenderedPageBreak/>
         <w:drawing>
-          <wp:inline distT="0" distB="0" distL="0" distR="0" wp14:anchorId="431F9866" wp14:editId="2E265E91">
-            <wp:extent cx="2743583" cy="333422"/>
-            <wp:effectExtent l="0" t="0" r="0" b="9525"/>
-            <wp:docPr id="51" name="Рисунок 51"/>
+          <wp:inline distT="0" distB="0" distL="0" distR="0" wp14:anchorId="3438D2DE" wp14:editId="02FE4C2B">
+            <wp:extent cx="2676899" cy="7602011"/>
+            <wp:effectExtent l="0" t="0" r="9525" b="0"/>
+            <wp:docPr id="49" name="Рисунок 49"/>
             <wp:cNvGraphicFramePr>
               <a:graphicFrameLocks xmlns:a="http://schemas.openxmlformats.org/drawingml/2006/main" noChangeAspect="1"/>
             </wp:cNvGraphicFramePr>
@@ -4803,7 +5173,7 @@
                   <pic:spPr>
                     <a:xfrm>
                       <a:off x="0" y="0"/>
-                      <a:ext cx="2743583" cy="333422"/>
+                      <a:ext cx="2676899" cy="7602011"/>
                     </a:xfrm>
                     <a:prstGeom prst="rect">
                       <a:avLst/>
@@ -4834,7 +5204,47 @@
           <w:szCs w:val="28"/>
           <w:shd w:val="clear" w:color="auto" w:fill="FFFFFF"/>
         </w:rPr>
-        <w:t>Рисунок 11 - Граф потока управления функции main в Ghidra файла clang_32…</w:t>
+        <w:t xml:space="preserve">Рисунок 11 - Граф потока управления функции </w:t>
+      </w:r>
+      <w:proofErr w:type="spellStart"/>
+      <w:r>
+        <w:rPr>
+          <w:rFonts w:cs="Times New Roman"/>
+          <w:color w:val="0F1115"/>
+          <w:szCs w:val="28"/>
+          <w:shd w:val="clear" w:color="auto" w:fill="FFFFFF"/>
+        </w:rPr>
+        <w:t>main</w:t>
+      </w:r>
+      <w:proofErr w:type="spellEnd"/>
+      <w:r>
+        <w:rPr>
+          <w:rFonts w:cs="Times New Roman"/>
+          <w:color w:val="0F1115"/>
+          <w:szCs w:val="28"/>
+          <w:shd w:val="clear" w:color="auto" w:fill="FFFFFF"/>
+        </w:rPr>
+        <w:t xml:space="preserve"> в </w:t>
+      </w:r>
+      <w:proofErr w:type="spellStart"/>
+      <w:r>
+        <w:rPr>
+          <w:rFonts w:cs="Times New Roman"/>
+          <w:color w:val="0F1115"/>
+          <w:szCs w:val="28"/>
+          <w:shd w:val="clear" w:color="auto" w:fill="FFFFFF"/>
+        </w:rPr>
+        <w:t>Ghidra</w:t>
+      </w:r>
+      <w:proofErr w:type="spellEnd"/>
+      <w:r>
+        <w:rPr>
+          <w:rFonts w:cs="Times New Roman"/>
+          <w:color w:val="0F1115"/>
+          <w:szCs w:val="28"/>
+          <w:shd w:val="clear" w:color="auto" w:fill="FFFFFF"/>
+        </w:rPr>
+        <w:t xml:space="preserve"> файла clang_32…</w:t>
       </w:r>
     </w:p>
     <w:p>
@@ -4842,19 +5252,17 @@
         <w:spacing w:line="240" w:lineRule="auto"/>
         <w:jc w:val="center"/>
         <w:rPr>
-          <w:rFonts w:cs="Times New Roman"/>
-          <w:i/>
-          <w:iCs/>
-          <w:color w:val="0F1115"/>
-          <w:szCs w:val="28"/>
-          <w:shd w:val="clear" w:color="auto" w:fill="FFFFFF"/>
-        </w:rPr>
-      </w:pPr>
-      <w:r>
-        <w:rPr>
-          <w:rFonts w:cs="Times New Roman"/>
-          <w:i/>
-          <w:iCs/>
+          <w:rStyle w:val="aa"/>
+          <w:rFonts w:cs="Times New Roman"/>
+          <w:color w:val="0F1115"/>
+          <w:szCs w:val="28"/>
+          <w:shd w:val="clear" w:color="auto" w:fill="FFFFFF"/>
+        </w:rPr>
+      </w:pPr>
+      <w:r>
+        <w:rPr>
+          <w:rStyle w:val="aa"/>
+          <w:rFonts w:cs="Times New Roman"/>
           <w:noProof/>
           <w:color w:val="0F1115"/>
           <w:szCs w:val="28"/>
@@ -4862,10 +5270,10 @@
         </w:rPr>
         <w:lastRenderedPageBreak/>
         <w:drawing>
-          <wp:inline distT="0" distB="0" distL="0" distR="0" wp14:anchorId="1106AE88" wp14:editId="48624051">
-            <wp:extent cx="5182323" cy="1857634"/>
-            <wp:effectExtent l="0" t="0" r="0" b="9525"/>
-            <wp:docPr id="52" name="Рисунок 52"/>
+          <wp:inline distT="0" distB="0" distL="0" distR="0" wp14:anchorId="70BCC5F7" wp14:editId="1503855A">
+            <wp:extent cx="2753109" cy="7621064"/>
+            <wp:effectExtent l="0" t="0" r="9525" b="0"/>
+            <wp:docPr id="50" name="Рисунок 50"/>
             <wp:cNvGraphicFramePr>
               <a:graphicFrameLocks xmlns:a="http://schemas.openxmlformats.org/drawingml/2006/main" noChangeAspect="1"/>
             </wp:cNvGraphicFramePr>
@@ -4885,7 +5293,7 @@
                   <pic:spPr>
                     <a:xfrm>
                       <a:off x="0" y="0"/>
-                      <a:ext cx="5182323" cy="1857634"/>
+                      <a:ext cx="2753109" cy="7621064"/>
                     </a:xfrm>
                     <a:prstGeom prst="rect">
                       <a:avLst/>
@@ -4916,7 +5324,47 @@
           <w:szCs w:val="28"/>
           <w:shd w:val="clear" w:color="auto" w:fill="FFFFFF"/>
         </w:rPr>
-        <w:t>Рисунок 12 - Дамп памяти функции main в шестнадцатеричном редакторе Ghidra файла clang_32</w:t>
+        <w:t xml:space="preserve">Рисунок 11 - Граф потока управления функции </w:t>
+      </w:r>
+      <w:proofErr w:type="spellStart"/>
+      <w:r>
+        <w:rPr>
+          <w:rFonts w:cs="Times New Roman"/>
+          <w:color w:val="0F1115"/>
+          <w:szCs w:val="28"/>
+          <w:shd w:val="clear" w:color="auto" w:fill="FFFFFF"/>
+        </w:rPr>
+        <w:t>main</w:t>
+      </w:r>
+      <w:proofErr w:type="spellEnd"/>
+      <w:r>
+        <w:rPr>
+          <w:rFonts w:cs="Times New Roman"/>
+          <w:color w:val="0F1115"/>
+          <w:szCs w:val="28"/>
+          <w:shd w:val="clear" w:color="auto" w:fill="FFFFFF"/>
+        </w:rPr>
+        <w:t xml:space="preserve"> в </w:t>
+      </w:r>
+      <w:proofErr w:type="spellStart"/>
+      <w:r>
+        <w:rPr>
+          <w:rFonts w:cs="Times New Roman"/>
+          <w:color w:val="0F1115"/>
+          <w:szCs w:val="28"/>
+          <w:shd w:val="clear" w:color="auto" w:fill="FFFFFF"/>
+        </w:rPr>
+        <w:t>Ghidra</w:t>
+      </w:r>
+      <w:proofErr w:type="spellEnd"/>
+      <w:r>
+        <w:rPr>
+          <w:rFonts w:cs="Times New Roman"/>
+          <w:color w:val="0F1115"/>
+          <w:szCs w:val="28"/>
+          <w:shd w:val="clear" w:color="auto" w:fill="FFFFFF"/>
+        </w:rPr>
+        <w:t xml:space="preserve"> файла clang_32…</w:t>
       </w:r>
     </w:p>
     <w:p>
@@ -4924,35 +5372,33 @@
         <w:spacing w:line="240" w:lineRule="auto"/>
         <w:jc w:val="center"/>
         <w:rPr>
-          <w:rFonts w:cs="Times New Roman"/>
-          <w:szCs w:val="28"/>
-          <w:shd w:val="clear" w:color="auto" w:fill="FFFFFF"/>
-        </w:rPr>
-      </w:pPr>
-      <w:bookmarkStart w:id="4" w:name="_Toc230813420"/>
-      <w:r>
-        <w:rPr>
-          <w:rStyle w:val="a7"/>
-          <w:rFonts w:cs="Times New Roman"/>
-          <w:szCs w:val="28"/>
-        </w:rPr>
-        <w:lastRenderedPageBreak/>
-        <w:t>Исследование файла clang_64 в Ghidra</w:t>
-      </w:r>
-      <w:bookmarkEnd w:id="4"/>
-      <w:r>
-        <w:rPr>
-          <w:rFonts w:cs="Times New Roman"/>
+          <w:rStyle w:val="aa"/>
+          <w:rFonts w:cs="Times New Roman"/>
+          <w:i w:val="0"/>
+          <w:iCs w:val="0"/>
+          <w:color w:val="0F1115"/>
+          <w:szCs w:val="28"/>
+          <w:shd w:val="clear" w:color="auto" w:fill="FFFFFF"/>
+          <w:lang w:val="en-US"/>
+        </w:rPr>
+      </w:pPr>
+      <w:r>
+        <w:rPr>
+          <w:rStyle w:val="aa"/>
+          <w:rFonts w:cs="Times New Roman"/>
+          <w:i w:val="0"/>
+          <w:iCs w:val="0"/>
           <w:noProof/>
+          <w:color w:val="0F1115"/>
           <w:szCs w:val="28"/>
           <w:shd w:val="clear" w:color="auto" w:fill="FFFFFF"/>
           <w:lang w:val="en-US"/>
         </w:rPr>
         <w:drawing>
-          <wp:inline distT="0" distB="0" distL="0" distR="0" wp14:anchorId="7C4A4401" wp14:editId="481FDFBC">
-            <wp:extent cx="5940425" cy="7910830"/>
-            <wp:effectExtent l="0" t="0" r="3175" b="0"/>
-            <wp:docPr id="54" name="Рисунок 54"/>
+          <wp:inline distT="0" distB="0" distL="0" distR="0" wp14:anchorId="431F9866" wp14:editId="2E265E91">
+            <wp:extent cx="2743583" cy="333422"/>
+            <wp:effectExtent l="0" t="0" r="0" b="9525"/>
+            <wp:docPr id="51" name="Рисунок 51"/>
             <wp:cNvGraphicFramePr>
               <a:graphicFrameLocks xmlns:a="http://schemas.openxmlformats.org/drawingml/2006/main" noChangeAspect="1"/>
             </wp:cNvGraphicFramePr>
@@ -4972,7 +5418,7 @@
                   <pic:spPr>
                     <a:xfrm>
                       <a:off x="0" y="0"/>
-                      <a:ext cx="5940425" cy="7910830"/>
+                      <a:ext cx="2743583" cy="333422"/>
                     </a:xfrm>
                     <a:prstGeom prst="rect">
                       <a:avLst/>
@@ -5003,7 +5449,47 @@
           <w:szCs w:val="28"/>
           <w:shd w:val="clear" w:color="auto" w:fill="FFFFFF"/>
         </w:rPr>
-        <w:t>Рисунок 13 - Листинг функции main в окне дизассемблера Ghidra файла clang_64</w:t>
+        <w:t xml:space="preserve">Рисунок 11 - Граф потока управления функции </w:t>
+      </w:r>
+      <w:proofErr w:type="spellStart"/>
+      <w:r>
+        <w:rPr>
+          <w:rFonts w:cs="Times New Roman"/>
+          <w:color w:val="0F1115"/>
+          <w:szCs w:val="28"/>
+          <w:shd w:val="clear" w:color="auto" w:fill="FFFFFF"/>
+        </w:rPr>
+        <w:t>main</w:t>
+      </w:r>
+      <w:proofErr w:type="spellEnd"/>
+      <w:r>
+        <w:rPr>
+          <w:rFonts w:cs="Times New Roman"/>
+          <w:color w:val="0F1115"/>
+          <w:szCs w:val="28"/>
+          <w:shd w:val="clear" w:color="auto" w:fill="FFFFFF"/>
+        </w:rPr>
+        <w:t xml:space="preserve"> в </w:t>
+      </w:r>
+      <w:proofErr w:type="spellStart"/>
+      <w:r>
+        <w:rPr>
+          <w:rFonts w:cs="Times New Roman"/>
+          <w:color w:val="0F1115"/>
+          <w:szCs w:val="28"/>
+          <w:shd w:val="clear" w:color="auto" w:fill="FFFFFF"/>
+        </w:rPr>
+        <w:t>Ghidra</w:t>
+      </w:r>
+      <w:proofErr w:type="spellEnd"/>
+      <w:r>
+        <w:rPr>
+          <w:rFonts w:cs="Times New Roman"/>
+          <w:color w:val="0F1115"/>
+          <w:szCs w:val="28"/>
+          <w:shd w:val="clear" w:color="auto" w:fill="FFFFFF"/>
+        </w:rPr>
+        <w:t xml:space="preserve"> файла clang_32…</w:t>
       </w:r>
     </w:p>
     <w:p>
@@ -5028,14 +5514,13 @@
           <w:color w:val="0F1115"/>
           <w:szCs w:val="28"/>
           <w:shd w:val="clear" w:color="auto" w:fill="FFFFFF"/>
-          <w:lang w:val="en-US"/>
         </w:rPr>
         <w:lastRenderedPageBreak/>
         <w:drawing>
-          <wp:inline distT="0" distB="0" distL="0" distR="0" wp14:anchorId="09D7156E" wp14:editId="1B5DC02E">
-            <wp:extent cx="5134692" cy="5620534"/>
-            <wp:effectExtent l="0" t="0" r="8890" b="0"/>
-            <wp:docPr id="55" name="Рисунок 55"/>
+          <wp:inline distT="0" distB="0" distL="0" distR="0" wp14:anchorId="1106AE88" wp14:editId="48624051">
+            <wp:extent cx="5182323" cy="1857634"/>
+            <wp:effectExtent l="0" t="0" r="0" b="9525"/>
+            <wp:docPr id="52" name="Рисунок 52"/>
             <wp:cNvGraphicFramePr>
               <a:graphicFrameLocks xmlns:a="http://schemas.openxmlformats.org/drawingml/2006/main" noChangeAspect="1"/>
             </wp:cNvGraphicFramePr>
@@ -5055,7 +5540,7 @@
                   <pic:spPr>
                     <a:xfrm>
                       <a:off x="0" y="0"/>
-                      <a:ext cx="5134692" cy="5620534"/>
+                      <a:ext cx="5182323" cy="1857634"/>
                     </a:xfrm>
                     <a:prstGeom prst="rect">
                       <a:avLst/>
@@ -5086,7 +5571,47 @@
           <w:szCs w:val="28"/>
           <w:shd w:val="clear" w:color="auto" w:fill="FFFFFF"/>
         </w:rPr>
-        <w:t>Рисунок 14 - Декомпилированный код функции main в Ghidra файла clang_64</w:t>
+        <w:t xml:space="preserve">Рисунок 12 - Дамп памяти функции </w:t>
+      </w:r>
+      <w:proofErr w:type="spellStart"/>
+      <w:r>
+        <w:rPr>
+          <w:rFonts w:cs="Times New Roman"/>
+          <w:color w:val="0F1115"/>
+          <w:szCs w:val="28"/>
+          <w:shd w:val="clear" w:color="auto" w:fill="FFFFFF"/>
+        </w:rPr>
+        <w:t>main</w:t>
+      </w:r>
+      <w:proofErr w:type="spellEnd"/>
+      <w:r>
+        <w:rPr>
+          <w:rFonts w:cs="Times New Roman"/>
+          <w:color w:val="0F1115"/>
+          <w:szCs w:val="28"/>
+          <w:shd w:val="clear" w:color="auto" w:fill="FFFFFF"/>
+        </w:rPr>
+        <w:t xml:space="preserve"> в шестнадцатеричном редакторе </w:t>
+      </w:r>
+      <w:proofErr w:type="spellStart"/>
+      <w:r>
+        <w:rPr>
+          <w:rFonts w:cs="Times New Roman"/>
+          <w:color w:val="0F1115"/>
+          <w:szCs w:val="28"/>
+          <w:shd w:val="clear" w:color="auto" w:fill="FFFFFF"/>
+        </w:rPr>
+        <w:t>Ghidra</w:t>
+      </w:r>
+      <w:proofErr w:type="spellEnd"/>
+      <w:r>
+        <w:rPr>
+          <w:rFonts w:cs="Times New Roman"/>
+          <w:color w:val="0F1115"/>
+          <w:szCs w:val="28"/>
+          <w:shd w:val="clear" w:color="auto" w:fill="FFFFFF"/>
+        </w:rPr>
+        <w:t xml:space="preserve"> файла clang_32</w:t>
       </w:r>
     </w:p>
     <w:p>
@@ -5094,28 +5619,45 @@
         <w:spacing w:line="240" w:lineRule="auto"/>
         <w:jc w:val="center"/>
         <w:rPr>
-          <w:rStyle w:val="aa"/>
-          <w:rFonts w:cs="Times New Roman"/>
-          <w:color w:val="0F1115"/>
-          <w:szCs w:val="28"/>
-          <w:shd w:val="clear" w:color="auto" w:fill="FFFFFF"/>
-        </w:rPr>
-      </w:pPr>
-      <w:r>
-        <w:rPr>
-          <w:rStyle w:val="aa"/>
+          <w:rFonts w:cs="Times New Roman"/>
+          <w:szCs w:val="28"/>
+          <w:shd w:val="clear" w:color="auto" w:fill="FFFFFF"/>
+        </w:rPr>
+      </w:pPr>
+      <w:bookmarkStart w:id="4" w:name="_Toc231834787"/>
+      <w:r>
+        <w:rPr>
+          <w:rStyle w:val="a7"/>
+          <w:rFonts w:cs="Times New Roman"/>
+          <w:szCs w:val="28"/>
+        </w:rPr>
+        <w:lastRenderedPageBreak/>
+        <w:t xml:space="preserve">Исследование файла clang_64 в </w:t>
+      </w:r>
+      <w:proofErr w:type="spellStart"/>
+      <w:r>
+        <w:rPr>
+          <w:rStyle w:val="a7"/>
+          <w:rFonts w:cs="Times New Roman"/>
+          <w:szCs w:val="28"/>
+        </w:rPr>
+        <w:t>Ghidra</w:t>
+      </w:r>
+      <w:bookmarkEnd w:id="4"/>
+      <w:proofErr w:type="spellEnd"/>
+      <w:r>
+        <w:rPr>
           <w:rFonts w:cs="Times New Roman"/>
           <w:noProof/>
-          <w:color w:val="0F1115"/>
-          <w:szCs w:val="28"/>
-          <w:shd w:val="clear" w:color="auto" w:fill="FFFFFF"/>
-        </w:rPr>
-        <w:lastRenderedPageBreak/>
+          <w:szCs w:val="28"/>
+          <w:shd w:val="clear" w:color="auto" w:fill="FFFFFF"/>
+          <w:lang w:val="en-US"/>
+        </w:rPr>
         <w:drawing>
-          <wp:inline distT="0" distB="0" distL="0" distR="0" wp14:anchorId="76A2666C" wp14:editId="4F402289">
-            <wp:extent cx="2991267" cy="7611537"/>
-            <wp:effectExtent l="0" t="0" r="0" b="8890"/>
-            <wp:docPr id="56" name="Рисунок 56"/>
+          <wp:inline distT="0" distB="0" distL="0" distR="0" wp14:anchorId="7C4A4401" wp14:editId="481FDFBC">
+            <wp:extent cx="5940425" cy="7910830"/>
+            <wp:effectExtent l="0" t="0" r="3175" b="0"/>
+            <wp:docPr id="54" name="Рисунок 54"/>
             <wp:cNvGraphicFramePr>
               <a:graphicFrameLocks xmlns:a="http://schemas.openxmlformats.org/drawingml/2006/main" noChangeAspect="1"/>
             </wp:cNvGraphicFramePr>
@@ -5135,7 +5677,7 @@
                   <pic:spPr>
                     <a:xfrm>
                       <a:off x="0" y="0"/>
-                      <a:ext cx="2991267" cy="7611537"/>
+                      <a:ext cx="5940425" cy="7910830"/>
                     </a:xfrm>
                     <a:prstGeom prst="rect">
                       <a:avLst/>
@@ -5153,21 +5695,60 @@
         <w:spacing w:line="240" w:lineRule="auto"/>
         <w:jc w:val="center"/>
         <w:rPr>
-          <w:rStyle w:val="aa"/>
-          <w:rFonts w:cs="Times New Roman"/>
-          <w:color w:val="0F1115"/>
-          <w:szCs w:val="28"/>
-          <w:shd w:val="clear" w:color="auto" w:fill="FFFFFF"/>
-        </w:rPr>
-      </w:pPr>
-      <w:r>
-        <w:rPr>
-          <w:rFonts w:cs="Times New Roman"/>
-          <w:color w:val="0F1115"/>
-          <w:szCs w:val="28"/>
-          <w:shd w:val="clear" w:color="auto" w:fill="FFFFFF"/>
-        </w:rPr>
-        <w:t>Рисунок 15 - Граф потока управления функции main в Ghidra файла clang_64…</w:t>
+          <w:rFonts w:cs="Times New Roman"/>
+          <w:color w:val="0F1115"/>
+          <w:szCs w:val="28"/>
+          <w:shd w:val="clear" w:color="auto" w:fill="FFFFFF"/>
+        </w:rPr>
+      </w:pPr>
+      <w:r>
+        <w:rPr>
+          <w:rFonts w:cs="Times New Roman"/>
+          <w:color w:val="0F1115"/>
+          <w:szCs w:val="28"/>
+          <w:shd w:val="clear" w:color="auto" w:fill="FFFFFF"/>
+        </w:rPr>
+        <w:t xml:space="preserve">Рисунок 13 - Листинг функции </w:t>
+      </w:r>
+      <w:proofErr w:type="spellStart"/>
+      <w:r>
+        <w:rPr>
+          <w:rFonts w:cs="Times New Roman"/>
+          <w:color w:val="0F1115"/>
+          <w:szCs w:val="28"/>
+          <w:shd w:val="clear" w:color="auto" w:fill="FFFFFF"/>
+        </w:rPr>
+        <w:t>main</w:t>
+      </w:r>
+      <w:proofErr w:type="spellEnd"/>
+      <w:r>
+        <w:rPr>
+          <w:rFonts w:cs="Times New Roman"/>
+          <w:color w:val="0F1115"/>
+          <w:szCs w:val="28"/>
+          <w:shd w:val="clear" w:color="auto" w:fill="FFFFFF"/>
+        </w:rPr>
+        <w:t xml:space="preserve"> в окне дизассемблера </w:t>
+      </w:r>
+      <w:proofErr w:type="spellStart"/>
+      <w:r>
+        <w:rPr>
+          <w:rFonts w:cs="Times New Roman"/>
+          <w:color w:val="0F1115"/>
+          <w:szCs w:val="28"/>
+          <w:shd w:val="clear" w:color="auto" w:fill="FFFFFF"/>
+        </w:rPr>
+        <w:t>Ghidra</w:t>
+      </w:r>
+      <w:proofErr w:type="spellEnd"/>
+      <w:r>
+        <w:rPr>
+          <w:rFonts w:cs="Times New Roman"/>
+          <w:color w:val="0F1115"/>
+          <w:szCs w:val="28"/>
+          <w:shd w:val="clear" w:color="auto" w:fill="FFFFFF"/>
+        </w:rPr>
+        <w:t xml:space="preserve"> файла clang_64</w:t>
       </w:r>
     </w:p>
     <w:p>
@@ -5175,28 +5756,31 @@
         <w:spacing w:line="240" w:lineRule="auto"/>
         <w:jc w:val="center"/>
         <w:rPr>
-          <w:rStyle w:val="aa"/>
-          <w:rFonts w:cs="Times New Roman"/>
-          <w:color w:val="0F1115"/>
-          <w:szCs w:val="28"/>
-          <w:shd w:val="clear" w:color="auto" w:fill="FFFFFF"/>
-        </w:rPr>
-      </w:pPr>
-      <w:r>
-        <w:rPr>
-          <w:rStyle w:val="aa"/>
-          <w:rFonts w:cs="Times New Roman"/>
+          <w:rFonts w:cs="Times New Roman"/>
+          <w:i/>
+          <w:iCs/>
+          <w:color w:val="0F1115"/>
+          <w:szCs w:val="28"/>
+          <w:shd w:val="clear" w:color="auto" w:fill="FFFFFF"/>
+        </w:rPr>
+      </w:pPr>
+      <w:r>
+        <w:rPr>
+          <w:rFonts w:cs="Times New Roman"/>
+          <w:i/>
+          <w:iCs/>
           <w:noProof/>
           <w:color w:val="0F1115"/>
           <w:szCs w:val="28"/>
           <w:shd w:val="clear" w:color="auto" w:fill="FFFFFF"/>
+          <w:lang w:val="en-US"/>
         </w:rPr>
         <w:lastRenderedPageBreak/>
         <w:drawing>
-          <wp:inline distT="0" distB="0" distL="0" distR="0" wp14:anchorId="6A79D1C9" wp14:editId="5E71FB10">
-            <wp:extent cx="2953162" cy="2305372"/>
-            <wp:effectExtent l="0" t="0" r="0" b="0"/>
-            <wp:docPr id="58" name="Рисунок 58"/>
+          <wp:inline distT="0" distB="0" distL="0" distR="0" wp14:anchorId="09D7156E" wp14:editId="1B5DC02E">
+            <wp:extent cx="5134692" cy="5620534"/>
+            <wp:effectExtent l="0" t="0" r="8890" b="0"/>
+            <wp:docPr id="55" name="Рисунок 55"/>
             <wp:cNvGraphicFramePr>
               <a:graphicFrameLocks xmlns:a="http://schemas.openxmlformats.org/drawingml/2006/main" noChangeAspect="1"/>
             </wp:cNvGraphicFramePr>
@@ -5216,7 +5800,7 @@
                   <pic:spPr>
                     <a:xfrm>
                       <a:off x="0" y="0"/>
-                      <a:ext cx="2953162" cy="2305372"/>
+                      <a:ext cx="5134692" cy="5620534"/>
                     </a:xfrm>
                     <a:prstGeom prst="rect">
                       <a:avLst/>
@@ -5234,6 +5818,87 @@
         <w:spacing w:line="240" w:lineRule="auto"/>
         <w:jc w:val="center"/>
         <w:rPr>
+          <w:rFonts w:cs="Times New Roman"/>
+          <w:color w:val="0F1115"/>
+          <w:szCs w:val="28"/>
+          <w:shd w:val="clear" w:color="auto" w:fill="FFFFFF"/>
+        </w:rPr>
+      </w:pPr>
+      <w:r>
+        <w:rPr>
+          <w:rFonts w:cs="Times New Roman"/>
+          <w:color w:val="0F1115"/>
+          <w:szCs w:val="28"/>
+          <w:shd w:val="clear" w:color="auto" w:fill="FFFFFF"/>
+        </w:rPr>
+        <w:t xml:space="preserve">Рисунок 14 - </w:t>
+      </w:r>
+      <w:proofErr w:type="spellStart"/>
+      <w:r>
+        <w:rPr>
+          <w:rFonts w:cs="Times New Roman"/>
+          <w:color w:val="0F1115"/>
+          <w:szCs w:val="28"/>
+          <w:shd w:val="clear" w:color="auto" w:fill="FFFFFF"/>
+        </w:rPr>
+        <w:t>Декомпилированный</w:t>
+      </w:r>
+      <w:proofErr w:type="spellEnd"/>
+      <w:r>
+        <w:rPr>
+          <w:rFonts w:cs="Times New Roman"/>
+          <w:color w:val="0F1115"/>
+          <w:szCs w:val="28"/>
+          <w:shd w:val="clear" w:color="auto" w:fill="FFFFFF"/>
+        </w:rPr>
+        <w:t xml:space="preserve"> код функции </w:t>
+      </w:r>
+      <w:proofErr w:type="spellStart"/>
+      <w:r>
+        <w:rPr>
+          <w:rFonts w:cs="Times New Roman"/>
+          <w:color w:val="0F1115"/>
+          <w:szCs w:val="28"/>
+          <w:shd w:val="clear" w:color="auto" w:fill="FFFFFF"/>
+        </w:rPr>
+        <w:t>main</w:t>
+      </w:r>
+      <w:proofErr w:type="spellEnd"/>
+      <w:r>
+        <w:rPr>
+          <w:rFonts w:cs="Times New Roman"/>
+          <w:color w:val="0F1115"/>
+          <w:szCs w:val="28"/>
+          <w:shd w:val="clear" w:color="auto" w:fill="FFFFFF"/>
+        </w:rPr>
+        <w:t xml:space="preserve"> в </w:t>
+      </w:r>
+      <w:proofErr w:type="spellStart"/>
+      <w:r>
+        <w:rPr>
+          <w:rFonts w:cs="Times New Roman"/>
+          <w:color w:val="0F1115"/>
+          <w:szCs w:val="28"/>
+          <w:shd w:val="clear" w:color="auto" w:fill="FFFFFF"/>
+        </w:rPr>
+        <w:t>Ghidra</w:t>
+      </w:r>
+      <w:proofErr w:type="spellEnd"/>
+      <w:r>
+        <w:rPr>
+          <w:rFonts w:cs="Times New Roman"/>
+          <w:color w:val="0F1115"/>
+          <w:szCs w:val="28"/>
+          <w:shd w:val="clear" w:color="auto" w:fill="FFFFFF"/>
+        </w:rPr>
+        <w:t xml:space="preserve"> файла clang_64</w:t>
+      </w:r>
+    </w:p>
+    <w:p>
+      <w:pPr>
+        <w:spacing w:line="240" w:lineRule="auto"/>
+        <w:jc w:val="center"/>
+        <w:rPr>
           <w:rStyle w:val="aa"/>
           <w:rFonts w:cs="Times New Roman"/>
           <w:color w:val="0F1115"/>
@@ -5243,42 +5908,19 @@
       </w:pPr>
       <w:r>
         <w:rPr>
-          <w:rFonts w:cs="Times New Roman"/>
-          <w:color w:val="0F1115"/>
-          <w:szCs w:val="28"/>
-          <w:shd w:val="clear" w:color="auto" w:fill="FFFFFF"/>
-        </w:rPr>
-        <w:t>Рисунок 15 - Граф потока управления функции main в Ghidra файла clang_64</w:t>
-      </w:r>
-    </w:p>
-    <w:p>
-      <w:pPr>
-        <w:spacing w:line="240" w:lineRule="auto"/>
-        <w:jc w:val="center"/>
-        <w:rPr>
-          <w:rFonts w:cs="Times New Roman"/>
-          <w:i/>
-          <w:iCs/>
-          <w:color w:val="0F1115"/>
-          <w:szCs w:val="28"/>
-          <w:shd w:val="clear" w:color="auto" w:fill="FFFFFF"/>
-        </w:rPr>
-      </w:pPr>
-      <w:r>
-        <w:rPr>
-          <w:rFonts w:cs="Times New Roman"/>
-          <w:i/>
-          <w:iCs/>
+          <w:rStyle w:val="aa"/>
+          <w:rFonts w:cs="Times New Roman"/>
           <w:noProof/>
           <w:color w:val="0F1115"/>
           <w:szCs w:val="28"/>
           <w:shd w:val="clear" w:color="auto" w:fill="FFFFFF"/>
         </w:rPr>
+        <w:lastRenderedPageBreak/>
         <w:drawing>
-          <wp:inline distT="0" distB="0" distL="0" distR="0" wp14:anchorId="55B975FE" wp14:editId="46F081AA">
-            <wp:extent cx="5172797" cy="2210108"/>
-            <wp:effectExtent l="0" t="0" r="8890" b="0"/>
-            <wp:docPr id="59" name="Рисунок 59"/>
+          <wp:inline distT="0" distB="0" distL="0" distR="0" wp14:anchorId="76A2666C" wp14:editId="4F402289">
+            <wp:extent cx="2991267" cy="7611537"/>
+            <wp:effectExtent l="0" t="0" r="0" b="8890"/>
+            <wp:docPr id="56" name="Рисунок 56"/>
             <wp:cNvGraphicFramePr>
               <a:graphicFrameLocks xmlns:a="http://schemas.openxmlformats.org/drawingml/2006/main" noChangeAspect="1"/>
             </wp:cNvGraphicFramePr>
@@ -5298,7 +5940,7 @@
                   <pic:spPr>
                     <a:xfrm>
                       <a:off x="0" y="0"/>
-                      <a:ext cx="5172797" cy="2210108"/>
+                      <a:ext cx="2991267" cy="7611537"/>
                     </a:xfrm>
                     <a:prstGeom prst="rect">
                       <a:avLst/>
@@ -5330,108 +5972,76 @@
           <w:szCs w:val="28"/>
           <w:shd w:val="clear" w:color="auto" w:fill="FFFFFF"/>
         </w:rPr>
-        <w:t>Рисунок 16 - Дамп памяти функции main в шестнадцатеричном редакторе Ghidra файла clang_64</w:t>
-      </w:r>
-    </w:p>
-    <w:p>
-      <w:pPr>
-        <w:pStyle w:val="a6"/>
-        <w:spacing w:before="0"/>
-        <w:rPr>
-          <w:rStyle w:val="ab"/>
-          <w:rFonts w:cs="Times New Roman"/>
-          <w:b/>
-          <w:bCs w:val="0"/>
+        <w:t xml:space="preserve">Рисунок 15 - Граф потока управления функции </w:t>
+      </w:r>
+      <w:proofErr w:type="spellStart"/>
+      <w:r>
+        <w:rPr>
+          <w:rFonts w:cs="Times New Roman"/>
+          <w:color w:val="0F1115"/>
+          <w:szCs w:val="28"/>
+          <w:shd w:val="clear" w:color="auto" w:fill="FFFFFF"/>
+        </w:rPr>
+        <w:t>main</w:t>
+      </w:r>
+      <w:proofErr w:type="spellEnd"/>
+      <w:r>
+        <w:rPr>
+          <w:rFonts w:cs="Times New Roman"/>
+          <w:color w:val="0F1115"/>
+          <w:szCs w:val="28"/>
+          <w:shd w:val="clear" w:color="auto" w:fill="FFFFFF"/>
+        </w:rPr>
+        <w:t xml:space="preserve"> в </w:t>
+      </w:r>
+      <w:proofErr w:type="spellStart"/>
+      <w:r>
+        <w:rPr>
+          <w:rFonts w:cs="Times New Roman"/>
+          <w:color w:val="0F1115"/>
+          <w:szCs w:val="28"/>
+          <w:shd w:val="clear" w:color="auto" w:fill="FFFFFF"/>
+        </w:rPr>
+        <w:t>Ghidra</w:t>
+      </w:r>
+      <w:proofErr w:type="spellEnd"/>
+      <w:r>
+        <w:rPr>
+          <w:rFonts w:cs="Times New Roman"/>
+          <w:color w:val="0F1115"/>
+          <w:szCs w:val="28"/>
+          <w:shd w:val="clear" w:color="auto" w:fill="FFFFFF"/>
+        </w:rPr>
+        <w:t xml:space="preserve"> файла clang_64…</w:t>
+      </w:r>
+    </w:p>
+    <w:p>
+      <w:pPr>
+        <w:spacing w:line="240" w:lineRule="auto"/>
+        <w:jc w:val="center"/>
+        <w:rPr>
+          <w:rStyle w:val="aa"/>
+          <w:rFonts w:cs="Times New Roman"/>
+          <w:color w:val="0F1115"/>
+          <w:szCs w:val="28"/>
+          <w:shd w:val="clear" w:color="auto" w:fill="FFFFFF"/>
+        </w:rPr>
+      </w:pPr>
+      <w:r>
+        <w:rPr>
+          <w:rStyle w:val="aa"/>
+          <w:rFonts w:cs="Times New Roman"/>
           <w:noProof/>
-          <w:szCs w:val="28"/>
-        </w:rPr>
-      </w:pPr>
-      <w:bookmarkStart w:id="5" w:name="_Toc230813421"/>
-      <w:r>
-        <w:rPr>
-          <w:rFonts w:cs="Times New Roman"/>
-          <w:szCs w:val="28"/>
+          <w:color w:val="0F1115"/>
+          <w:szCs w:val="28"/>
+          <w:shd w:val="clear" w:color="auto" w:fill="FFFFFF"/>
         </w:rPr>
         <w:lastRenderedPageBreak/>
-        <w:t xml:space="preserve">Исследование файла </w:t>
-      </w:r>
-      <w:r>
-        <w:rPr>
-          <w:rFonts w:cs="Times New Roman"/>
-          <w:szCs w:val="28"/>
-          <w:lang w:val="en-US"/>
-        </w:rPr>
-        <w:t>gcc</w:t>
-      </w:r>
-      <w:r>
-        <w:rPr>
-          <w:rFonts w:cs="Times New Roman"/>
-          <w:szCs w:val="28"/>
-        </w:rPr>
-        <w:t xml:space="preserve">_32 в </w:t>
-      </w:r>
-      <w:r>
-        <w:rPr>
-          <w:rFonts w:cs="Times New Roman"/>
-          <w:szCs w:val="28"/>
-          <w:lang w:val="en-US"/>
-        </w:rPr>
-        <w:t>IDA</w:t>
-      </w:r>
-      <w:r>
-        <w:rPr>
-          <w:rFonts w:cs="Times New Roman"/>
-          <w:szCs w:val="28"/>
-        </w:rPr>
-        <w:t xml:space="preserve"> </w:t>
-      </w:r>
-      <w:r>
-        <w:rPr>
-          <w:rFonts w:cs="Times New Roman"/>
-          <w:szCs w:val="28"/>
-          <w:lang w:val="en-US"/>
-        </w:rPr>
-        <w:t>Pro</w:t>
-      </w:r>
-      <w:bookmarkEnd w:id="5"/>
-      <w:r>
-        <w:rPr>
-          <w:rStyle w:val="ab"/>
-          <w:rFonts w:cs="Times New Roman"/>
-          <w:noProof/>
-          <w:szCs w:val="28"/>
-        </w:rPr>
-        <w:t xml:space="preserve"> </w:t>
-      </w:r>
-    </w:p>
-    <w:p>
-      <w:pPr>
-        <w:jc w:val="center"/>
-        <w:rPr>
-          <w:rStyle w:val="ab"/>
-          <w:rFonts w:cs="Times New Roman"/>
-          <w:b w:val="0"/>
-          <w:bCs w:val="0"/>
-          <w:color w:val="0F1115"/>
-          <w:szCs w:val="28"/>
-          <w:shd w:val="clear" w:color="auto" w:fill="FFFFFF"/>
-          <w:lang w:val="en-US"/>
-        </w:rPr>
-      </w:pPr>
-      <w:r>
-        <w:rPr>
-          <w:rStyle w:val="ab"/>
-          <w:rFonts w:cs="Times New Roman"/>
-          <w:b w:val="0"/>
-          <w:bCs w:val="0"/>
-          <w:noProof/>
-          <w:szCs w:val="28"/>
-        </w:rPr>
         <w:drawing>
-          <wp:inline distT="0" distB="0" distL="0" distR="0" wp14:anchorId="7D3BDD2F" wp14:editId="7CA15552">
-            <wp:extent cx="5940425" cy="4289425"/>
-            <wp:effectExtent l="0" t="0" r="3175" b="0"/>
-            <wp:docPr id="4" name="Рисунок 4"/>
+          <wp:inline distT="0" distB="0" distL="0" distR="0" wp14:anchorId="6A79D1C9" wp14:editId="5E71FB10">
+            <wp:extent cx="2953162" cy="2305372"/>
+            <wp:effectExtent l="0" t="0" r="0" b="0"/>
+            <wp:docPr id="58" name="Рисунок 58"/>
             <wp:cNvGraphicFramePr>
               <a:graphicFrameLocks xmlns:a="http://schemas.openxmlformats.org/drawingml/2006/main" noChangeAspect="1"/>
             </wp:cNvGraphicFramePr>
@@ -5451,7 +6061,7 @@
                   <pic:spPr>
                     <a:xfrm>
                       <a:off x="0" y="0"/>
-                      <a:ext cx="5940425" cy="4289425"/>
+                      <a:ext cx="2953162" cy="2305372"/>
                     </a:xfrm>
                     <a:prstGeom prst="rect">
                       <a:avLst/>
@@ -5466,162 +6076,94 @@
     </w:p>
     <w:p>
       <w:pPr>
-        <w:pStyle w:val="ds-markdown-paragraph"/>
-        <w:shd w:val="clear" w:color="auto" w:fill="FFFFFF"/>
-        <w:spacing w:before="0" w:beforeAutospacing="0" w:after="0" w:afterAutospacing="0"/>
-        <w:jc w:val="center"/>
-        <w:rPr>
-          <w:color w:val="0F1115"/>
-          <w:sz w:val="28"/>
-          <w:szCs w:val="28"/>
-          <w:lang w:val="en-US"/>
-        </w:rPr>
-      </w:pPr>
-      <w:r>
-        <w:rPr>
-          <w:color w:val="0F1115"/>
-          <w:sz w:val="28"/>
-          <w:szCs w:val="28"/>
-          <w:shd w:val="clear" w:color="auto" w:fill="FFFFFF"/>
-        </w:rPr>
-        <w:t>Рисунок</w:t>
-      </w:r>
-      <w:r>
-        <w:rPr>
-          <w:color w:val="0F1115"/>
-          <w:sz w:val="28"/>
-          <w:szCs w:val="28"/>
-          <w:shd w:val="clear" w:color="auto" w:fill="FFFFFF"/>
-          <w:lang w:val="en-US"/>
-        </w:rPr>
-        <w:t xml:space="preserve"> 25 - </w:t>
-      </w:r>
-      <w:r>
-        <w:rPr>
-          <w:color w:val="0F1115"/>
-          <w:sz w:val="28"/>
-          <w:szCs w:val="28"/>
-          <w:shd w:val="clear" w:color="auto" w:fill="FFFFFF"/>
-        </w:rPr>
-        <w:t>Листинг</w:t>
-      </w:r>
-      <w:r>
-        <w:rPr>
-          <w:color w:val="0F1115"/>
-          <w:sz w:val="28"/>
-          <w:szCs w:val="28"/>
-          <w:shd w:val="clear" w:color="auto" w:fill="FFFFFF"/>
-          <w:lang w:val="en-US"/>
-        </w:rPr>
-        <w:t xml:space="preserve"> </w:t>
-      </w:r>
-      <w:r>
-        <w:rPr>
-          <w:color w:val="0F1115"/>
-          <w:sz w:val="28"/>
-          <w:szCs w:val="28"/>
-          <w:shd w:val="clear" w:color="auto" w:fill="FFFFFF"/>
-        </w:rPr>
-        <w:t>функции</w:t>
-      </w:r>
-      <w:r>
-        <w:rPr>
-          <w:color w:val="0F1115"/>
-          <w:sz w:val="28"/>
-          <w:szCs w:val="28"/>
-          <w:shd w:val="clear" w:color="auto" w:fill="FFFFFF"/>
-          <w:lang w:val="en-US"/>
-        </w:rPr>
-        <w:t xml:space="preserve"> main </w:t>
-      </w:r>
-      <w:r>
-        <w:rPr>
-          <w:color w:val="0F1115"/>
-          <w:sz w:val="28"/>
-          <w:szCs w:val="28"/>
-          <w:shd w:val="clear" w:color="auto" w:fill="FFFFFF"/>
-        </w:rPr>
-        <w:t>в</w:t>
-      </w:r>
-      <w:r>
-        <w:rPr>
-          <w:color w:val="0F1115"/>
-          <w:sz w:val="28"/>
-          <w:szCs w:val="28"/>
-          <w:shd w:val="clear" w:color="auto" w:fill="FFFFFF"/>
-          <w:lang w:val="en-US"/>
-        </w:rPr>
-        <w:t xml:space="preserve"> </w:t>
-      </w:r>
-      <w:r>
-        <w:rPr>
-          <w:color w:val="0F1115"/>
-          <w:sz w:val="28"/>
-          <w:szCs w:val="28"/>
-          <w:shd w:val="clear" w:color="auto" w:fill="FFFFFF"/>
-        </w:rPr>
-        <w:t>окне</w:t>
-      </w:r>
-      <w:r>
-        <w:rPr>
-          <w:color w:val="0F1115"/>
-          <w:sz w:val="28"/>
-          <w:szCs w:val="28"/>
-          <w:shd w:val="clear" w:color="auto" w:fill="FFFFFF"/>
-          <w:lang w:val="en-US"/>
-        </w:rPr>
-        <w:t xml:space="preserve"> </w:t>
-      </w:r>
-      <w:r>
-        <w:rPr>
-          <w:color w:val="0F1115"/>
-          <w:sz w:val="28"/>
-          <w:szCs w:val="28"/>
-          <w:shd w:val="clear" w:color="auto" w:fill="FFFFFF"/>
-        </w:rPr>
-        <w:t>дизассемблера</w:t>
-      </w:r>
-      <w:r>
-        <w:rPr>
-          <w:color w:val="0F1115"/>
-          <w:sz w:val="28"/>
-          <w:szCs w:val="28"/>
-          <w:shd w:val="clear" w:color="auto" w:fill="FFFFFF"/>
-          <w:lang w:val="en-US"/>
-        </w:rPr>
-        <w:t xml:space="preserve"> IDA </w:t>
-      </w:r>
-      <w:r>
-        <w:rPr>
-          <w:color w:val="0F1115"/>
-          <w:sz w:val="28"/>
-          <w:szCs w:val="28"/>
-          <w:shd w:val="clear" w:color="auto" w:fill="FFFFFF"/>
-        </w:rPr>
-        <w:t>файла</w:t>
-      </w:r>
-      <w:r>
-        <w:rPr>
-          <w:color w:val="0F1115"/>
-          <w:sz w:val="28"/>
-          <w:szCs w:val="28"/>
-          <w:shd w:val="clear" w:color="auto" w:fill="FFFFFF"/>
-          <w:lang w:val="en-US"/>
-        </w:rPr>
-        <w:t xml:space="preserve"> gcc_32</w:t>
-      </w:r>
-      <w:r>
-        <w:rPr>
+        <w:spacing w:line="240" w:lineRule="auto"/>
+        <w:jc w:val="center"/>
+        <w:rPr>
+          <w:rStyle w:val="aa"/>
+          <w:rFonts w:cs="Times New Roman"/>
+          <w:color w:val="0F1115"/>
+          <w:szCs w:val="28"/>
+          <w:shd w:val="clear" w:color="auto" w:fill="FFFFFF"/>
+        </w:rPr>
+      </w:pPr>
+      <w:r>
+        <w:rPr>
+          <w:rFonts w:cs="Times New Roman"/>
+          <w:color w:val="0F1115"/>
+          <w:szCs w:val="28"/>
+          <w:shd w:val="clear" w:color="auto" w:fill="FFFFFF"/>
+        </w:rPr>
+        <w:t xml:space="preserve">Рисунок 15 - Граф потока управления функции </w:t>
+      </w:r>
+      <w:proofErr w:type="spellStart"/>
+      <w:r>
+        <w:rPr>
+          <w:rFonts w:cs="Times New Roman"/>
+          <w:color w:val="0F1115"/>
+          <w:szCs w:val="28"/>
+          <w:shd w:val="clear" w:color="auto" w:fill="FFFFFF"/>
+        </w:rPr>
+        <w:t>main</w:t>
+      </w:r>
+      <w:proofErr w:type="spellEnd"/>
+      <w:r>
+        <w:rPr>
+          <w:rFonts w:cs="Times New Roman"/>
+          <w:color w:val="0F1115"/>
+          <w:szCs w:val="28"/>
+          <w:shd w:val="clear" w:color="auto" w:fill="FFFFFF"/>
+        </w:rPr>
+        <w:t xml:space="preserve"> в </w:t>
+      </w:r>
+      <w:proofErr w:type="spellStart"/>
+      <w:r>
+        <w:rPr>
+          <w:rFonts w:cs="Times New Roman"/>
+          <w:color w:val="0F1115"/>
+          <w:szCs w:val="28"/>
+          <w:shd w:val="clear" w:color="auto" w:fill="FFFFFF"/>
+        </w:rPr>
+        <w:t>Ghidra</w:t>
+      </w:r>
+      <w:proofErr w:type="spellEnd"/>
+      <w:r>
+        <w:rPr>
+          <w:rFonts w:cs="Times New Roman"/>
+          <w:color w:val="0F1115"/>
+          <w:szCs w:val="28"/>
+          <w:shd w:val="clear" w:color="auto" w:fill="FFFFFF"/>
+        </w:rPr>
+        <w:t xml:space="preserve"> файла clang_64</w:t>
+      </w:r>
+    </w:p>
+    <w:p>
+      <w:pPr>
+        <w:spacing w:line="240" w:lineRule="auto"/>
+        <w:jc w:val="center"/>
+        <w:rPr>
+          <w:rFonts w:cs="Times New Roman"/>
+          <w:i/>
+          <w:iCs/>
+          <w:color w:val="0F1115"/>
+          <w:szCs w:val="28"/>
+          <w:shd w:val="clear" w:color="auto" w:fill="FFFFFF"/>
+        </w:rPr>
+      </w:pPr>
+      <w:r>
+        <w:rPr>
+          <w:rFonts w:cs="Times New Roman"/>
+          <w:i/>
+          <w:iCs/>
           <w:noProof/>
           <w:color w:val="0F1115"/>
-          <w:sz w:val="28"/>
-          <w:szCs w:val="28"/>
+          <w:szCs w:val="28"/>
+          <w:shd w:val="clear" w:color="auto" w:fill="FFFFFF"/>
         </w:rPr>
         <w:drawing>
-          <wp:inline distT="0" distB="0" distL="0" distR="0" wp14:anchorId="545337BA" wp14:editId="178DCE0A">
-            <wp:extent cx="5753100" cy="3831300"/>
-            <wp:effectExtent l="0" t="0" r="0" b="0"/>
-            <wp:docPr id="2" name="Рисунок 2"/>
+          <wp:inline distT="0" distB="0" distL="0" distR="0" wp14:anchorId="55B975FE" wp14:editId="46F081AA">
+            <wp:extent cx="5172797" cy="2210108"/>
+            <wp:effectExtent l="0" t="0" r="8890" b="0"/>
+            <wp:docPr id="59" name="Рисунок 59"/>
             <wp:cNvGraphicFramePr>
               <a:graphicFrameLocks xmlns:a="http://schemas.openxmlformats.org/drawingml/2006/main" noChangeAspect="1"/>
             </wp:cNvGraphicFramePr>
@@ -5641,7 +6183,7 @@
                   <pic:spPr>
                     <a:xfrm>
                       <a:off x="0" y="0"/>
-                      <a:ext cx="5756812" cy="3833772"/>
+                      <a:ext cx="5172797" cy="2210108"/>
                     </a:xfrm>
                     <a:prstGeom prst="rect">
                       <a:avLst/>
@@ -5659,56 +6201,164 @@
         <w:spacing w:line="240" w:lineRule="auto"/>
         <w:jc w:val="center"/>
         <w:rPr>
-          <w:rFonts w:cs="Times New Roman"/>
-          <w:color w:val="0F1115"/>
-          <w:szCs w:val="28"/>
-          <w:shd w:val="clear" w:color="auto" w:fill="FFFFFF"/>
-        </w:rPr>
-      </w:pPr>
-      <w:r>
-        <w:rPr>
-          <w:rFonts w:cs="Times New Roman"/>
-          <w:color w:val="0F1115"/>
-          <w:szCs w:val="28"/>
-          <w:shd w:val="clear" w:color="auto" w:fill="FFFFFF"/>
-        </w:rPr>
-        <w:t>Рисунок 26 - Декомпилированный код функции main в IDA файла gcc_32</w:t>
-      </w:r>
-    </w:p>
-    <w:p>
-      <w:pPr>
-        <w:spacing w:line="240" w:lineRule="auto"/>
-        <w:jc w:val="center"/>
-        <w:rPr>
-          <w:rFonts w:cs="Times New Roman"/>
-          <w:szCs w:val="28"/>
-          <w:shd w:val="clear" w:color="auto" w:fill="FFFFFF"/>
-        </w:rPr>
-      </w:pPr>
-      <w:bookmarkStart w:id="6" w:name="_Toc230813422"/>
-      <w:r>
-        <w:rPr>
-          <w:rStyle w:val="a7"/>
+          <w:rStyle w:val="aa"/>
+          <w:rFonts w:cs="Times New Roman"/>
+          <w:color w:val="0F1115"/>
+          <w:szCs w:val="28"/>
+          <w:shd w:val="clear" w:color="auto" w:fill="FFFFFF"/>
+        </w:rPr>
+      </w:pPr>
+      <w:r>
+        <w:rPr>
+          <w:rFonts w:cs="Times New Roman"/>
+          <w:color w:val="0F1115"/>
+          <w:szCs w:val="28"/>
+          <w:shd w:val="clear" w:color="auto" w:fill="FFFFFF"/>
+        </w:rPr>
+        <w:t xml:space="preserve">Рисунок 16 - Дамп памяти функции </w:t>
+      </w:r>
+      <w:proofErr w:type="spellStart"/>
+      <w:r>
+        <w:rPr>
+          <w:rFonts w:cs="Times New Roman"/>
+          <w:color w:val="0F1115"/>
+          <w:szCs w:val="28"/>
+          <w:shd w:val="clear" w:color="auto" w:fill="FFFFFF"/>
+        </w:rPr>
+        <w:t>main</w:t>
+      </w:r>
+      <w:proofErr w:type="spellEnd"/>
+      <w:r>
+        <w:rPr>
+          <w:rFonts w:cs="Times New Roman"/>
+          <w:color w:val="0F1115"/>
+          <w:szCs w:val="28"/>
+          <w:shd w:val="clear" w:color="auto" w:fill="FFFFFF"/>
+        </w:rPr>
+        <w:t xml:space="preserve"> в шестнадцатеричном редакторе </w:t>
+      </w:r>
+      <w:proofErr w:type="spellStart"/>
+      <w:r>
+        <w:rPr>
+          <w:rFonts w:cs="Times New Roman"/>
+          <w:color w:val="0F1115"/>
+          <w:szCs w:val="28"/>
+          <w:shd w:val="clear" w:color="auto" w:fill="FFFFFF"/>
+        </w:rPr>
+        <w:t>Ghidra</w:t>
+      </w:r>
+      <w:proofErr w:type="spellEnd"/>
+      <w:r>
+        <w:rPr>
+          <w:rFonts w:cs="Times New Roman"/>
+          <w:color w:val="0F1115"/>
+          <w:szCs w:val="28"/>
+          <w:shd w:val="clear" w:color="auto" w:fill="FFFFFF"/>
+        </w:rPr>
+        <w:t xml:space="preserve"> файла clang_64</w:t>
+      </w:r>
+    </w:p>
+    <w:p>
+      <w:pPr>
+        <w:pStyle w:val="a6"/>
+        <w:spacing w:before="0"/>
+        <w:rPr>
+          <w:rStyle w:val="ab"/>
+          <w:rFonts w:cs="Times New Roman"/>
+          <w:b/>
+          <w:bCs w:val="0"/>
+          <w:noProof/>
+          <w:szCs w:val="28"/>
+        </w:rPr>
+      </w:pPr>
+      <w:bookmarkStart w:id="5" w:name="_Toc231834788"/>
+      <w:r>
+        <w:rPr>
           <w:rFonts w:cs="Times New Roman"/>
           <w:szCs w:val="28"/>
         </w:rPr>
         <w:lastRenderedPageBreak/>
-        <w:t>Исследование файла gcc_64 в IDA Pro</w:t>
-      </w:r>
-      <w:bookmarkEnd w:id="6"/>
-      <w:r>
-        <w:rPr>
+        <w:t xml:space="preserve">Исследование файла </w:t>
+      </w:r>
+      <w:proofErr w:type="spellStart"/>
+      <w:r>
+        <w:rPr>
+          <w:rFonts w:cs="Times New Roman"/>
+          <w:szCs w:val="28"/>
+          <w:lang w:val="en-US"/>
+        </w:rPr>
+        <w:t>gcc</w:t>
+      </w:r>
+      <w:proofErr w:type="spellEnd"/>
+      <w:r>
+        <w:rPr>
+          <w:rFonts w:cs="Times New Roman"/>
+          <w:szCs w:val="28"/>
+        </w:rPr>
+        <w:t xml:space="preserve">_32 в </w:t>
+      </w:r>
+      <w:r>
+        <w:rPr>
+          <w:rFonts w:cs="Times New Roman"/>
+          <w:szCs w:val="28"/>
+          <w:lang w:val="en-US"/>
+        </w:rPr>
+        <w:t>IDA</w:t>
+      </w:r>
+      <w:r>
+        <w:rPr>
+          <w:rFonts w:cs="Times New Roman"/>
+          <w:szCs w:val="28"/>
+        </w:rPr>
+        <w:t xml:space="preserve"> </w:t>
+      </w:r>
+      <w:r>
+        <w:rPr>
+          <w:rFonts w:cs="Times New Roman"/>
+          <w:szCs w:val="28"/>
+          <w:lang w:val="en-US"/>
+        </w:rPr>
+        <w:t>Pro</w:t>
+      </w:r>
+      <w:bookmarkEnd w:id="5"/>
+      <w:r>
+        <w:rPr>
+          <w:rStyle w:val="ab"/>
           <w:rFonts w:cs="Times New Roman"/>
           <w:noProof/>
           <w:szCs w:val="28"/>
+        </w:rPr>
+        <w:t xml:space="preserve"> </w:t>
+      </w:r>
+    </w:p>
+    <w:p>
+      <w:pPr>
+        <w:jc w:val="center"/>
+        <w:rPr>
+          <w:rStyle w:val="ab"/>
+          <w:rFonts w:cs="Times New Roman"/>
+          <w:b w:val="0"/>
+          <w:bCs w:val="0"/>
+          <w:color w:val="0F1115"/>
+          <w:szCs w:val="28"/>
           <w:shd w:val="clear" w:color="auto" w:fill="FFFFFF"/>
           <w:lang w:val="en-US"/>
         </w:rPr>
+      </w:pPr>
+      <w:r>
+        <w:rPr>
+          <w:rStyle w:val="ab"/>
+          <w:rFonts w:cs="Times New Roman"/>
+          <w:b w:val="0"/>
+          <w:bCs w:val="0"/>
+          <w:noProof/>
+          <w:szCs w:val="28"/>
+        </w:rPr>
         <w:drawing>
-          <wp:inline distT="0" distB="0" distL="0" distR="0" wp14:anchorId="36260596" wp14:editId="6BB12EEB">
-            <wp:extent cx="5940425" cy="3829685"/>
+          <wp:inline distT="0" distB="0" distL="0" distR="0" wp14:anchorId="7D3BDD2F" wp14:editId="7CA15552">
+            <wp:extent cx="5940425" cy="4289425"/>
             <wp:effectExtent l="0" t="0" r="3175" b="0"/>
-            <wp:docPr id="5" name="Рисунок 5"/>
+            <wp:docPr id="4" name="Рисунок 4"/>
             <wp:cNvGraphicFramePr>
               <a:graphicFrameLocks xmlns:a="http://schemas.openxmlformats.org/drawingml/2006/main" noChangeAspect="1"/>
             </wp:cNvGraphicFramePr>
@@ -5728,7 +6378,7 @@
                   <pic:spPr>
                     <a:xfrm>
                       <a:off x="0" y="0"/>
-                      <a:ext cx="5940425" cy="3829685"/>
+                      <a:ext cx="5940425" cy="4289425"/>
                     </a:xfrm>
                     <a:prstGeom prst="rect">
                       <a:avLst/>
@@ -5743,37 +6393,162 @@
     </w:p>
     <w:p>
       <w:pPr>
-        <w:spacing w:line="240" w:lineRule="auto"/>
-        <w:jc w:val="center"/>
-        <w:rPr>
-          <w:rFonts w:cs="Times New Roman"/>
-          <w:color w:val="0F1115"/>
-          <w:szCs w:val="28"/>
-          <w:shd w:val="clear" w:color="auto" w:fill="FFFFFF"/>
-        </w:rPr>
-      </w:pPr>
-      <w:r>
-        <w:rPr>
-          <w:rFonts w:cs="Times New Roman"/>
-          <w:color w:val="0F1115"/>
-          <w:szCs w:val="28"/>
-          <w:shd w:val="clear" w:color="auto" w:fill="FFFFFF"/>
-        </w:rPr>
-        <w:t>Рисунок 27 - Листинг функции main в окне дизассемблера IDA файла gcc_64</w:t>
-      </w:r>
-      <w:r>
-        <w:rPr>
-          <w:rFonts w:cs="Times New Roman"/>
+        <w:pStyle w:val="ds-markdown-paragraph"/>
+        <w:shd w:val="clear" w:color="auto" w:fill="FFFFFF"/>
+        <w:spacing w:before="0" w:beforeAutospacing="0" w:after="0" w:afterAutospacing="0"/>
+        <w:jc w:val="center"/>
+        <w:rPr>
+          <w:color w:val="0F1115"/>
+          <w:sz w:val="28"/>
+          <w:szCs w:val="28"/>
+          <w:lang w:val="en-US"/>
+        </w:rPr>
+      </w:pPr>
+      <w:r>
+        <w:rPr>
+          <w:color w:val="0F1115"/>
+          <w:sz w:val="28"/>
+          <w:szCs w:val="28"/>
+          <w:shd w:val="clear" w:color="auto" w:fill="FFFFFF"/>
+        </w:rPr>
+        <w:t>Рисунок</w:t>
+      </w:r>
+      <w:r>
+        <w:rPr>
+          <w:color w:val="0F1115"/>
+          <w:sz w:val="28"/>
+          <w:szCs w:val="28"/>
+          <w:shd w:val="clear" w:color="auto" w:fill="FFFFFF"/>
+          <w:lang w:val="en-US"/>
+        </w:rPr>
+        <w:t xml:space="preserve"> 25 - </w:t>
+      </w:r>
+      <w:r>
+        <w:rPr>
+          <w:color w:val="0F1115"/>
+          <w:sz w:val="28"/>
+          <w:szCs w:val="28"/>
+          <w:shd w:val="clear" w:color="auto" w:fill="FFFFFF"/>
+        </w:rPr>
+        <w:t>Листинг</w:t>
+      </w:r>
+      <w:r>
+        <w:rPr>
+          <w:color w:val="0F1115"/>
+          <w:sz w:val="28"/>
+          <w:szCs w:val="28"/>
+          <w:shd w:val="clear" w:color="auto" w:fill="FFFFFF"/>
+          <w:lang w:val="en-US"/>
+        </w:rPr>
+        <w:t xml:space="preserve"> </w:t>
+      </w:r>
+      <w:r>
+        <w:rPr>
+          <w:color w:val="0F1115"/>
+          <w:sz w:val="28"/>
+          <w:szCs w:val="28"/>
+          <w:shd w:val="clear" w:color="auto" w:fill="FFFFFF"/>
+        </w:rPr>
+        <w:t>функции</w:t>
+      </w:r>
+      <w:r>
+        <w:rPr>
+          <w:color w:val="0F1115"/>
+          <w:sz w:val="28"/>
+          <w:szCs w:val="28"/>
+          <w:shd w:val="clear" w:color="auto" w:fill="FFFFFF"/>
+          <w:lang w:val="en-US"/>
+        </w:rPr>
+        <w:t xml:space="preserve"> main </w:t>
+      </w:r>
+      <w:r>
+        <w:rPr>
+          <w:color w:val="0F1115"/>
+          <w:sz w:val="28"/>
+          <w:szCs w:val="28"/>
+          <w:shd w:val="clear" w:color="auto" w:fill="FFFFFF"/>
+        </w:rPr>
+        <w:t>в</w:t>
+      </w:r>
+      <w:r>
+        <w:rPr>
+          <w:color w:val="0F1115"/>
+          <w:sz w:val="28"/>
+          <w:szCs w:val="28"/>
+          <w:shd w:val="clear" w:color="auto" w:fill="FFFFFF"/>
+          <w:lang w:val="en-US"/>
+        </w:rPr>
+        <w:t xml:space="preserve"> </w:t>
+      </w:r>
+      <w:r>
+        <w:rPr>
+          <w:color w:val="0F1115"/>
+          <w:sz w:val="28"/>
+          <w:szCs w:val="28"/>
+          <w:shd w:val="clear" w:color="auto" w:fill="FFFFFF"/>
+        </w:rPr>
+        <w:t>окне</w:t>
+      </w:r>
+      <w:r>
+        <w:rPr>
+          <w:color w:val="0F1115"/>
+          <w:sz w:val="28"/>
+          <w:szCs w:val="28"/>
+          <w:shd w:val="clear" w:color="auto" w:fill="FFFFFF"/>
+          <w:lang w:val="en-US"/>
+        </w:rPr>
+        <w:t xml:space="preserve"> </w:t>
+      </w:r>
+      <w:r>
+        <w:rPr>
+          <w:color w:val="0F1115"/>
+          <w:sz w:val="28"/>
+          <w:szCs w:val="28"/>
+          <w:shd w:val="clear" w:color="auto" w:fill="FFFFFF"/>
+        </w:rPr>
+        <w:t>дизассемблера</w:t>
+      </w:r>
+      <w:r>
+        <w:rPr>
+          <w:color w:val="0F1115"/>
+          <w:sz w:val="28"/>
+          <w:szCs w:val="28"/>
+          <w:shd w:val="clear" w:color="auto" w:fill="FFFFFF"/>
+          <w:lang w:val="en-US"/>
+        </w:rPr>
+        <w:t xml:space="preserve"> IDA </w:t>
+      </w:r>
+      <w:r>
+        <w:rPr>
+          <w:color w:val="0F1115"/>
+          <w:sz w:val="28"/>
+          <w:szCs w:val="28"/>
+          <w:shd w:val="clear" w:color="auto" w:fill="FFFFFF"/>
+        </w:rPr>
+        <w:t>файла</w:t>
+      </w:r>
+      <w:r>
+        <w:rPr>
+          <w:color w:val="0F1115"/>
+          <w:sz w:val="28"/>
+          <w:szCs w:val="28"/>
+          <w:shd w:val="clear" w:color="auto" w:fill="FFFFFF"/>
+          <w:lang w:val="en-US"/>
+        </w:rPr>
+        <w:t xml:space="preserve"> gcc_32</w:t>
+      </w:r>
+      <w:r>
+        <w:rPr>
           <w:noProof/>
           <w:color w:val="0F1115"/>
-          <w:szCs w:val="28"/>
-          <w:shd w:val="clear" w:color="auto" w:fill="FFFFFF"/>
+          <w:sz w:val="28"/>
+          <w:szCs w:val="28"/>
         </w:rPr>
         <w:drawing>
-          <wp:inline distT="0" distB="0" distL="0" distR="0" wp14:anchorId="0761EF00" wp14:editId="531A8FC4">
-            <wp:extent cx="5940425" cy="3534410"/>
-            <wp:effectExtent l="0" t="0" r="3175" b="8890"/>
-            <wp:docPr id="6" name="Рисунок 6"/>
+          <wp:inline distT="0" distB="0" distL="0" distR="0" wp14:anchorId="545337BA" wp14:editId="178DCE0A">
+            <wp:extent cx="5753100" cy="3831300"/>
+            <wp:effectExtent l="0" t="0" r="0" b="0"/>
+            <wp:docPr id="2" name="Рисунок 2"/>
             <wp:cNvGraphicFramePr>
               <a:graphicFrameLocks xmlns:a="http://schemas.openxmlformats.org/drawingml/2006/main" noChangeAspect="1"/>
             </wp:cNvGraphicFramePr>
@@ -5793,7 +6568,7 @@
                   <pic:spPr>
                     <a:xfrm>
                       <a:off x="0" y="0"/>
-                      <a:ext cx="5940425" cy="3534410"/>
+                      <a:ext cx="5756812" cy="3833772"/>
                     </a:xfrm>
                     <a:prstGeom prst="rect">
                       <a:avLst/>
@@ -5824,7 +6599,47 @@
           <w:szCs w:val="28"/>
           <w:shd w:val="clear" w:color="auto" w:fill="FFFFFF"/>
         </w:rPr>
-        <w:t>Рисунок 28 - Декомпилированный код функции main в IDA файла gcc_64</w:t>
+        <w:t xml:space="preserve">Рисунок 26 - </w:t>
+      </w:r>
+      <w:proofErr w:type="spellStart"/>
+      <w:r>
+        <w:rPr>
+          <w:rFonts w:cs="Times New Roman"/>
+          <w:color w:val="0F1115"/>
+          <w:szCs w:val="28"/>
+          <w:shd w:val="clear" w:color="auto" w:fill="FFFFFF"/>
+        </w:rPr>
+        <w:t>Декомпилированный</w:t>
+      </w:r>
+      <w:proofErr w:type="spellEnd"/>
+      <w:r>
+        <w:rPr>
+          <w:rFonts w:cs="Times New Roman"/>
+          <w:color w:val="0F1115"/>
+          <w:szCs w:val="28"/>
+          <w:shd w:val="clear" w:color="auto" w:fill="FFFFFF"/>
+        </w:rPr>
+        <w:t xml:space="preserve"> код функции </w:t>
+      </w:r>
+      <w:proofErr w:type="spellStart"/>
+      <w:r>
+        <w:rPr>
+          <w:rFonts w:cs="Times New Roman"/>
+          <w:color w:val="0F1115"/>
+          <w:szCs w:val="28"/>
+          <w:shd w:val="clear" w:color="auto" w:fill="FFFFFF"/>
+        </w:rPr>
+        <w:t>main</w:t>
+      </w:r>
+      <w:proofErr w:type="spellEnd"/>
+      <w:r>
+        <w:rPr>
+          <w:rFonts w:cs="Times New Roman"/>
+          <w:color w:val="0F1115"/>
+          <w:szCs w:val="28"/>
+          <w:shd w:val="clear" w:color="auto" w:fill="FFFFFF"/>
+        </w:rPr>
+        <w:t xml:space="preserve"> в IDA файла gcc_32</w:t>
       </w:r>
     </w:p>
     <w:p>
@@ -5837,7 +6652,7 @@
           <w:shd w:val="clear" w:color="auto" w:fill="FFFFFF"/>
         </w:rPr>
       </w:pPr>
-      <w:bookmarkStart w:id="7" w:name="_Toc230813423"/>
+      <w:bookmarkStart w:id="6" w:name="_Toc231834789"/>
       <w:r>
         <w:rPr>
           <w:rStyle w:val="a7"/>
@@ -5845,21 +6660,22 @@
           <w:szCs w:val="28"/>
         </w:rPr>
         <w:lastRenderedPageBreak/>
-        <w:t>Исследование файла clang_32 в IDA Pro</w:t>
-      </w:r>
-      <w:bookmarkEnd w:id="7"/>
+        <w:t>Исследование файла gcc_64 в IDA Pro</w:t>
+      </w:r>
+      <w:bookmarkEnd w:id="6"/>
       <w:r>
         <w:rPr>
           <w:rFonts w:cs="Times New Roman"/>
           <w:noProof/>
           <w:szCs w:val="28"/>
           <w:shd w:val="clear" w:color="auto" w:fill="FFFFFF"/>
+          <w:lang w:val="en-US"/>
         </w:rPr>
         <w:drawing>
-          <wp:inline distT="0" distB="0" distL="0" distR="0" wp14:anchorId="3D0A37F5" wp14:editId="4C117F1B">
-            <wp:extent cx="4524375" cy="3745244"/>
-            <wp:effectExtent l="0" t="0" r="0" b="7620"/>
-            <wp:docPr id="7" name="Рисунок 7"/>
+          <wp:inline distT="0" distB="0" distL="0" distR="0" wp14:anchorId="36260596" wp14:editId="6BB12EEB">
+            <wp:extent cx="5940425" cy="3829685"/>
+            <wp:effectExtent l="0" t="0" r="3175" b="0"/>
+            <wp:docPr id="5" name="Рисунок 5"/>
             <wp:cNvGraphicFramePr>
               <a:graphicFrameLocks xmlns:a="http://schemas.openxmlformats.org/drawingml/2006/main" noChangeAspect="1"/>
             </wp:cNvGraphicFramePr>
@@ -5879,7 +6695,7 @@
                   <pic:spPr>
                     <a:xfrm>
                       <a:off x="0" y="0"/>
-                      <a:ext cx="4539688" cy="3757920"/>
+                      <a:ext cx="5940425" cy="3829685"/>
                     </a:xfrm>
                     <a:prstGeom prst="rect">
                       <a:avLst/>
@@ -5910,20 +6726,28 @@
           <w:szCs w:val="28"/>
           <w:shd w:val="clear" w:color="auto" w:fill="FFFFFF"/>
         </w:rPr>
-        <w:t>Рисунок 29 - Листинг функции main в окне дизассемблера IDA файла clang_32</w:t>
-      </w:r>
-    </w:p>
-    <w:p>
-      <w:pPr>
-        <w:spacing w:line="240" w:lineRule="auto"/>
-        <w:jc w:val="center"/>
-        <w:rPr>
-          <w:rFonts w:cs="Times New Roman"/>
-          <w:color w:val="0F1115"/>
-          <w:szCs w:val="28"/>
-          <w:shd w:val="clear" w:color="auto" w:fill="FFFFFF"/>
-        </w:rPr>
-      </w:pPr>
+        <w:t xml:space="preserve">Рисунок 27 - Листинг функции </w:t>
+      </w:r>
+      <w:proofErr w:type="spellStart"/>
+      <w:r>
+        <w:rPr>
+          <w:rFonts w:cs="Times New Roman"/>
+          <w:color w:val="0F1115"/>
+          <w:szCs w:val="28"/>
+          <w:shd w:val="clear" w:color="auto" w:fill="FFFFFF"/>
+        </w:rPr>
+        <w:t>main</w:t>
+      </w:r>
+      <w:proofErr w:type="spellEnd"/>
+      <w:r>
+        <w:rPr>
+          <w:rFonts w:cs="Times New Roman"/>
+          <w:color w:val="0F1115"/>
+          <w:szCs w:val="28"/>
+          <w:shd w:val="clear" w:color="auto" w:fill="FFFFFF"/>
+        </w:rPr>
+        <w:t xml:space="preserve"> в окне дизассемблера IDA файла gcc_64</w:t>
+      </w:r>
       <w:r>
         <w:rPr>
           <w:rFonts w:cs="Times New Roman"/>
@@ -5933,10 +6757,10 @@
           <w:shd w:val="clear" w:color="auto" w:fill="FFFFFF"/>
         </w:rPr>
         <w:drawing>
-          <wp:inline distT="0" distB="0" distL="0" distR="0" wp14:anchorId="56460520" wp14:editId="573F800E">
-            <wp:extent cx="3695700" cy="4532603"/>
-            <wp:effectExtent l="0" t="0" r="0" b="1905"/>
-            <wp:docPr id="14" name="Рисунок 14"/>
+          <wp:inline distT="0" distB="0" distL="0" distR="0" wp14:anchorId="0761EF00" wp14:editId="531A8FC4">
+            <wp:extent cx="5940425" cy="3534410"/>
+            <wp:effectExtent l="0" t="0" r="3175" b="8890"/>
+            <wp:docPr id="6" name="Рисунок 6"/>
             <wp:cNvGraphicFramePr>
               <a:graphicFrameLocks xmlns:a="http://schemas.openxmlformats.org/drawingml/2006/main" noChangeAspect="1"/>
             </wp:cNvGraphicFramePr>
@@ -5956,7 +6780,7 @@
                   <pic:spPr>
                     <a:xfrm>
                       <a:off x="0" y="0"/>
-                      <a:ext cx="3705552" cy="4544686"/>
+                      <a:ext cx="5940425" cy="3534410"/>
                     </a:xfrm>
                     <a:prstGeom prst="rect">
                       <a:avLst/>
@@ -5987,7 +6811,47 @@
           <w:szCs w:val="28"/>
           <w:shd w:val="clear" w:color="auto" w:fill="FFFFFF"/>
         </w:rPr>
-        <w:t>Рисунок 30 - Декомпилированный код функции main в IDA файла clang_32</w:t>
+        <w:t xml:space="preserve">Рисунок 28 - </w:t>
+      </w:r>
+      <w:proofErr w:type="spellStart"/>
+      <w:r>
+        <w:rPr>
+          <w:rFonts w:cs="Times New Roman"/>
+          <w:color w:val="0F1115"/>
+          <w:szCs w:val="28"/>
+          <w:shd w:val="clear" w:color="auto" w:fill="FFFFFF"/>
+        </w:rPr>
+        <w:t>Декомпилированный</w:t>
+      </w:r>
+      <w:proofErr w:type="spellEnd"/>
+      <w:r>
+        <w:rPr>
+          <w:rFonts w:cs="Times New Roman"/>
+          <w:color w:val="0F1115"/>
+          <w:szCs w:val="28"/>
+          <w:shd w:val="clear" w:color="auto" w:fill="FFFFFF"/>
+        </w:rPr>
+        <w:t xml:space="preserve"> код функции </w:t>
+      </w:r>
+      <w:proofErr w:type="spellStart"/>
+      <w:r>
+        <w:rPr>
+          <w:rFonts w:cs="Times New Roman"/>
+          <w:color w:val="0F1115"/>
+          <w:szCs w:val="28"/>
+          <w:shd w:val="clear" w:color="auto" w:fill="FFFFFF"/>
+        </w:rPr>
+        <w:t>main</w:t>
+      </w:r>
+      <w:proofErr w:type="spellEnd"/>
+      <w:r>
+        <w:rPr>
+          <w:rFonts w:cs="Times New Roman"/>
+          <w:color w:val="0F1115"/>
+          <w:szCs w:val="28"/>
+          <w:shd w:val="clear" w:color="auto" w:fill="FFFFFF"/>
+        </w:rPr>
+        <w:t xml:space="preserve"> в IDA файла gcc_64</w:t>
       </w:r>
     </w:p>
     <w:p>
@@ -5997,9 +6861,10 @@
         <w:rPr>
           <w:rFonts w:cs="Times New Roman"/>
           <w:szCs w:val="28"/>
-        </w:rPr>
-      </w:pPr>
-      <w:bookmarkStart w:id="8" w:name="_Toc230813424"/>
+          <w:shd w:val="clear" w:color="auto" w:fill="FFFFFF"/>
+        </w:rPr>
+      </w:pPr>
+      <w:bookmarkStart w:id="7" w:name="_Toc231834790"/>
       <w:r>
         <w:rPr>
           <w:rStyle w:val="a7"/>
@@ -6007,21 +6872,21 @@
           <w:szCs w:val="28"/>
         </w:rPr>
         <w:lastRenderedPageBreak/>
-        <w:t>Исследование файла clang_64 в IDA Pro</w:t>
-      </w:r>
-      <w:bookmarkEnd w:id="8"/>
+        <w:t>Исследование файла clang_32 в IDA Pro</w:t>
+      </w:r>
+      <w:bookmarkEnd w:id="7"/>
       <w:r>
         <w:rPr>
           <w:rFonts w:cs="Times New Roman"/>
           <w:noProof/>
           <w:szCs w:val="28"/>
-          <w:lang w:val="en-US"/>
+          <w:shd w:val="clear" w:color="auto" w:fill="FFFFFF"/>
         </w:rPr>
         <w:drawing>
-          <wp:inline distT="0" distB="0" distL="0" distR="0" wp14:anchorId="3A207459" wp14:editId="0A1C5D51">
-            <wp:extent cx="5940425" cy="3171825"/>
-            <wp:effectExtent l="0" t="0" r="3175" b="9525"/>
-            <wp:docPr id="11" name="Рисунок 11"/>
+          <wp:inline distT="0" distB="0" distL="0" distR="0" wp14:anchorId="3D0A37F5" wp14:editId="4C117F1B">
+            <wp:extent cx="4524375" cy="3745244"/>
+            <wp:effectExtent l="0" t="0" r="0" b="7620"/>
+            <wp:docPr id="7" name="Рисунок 7"/>
             <wp:cNvGraphicFramePr>
               <a:graphicFrameLocks xmlns:a="http://schemas.openxmlformats.org/drawingml/2006/main" noChangeAspect="1"/>
             </wp:cNvGraphicFramePr>
@@ -6041,7 +6906,7 @@
                   <pic:spPr>
                     <a:xfrm>
                       <a:off x="0" y="0"/>
-                      <a:ext cx="5940425" cy="3171825"/>
+                      <a:ext cx="4539688" cy="3757920"/>
                     </a:xfrm>
                     <a:prstGeom prst="rect">
                       <a:avLst/>
@@ -6072,7 +6937,27 @@
           <w:szCs w:val="28"/>
           <w:shd w:val="clear" w:color="auto" w:fill="FFFFFF"/>
         </w:rPr>
-        <w:t>Рисунок 31 - Листинг функции main в окне дизассемблера IDA файла clang_64</w:t>
+        <w:t xml:space="preserve">Рисунок 29 - Листинг функции </w:t>
+      </w:r>
+      <w:proofErr w:type="spellStart"/>
+      <w:r>
+        <w:rPr>
+          <w:rFonts w:cs="Times New Roman"/>
+          <w:color w:val="0F1115"/>
+          <w:szCs w:val="28"/>
+          <w:shd w:val="clear" w:color="auto" w:fill="FFFFFF"/>
+        </w:rPr>
+        <w:t>main</w:t>
+      </w:r>
+      <w:proofErr w:type="spellEnd"/>
+      <w:r>
+        <w:rPr>
+          <w:rFonts w:cs="Times New Roman"/>
+          <w:color w:val="0F1115"/>
+          <w:szCs w:val="28"/>
+          <w:shd w:val="clear" w:color="auto" w:fill="FFFFFF"/>
+        </w:rPr>
+        <w:t xml:space="preserve"> в окне дизассемблера IDA файла clang_32</w:t>
       </w:r>
     </w:p>
     <w:p>
@@ -6081,6 +6966,7 @@
         <w:jc w:val="center"/>
         <w:rPr>
           <w:rFonts w:cs="Times New Roman"/>
+          <w:color w:val="0F1115"/>
           <w:szCs w:val="28"/>
           <w:shd w:val="clear" w:color="auto" w:fill="FFFFFF"/>
         </w:rPr>
@@ -6089,15 +6975,15 @@
         <w:rPr>
           <w:rFonts w:cs="Times New Roman"/>
           <w:noProof/>
-          <w:szCs w:val="28"/>
-          <w:shd w:val="clear" w:color="auto" w:fill="FFFFFF"/>
-          <w:lang w:val="en-US"/>
+          <w:color w:val="0F1115"/>
+          <w:szCs w:val="28"/>
+          <w:shd w:val="clear" w:color="auto" w:fill="FFFFFF"/>
         </w:rPr>
         <w:drawing>
-          <wp:inline distT="0" distB="0" distL="0" distR="0" wp14:anchorId="7D349DE0" wp14:editId="66999614">
-            <wp:extent cx="5782482" cy="4972744"/>
-            <wp:effectExtent l="0" t="0" r="8890" b="0"/>
-            <wp:docPr id="13" name="Рисунок 13"/>
+          <wp:inline distT="0" distB="0" distL="0" distR="0" wp14:anchorId="56460520" wp14:editId="573F800E">
+            <wp:extent cx="3695700" cy="4532603"/>
+            <wp:effectExtent l="0" t="0" r="0" b="1905"/>
+            <wp:docPr id="14" name="Рисунок 14"/>
             <wp:cNvGraphicFramePr>
               <a:graphicFrameLocks xmlns:a="http://schemas.openxmlformats.org/drawingml/2006/main" noChangeAspect="1"/>
             </wp:cNvGraphicFramePr>
@@ -6117,7 +7003,7 @@
                   <pic:spPr>
                     <a:xfrm>
                       <a:off x="0" y="0"/>
-                      <a:ext cx="5782482" cy="4972744"/>
+                      <a:ext cx="3705552" cy="4544686"/>
                     </a:xfrm>
                     <a:prstGeom prst="rect">
                       <a:avLst/>
@@ -6148,7 +7034,47 @@
           <w:szCs w:val="28"/>
           <w:shd w:val="clear" w:color="auto" w:fill="FFFFFF"/>
         </w:rPr>
-        <w:t>Рисунок 32 - Декомпилированный код функции main в IDA файла clang_64</w:t>
+        <w:t xml:space="preserve">Рисунок 30 - </w:t>
+      </w:r>
+      <w:proofErr w:type="spellStart"/>
+      <w:r>
+        <w:rPr>
+          <w:rFonts w:cs="Times New Roman"/>
+          <w:color w:val="0F1115"/>
+          <w:szCs w:val="28"/>
+          <w:shd w:val="clear" w:color="auto" w:fill="FFFFFF"/>
+        </w:rPr>
+        <w:t>Декомпилированный</w:t>
+      </w:r>
+      <w:proofErr w:type="spellEnd"/>
+      <w:r>
+        <w:rPr>
+          <w:rFonts w:cs="Times New Roman"/>
+          <w:color w:val="0F1115"/>
+          <w:szCs w:val="28"/>
+          <w:shd w:val="clear" w:color="auto" w:fill="FFFFFF"/>
+        </w:rPr>
+        <w:t xml:space="preserve"> код функции </w:t>
+      </w:r>
+      <w:proofErr w:type="spellStart"/>
+      <w:r>
+        <w:rPr>
+          <w:rFonts w:cs="Times New Roman"/>
+          <w:color w:val="0F1115"/>
+          <w:szCs w:val="28"/>
+          <w:shd w:val="clear" w:color="auto" w:fill="FFFFFF"/>
+        </w:rPr>
+        <w:t>main</w:t>
+      </w:r>
+      <w:proofErr w:type="spellEnd"/>
+      <w:r>
+        <w:rPr>
+          <w:rFonts w:cs="Times New Roman"/>
+          <w:color w:val="0F1115"/>
+          <w:szCs w:val="28"/>
+          <w:shd w:val="clear" w:color="auto" w:fill="FFFFFF"/>
+        </w:rPr>
+        <w:t xml:space="preserve"> в IDA файла clang_32</w:t>
       </w:r>
     </w:p>
     <w:p>
@@ -6157,52 +7083,32 @@
         <w:jc w:val="center"/>
         <w:rPr>
           <w:rFonts w:cs="Times New Roman"/>
-          <w:color w:val="0F1115"/>
-          <w:szCs w:val="28"/>
-          <w:shd w:val="clear" w:color="auto" w:fill="FFFFFF"/>
-        </w:rPr>
-      </w:pPr>
-    </w:p>
-    <w:p>
-      <w:pPr>
-        <w:pStyle w:val="a6"/>
-        <w:rPr>
-          <w:rFonts w:cs="Times New Roman"/>
-          <w:szCs w:val="28"/>
-          <w:shd w:val="clear" w:color="auto" w:fill="FFFFFF"/>
-        </w:rPr>
-      </w:pPr>
-      <w:bookmarkStart w:id="9" w:name="_Toc230813425"/>
-      <w:r>
-        <w:rPr>
-          <w:rFonts w:cs="Times New Roman"/>
-          <w:szCs w:val="28"/>
-          <w:shd w:val="clear" w:color="auto" w:fill="FFFFFF"/>
-        </w:rPr>
-        <w:t>Исследование файла gcc_32 в Radare2</w:t>
-      </w:r>
-      <w:bookmarkEnd w:id="9"/>
-    </w:p>
-    <w:p>
-      <w:pPr>
-        <w:spacing w:line="240" w:lineRule="auto"/>
-        <w:jc w:val="center"/>
-        <w:rPr>
-          <w:rFonts w:cs="Times New Roman"/>
-          <w:szCs w:val="28"/>
-        </w:rPr>
-      </w:pPr>
+          <w:szCs w:val="28"/>
+        </w:rPr>
+      </w:pPr>
+      <w:bookmarkStart w:id="8" w:name="_Toc231834791"/>
+      <w:r>
+        <w:rPr>
+          <w:rStyle w:val="a7"/>
+          <w:rFonts w:cs="Times New Roman"/>
+          <w:szCs w:val="28"/>
+        </w:rPr>
+        <w:lastRenderedPageBreak/>
+        <w:t>Исследование файла clang_64 в IDA Pro</w:t>
+      </w:r>
+      <w:bookmarkEnd w:id="8"/>
       <w:r>
         <w:rPr>
           <w:rFonts w:cs="Times New Roman"/>
           <w:noProof/>
           <w:szCs w:val="28"/>
+          <w:lang w:val="en-US"/>
         </w:rPr>
         <w:drawing>
-          <wp:inline distT="0" distB="0" distL="0" distR="0" wp14:anchorId="331BA837" wp14:editId="47111DA5">
-            <wp:extent cx="2400635" cy="6049219"/>
-            <wp:effectExtent l="0" t="0" r="0" b="8890"/>
-            <wp:docPr id="37" name="Рисунок 37"/>
+          <wp:inline distT="0" distB="0" distL="0" distR="0" wp14:anchorId="3A207459" wp14:editId="0A1C5D51">
+            <wp:extent cx="5940425" cy="3171825"/>
+            <wp:effectExtent l="0" t="0" r="3175" b="9525"/>
+            <wp:docPr id="11" name="Рисунок 11"/>
             <wp:cNvGraphicFramePr>
               <a:graphicFrameLocks xmlns:a="http://schemas.openxmlformats.org/drawingml/2006/main" noChangeAspect="1"/>
             </wp:cNvGraphicFramePr>
@@ -6222,7 +7128,7 @@
                   <pic:spPr>
                     <a:xfrm>
                       <a:off x="0" y="0"/>
-                      <a:ext cx="2400635" cy="6049219"/>
+                      <a:ext cx="5940425" cy="3171825"/>
                     </a:xfrm>
                     <a:prstGeom prst="rect">
                       <a:avLst/>
@@ -6253,7 +7159,27 @@
           <w:szCs w:val="28"/>
           <w:shd w:val="clear" w:color="auto" w:fill="FFFFFF"/>
         </w:rPr>
-        <w:t>Рисунок 37 - Информация о файле (команда i) в Radare2 файла gcc_32</w:t>
+        <w:t xml:space="preserve">Рисунок 31 - Листинг функции </w:t>
+      </w:r>
+      <w:proofErr w:type="spellStart"/>
+      <w:r>
+        <w:rPr>
+          <w:rFonts w:cs="Times New Roman"/>
+          <w:color w:val="0F1115"/>
+          <w:szCs w:val="28"/>
+          <w:shd w:val="clear" w:color="auto" w:fill="FFFFFF"/>
+        </w:rPr>
+        <w:t>main</w:t>
+      </w:r>
+      <w:proofErr w:type="spellEnd"/>
+      <w:r>
+        <w:rPr>
+          <w:rFonts w:cs="Times New Roman"/>
+          <w:color w:val="0F1115"/>
+          <w:szCs w:val="28"/>
+          <w:shd w:val="clear" w:color="auto" w:fill="FFFFFF"/>
+        </w:rPr>
+        <w:t xml:space="preserve"> в окне дизассемблера IDA файла clang_64</w:t>
       </w:r>
     </w:p>
     <w:p>
@@ -6271,14 +7197,14 @@
           <w:rFonts w:cs="Times New Roman"/>
           <w:noProof/>
           <w:szCs w:val="28"/>
+          <w:shd w:val="clear" w:color="auto" w:fill="FFFFFF"/>
           <w:lang w:val="en-US"/>
         </w:rPr>
-        <w:lastRenderedPageBreak/>
         <w:drawing>
-          <wp:inline distT="0" distB="0" distL="0" distR="0" wp14:anchorId="76AB30B5" wp14:editId="207893EE">
-            <wp:extent cx="4067743" cy="6935168"/>
-            <wp:effectExtent l="0" t="0" r="9525" b="0"/>
-            <wp:docPr id="45" name="Рисунок 45"/>
+          <wp:inline distT="0" distB="0" distL="0" distR="0" wp14:anchorId="7D349DE0" wp14:editId="66999614">
+            <wp:extent cx="5782482" cy="4972744"/>
+            <wp:effectExtent l="0" t="0" r="8890" b="0"/>
+            <wp:docPr id="13" name="Рисунок 13"/>
             <wp:cNvGraphicFramePr>
               <a:graphicFrameLocks xmlns:a="http://schemas.openxmlformats.org/drawingml/2006/main" noChangeAspect="1"/>
             </wp:cNvGraphicFramePr>
@@ -6298,7 +7224,7 @@
                   <pic:spPr>
                     <a:xfrm>
                       <a:off x="0" y="0"/>
-                      <a:ext cx="4067743" cy="6935168"/>
+                      <a:ext cx="5782482" cy="4972744"/>
                     </a:xfrm>
                     <a:prstGeom prst="rect">
                       <a:avLst/>
@@ -6310,22 +7236,6 @@
           </wp:inline>
         </w:drawing>
       </w:r>
-      <w:r>
-        <w:rPr>
-          <w:rFonts w:cs="Times New Roman"/>
-          <w:szCs w:val="28"/>
-        </w:rPr>
-        <w:br/>
-      </w:r>
-      <w:r>
-        <w:rPr>
-          <w:rFonts w:cs="Times New Roman"/>
-          <w:color w:val="0F1115"/>
-          <w:szCs w:val="28"/>
-          <w:shd w:val="clear" w:color="auto" w:fill="FFFFFF"/>
-        </w:rPr>
-        <w:t>Рисунок 38 - Дизассемблированный код функции main (команда pdi) в Radare2 файла gcc_32</w:t>
-      </w:r>
     </w:p>
     <w:p>
       <w:pPr>
@@ -6333,8 +7243,100 @@
         <w:jc w:val="center"/>
         <w:rPr>
           <w:rFonts w:cs="Times New Roman"/>
-          <w:szCs w:val="28"/>
-          <w:shd w:val="clear" w:color="auto" w:fill="FFFFFF"/>
+          <w:color w:val="0F1115"/>
+          <w:szCs w:val="28"/>
+          <w:shd w:val="clear" w:color="auto" w:fill="FFFFFF"/>
+        </w:rPr>
+      </w:pPr>
+      <w:r>
+        <w:rPr>
+          <w:rFonts w:cs="Times New Roman"/>
+          <w:color w:val="0F1115"/>
+          <w:szCs w:val="28"/>
+          <w:shd w:val="clear" w:color="auto" w:fill="FFFFFF"/>
+        </w:rPr>
+        <w:t xml:space="preserve">Рисунок 32 - </w:t>
+      </w:r>
+      <w:proofErr w:type="spellStart"/>
+      <w:r>
+        <w:rPr>
+          <w:rFonts w:cs="Times New Roman"/>
+          <w:color w:val="0F1115"/>
+          <w:szCs w:val="28"/>
+          <w:shd w:val="clear" w:color="auto" w:fill="FFFFFF"/>
+        </w:rPr>
+        <w:t>Декомпилированный</w:t>
+      </w:r>
+      <w:proofErr w:type="spellEnd"/>
+      <w:r>
+        <w:rPr>
+          <w:rFonts w:cs="Times New Roman"/>
+          <w:color w:val="0F1115"/>
+          <w:szCs w:val="28"/>
+          <w:shd w:val="clear" w:color="auto" w:fill="FFFFFF"/>
+        </w:rPr>
+        <w:t xml:space="preserve"> код функции </w:t>
+      </w:r>
+      <w:proofErr w:type="spellStart"/>
+      <w:r>
+        <w:rPr>
+          <w:rFonts w:cs="Times New Roman"/>
+          <w:color w:val="0F1115"/>
+          <w:szCs w:val="28"/>
+          <w:shd w:val="clear" w:color="auto" w:fill="FFFFFF"/>
+        </w:rPr>
+        <w:t>main</w:t>
+      </w:r>
+      <w:proofErr w:type="spellEnd"/>
+      <w:r>
+        <w:rPr>
+          <w:rFonts w:cs="Times New Roman"/>
+          <w:color w:val="0F1115"/>
+          <w:szCs w:val="28"/>
+          <w:shd w:val="clear" w:color="auto" w:fill="FFFFFF"/>
+        </w:rPr>
+        <w:t xml:space="preserve"> в IDA файла clang_64</w:t>
+      </w:r>
+    </w:p>
+    <w:p>
+      <w:pPr>
+        <w:spacing w:line="240" w:lineRule="auto"/>
+        <w:jc w:val="center"/>
+        <w:rPr>
+          <w:rFonts w:cs="Times New Roman"/>
+          <w:color w:val="0F1115"/>
+          <w:szCs w:val="28"/>
+          <w:shd w:val="clear" w:color="auto" w:fill="FFFFFF"/>
+        </w:rPr>
+      </w:pPr>
+    </w:p>
+    <w:p>
+      <w:pPr>
+        <w:pStyle w:val="a6"/>
+        <w:rPr>
+          <w:rFonts w:cs="Times New Roman"/>
+          <w:szCs w:val="28"/>
+          <w:shd w:val="clear" w:color="auto" w:fill="FFFFFF"/>
+        </w:rPr>
+      </w:pPr>
+      <w:bookmarkStart w:id="9" w:name="_Toc231834792"/>
+      <w:r>
+        <w:rPr>
+          <w:rFonts w:cs="Times New Roman"/>
+          <w:szCs w:val="28"/>
+          <w:shd w:val="clear" w:color="auto" w:fill="FFFFFF"/>
+        </w:rPr>
+        <w:t>Исследование файла gcc_32 в Radare2</w:t>
+      </w:r>
+      <w:bookmarkEnd w:id="9"/>
+    </w:p>
+    <w:p>
+      <w:pPr>
+        <w:spacing w:line="240" w:lineRule="auto"/>
+        <w:jc w:val="center"/>
+        <w:rPr>
+          <w:rFonts w:cs="Times New Roman"/>
+          <w:szCs w:val="28"/>
         </w:rPr>
       </w:pPr>
       <w:r>
@@ -6342,14 +7344,12 @@
           <w:rFonts w:cs="Times New Roman"/>
           <w:noProof/>
           <w:szCs w:val="28"/>
-          <w:lang w:val="en-US"/>
-        </w:rPr>
-        <w:lastRenderedPageBreak/>
+        </w:rPr>
         <w:drawing>
-          <wp:inline distT="0" distB="0" distL="0" distR="0" wp14:anchorId="4CCFD4D2" wp14:editId="5C246171">
-            <wp:extent cx="5325218" cy="4277322"/>
-            <wp:effectExtent l="0" t="0" r="8890" b="9525"/>
-            <wp:docPr id="44" name="Рисунок 44"/>
+          <wp:inline distT="0" distB="0" distL="0" distR="0" wp14:anchorId="331BA837" wp14:editId="47111DA5">
+            <wp:extent cx="2400635" cy="6049219"/>
+            <wp:effectExtent l="0" t="0" r="0" b="8890"/>
+            <wp:docPr id="37" name="Рисунок 37"/>
             <wp:cNvGraphicFramePr>
               <a:graphicFrameLocks xmlns:a="http://schemas.openxmlformats.org/drawingml/2006/main" noChangeAspect="1"/>
             </wp:cNvGraphicFramePr>
@@ -6369,7 +7369,7 @@
                   <pic:spPr>
                     <a:xfrm>
                       <a:off x="0" y="0"/>
-                      <a:ext cx="5325218" cy="4277322"/>
+                      <a:ext cx="2400635" cy="6049219"/>
                     </a:xfrm>
                     <a:prstGeom prst="rect">
                       <a:avLst/>
@@ -6381,22 +7381,6 @@
           </wp:inline>
         </w:drawing>
       </w:r>
-      <w:r>
-        <w:rPr>
-          <w:rFonts w:cs="Times New Roman"/>
-          <w:szCs w:val="28"/>
-        </w:rPr>
-        <w:br/>
-      </w:r>
-      <w:r>
-        <w:rPr>
-          <w:rFonts w:cs="Times New Roman"/>
-          <w:color w:val="0F1115"/>
-          <w:szCs w:val="28"/>
-          <w:shd w:val="clear" w:color="auto" w:fill="FFFFFF"/>
-        </w:rPr>
-        <w:t>Рисунок 39 - Псевдокод функции main (команда pdc) в Radare2 файла gcc_32</w:t>
-      </w:r>
     </w:p>
     <w:p>
       <w:pPr>
@@ -6404,6 +7388,27 @@
         <w:jc w:val="center"/>
         <w:rPr>
           <w:rFonts w:cs="Times New Roman"/>
+          <w:color w:val="0F1115"/>
+          <w:szCs w:val="28"/>
+          <w:shd w:val="clear" w:color="auto" w:fill="FFFFFF"/>
+        </w:rPr>
+      </w:pPr>
+      <w:r>
+        <w:rPr>
+          <w:rFonts w:cs="Times New Roman"/>
+          <w:color w:val="0F1115"/>
+          <w:szCs w:val="28"/>
+          <w:shd w:val="clear" w:color="auto" w:fill="FFFFFF"/>
+        </w:rPr>
+        <w:t>Рисунок 37 - Информация о файле (команда i) в Radare2 файла gcc_32</w:t>
+      </w:r>
+    </w:p>
+    <w:p>
+      <w:pPr>
+        <w:spacing w:line="240" w:lineRule="auto"/>
+        <w:jc w:val="center"/>
+        <w:rPr>
+          <w:rFonts w:cs="Times New Roman"/>
           <w:szCs w:val="28"/>
           <w:shd w:val="clear" w:color="auto" w:fill="FFFFFF"/>
         </w:rPr>
@@ -6415,11 +7420,12 @@
           <w:szCs w:val="28"/>
           <w:lang w:val="en-US"/>
         </w:rPr>
+        <w:lastRenderedPageBreak/>
         <w:drawing>
-          <wp:inline distT="0" distB="0" distL="0" distR="0" wp14:anchorId="7ABB0E21" wp14:editId="7519FF45">
-            <wp:extent cx="4458322" cy="3743847"/>
-            <wp:effectExtent l="0" t="0" r="0" b="9525"/>
-            <wp:docPr id="39" name="Рисунок 39"/>
+          <wp:inline distT="0" distB="0" distL="0" distR="0" wp14:anchorId="76AB30B5" wp14:editId="207893EE">
+            <wp:extent cx="4067743" cy="6935168"/>
+            <wp:effectExtent l="0" t="0" r="9525" b="0"/>
+            <wp:docPr id="45" name="Рисунок 45"/>
             <wp:cNvGraphicFramePr>
               <a:graphicFrameLocks xmlns:a="http://schemas.openxmlformats.org/drawingml/2006/main" noChangeAspect="1"/>
             </wp:cNvGraphicFramePr>
@@ -6439,7 +7445,7 @@
                   <pic:spPr>
                     <a:xfrm>
                       <a:off x="0" y="0"/>
-                      <a:ext cx="4458322" cy="3743847"/>
+                      <a:ext cx="4067743" cy="6935168"/>
                     </a:xfrm>
                     <a:prstGeom prst="rect">
                       <a:avLst/>
@@ -6465,7 +7471,47 @@
           <w:szCs w:val="28"/>
           <w:shd w:val="clear" w:color="auto" w:fill="FFFFFF"/>
         </w:rPr>
-        <w:t>Рисунок 40 - Детальный дизассемблер функции main (команда pdf) в Radare2 файла gcc_32</w:t>
+        <w:t xml:space="preserve">Рисунок 38 - Дизассемблированный код функции </w:t>
+      </w:r>
+      <w:proofErr w:type="spellStart"/>
+      <w:r>
+        <w:rPr>
+          <w:rFonts w:cs="Times New Roman"/>
+          <w:color w:val="0F1115"/>
+          <w:szCs w:val="28"/>
+          <w:shd w:val="clear" w:color="auto" w:fill="FFFFFF"/>
+        </w:rPr>
+        <w:t>main</w:t>
+      </w:r>
+      <w:proofErr w:type="spellEnd"/>
+      <w:r>
+        <w:rPr>
+          <w:rFonts w:cs="Times New Roman"/>
+          <w:color w:val="0F1115"/>
+          <w:szCs w:val="28"/>
+          <w:shd w:val="clear" w:color="auto" w:fill="FFFFFF"/>
+        </w:rPr>
+        <w:t xml:space="preserve"> (команда </w:t>
+      </w:r>
+      <w:proofErr w:type="spellStart"/>
+      <w:r>
+        <w:rPr>
+          <w:rFonts w:cs="Times New Roman"/>
+          <w:color w:val="0F1115"/>
+          <w:szCs w:val="28"/>
+          <w:shd w:val="clear" w:color="auto" w:fill="FFFFFF"/>
+        </w:rPr>
+        <w:t>pdi</w:t>
+      </w:r>
+      <w:proofErr w:type="spellEnd"/>
+      <w:r>
+        <w:rPr>
+          <w:rFonts w:cs="Times New Roman"/>
+          <w:color w:val="0F1115"/>
+          <w:szCs w:val="28"/>
+          <w:shd w:val="clear" w:color="auto" w:fill="FFFFFF"/>
+        </w:rPr>
+        <w:t>) в Radare2 файла gcc_32</w:t>
       </w:r>
     </w:p>
     <w:p>
@@ -6487,10 +7533,10 @@
         </w:rPr>
         <w:lastRenderedPageBreak/>
         <w:drawing>
-          <wp:inline distT="0" distB="0" distL="0" distR="0" wp14:anchorId="016300DE" wp14:editId="4E24EF6F">
-            <wp:extent cx="5715798" cy="2181529"/>
-            <wp:effectExtent l="0" t="0" r="0" b="9525"/>
-            <wp:docPr id="43" name="Рисунок 43"/>
+          <wp:inline distT="0" distB="0" distL="0" distR="0" wp14:anchorId="4CCFD4D2" wp14:editId="5C246171">
+            <wp:extent cx="5325218" cy="4277322"/>
+            <wp:effectExtent l="0" t="0" r="8890" b="9525"/>
+            <wp:docPr id="44" name="Рисунок 44"/>
             <wp:cNvGraphicFramePr>
               <a:graphicFrameLocks xmlns:a="http://schemas.openxmlformats.org/drawingml/2006/main" noChangeAspect="1"/>
             </wp:cNvGraphicFramePr>
@@ -6510,7 +7556,7 @@
                   <pic:spPr>
                     <a:xfrm>
                       <a:off x="0" y="0"/>
-                      <a:ext cx="5715798" cy="2181529"/>
+                      <a:ext cx="5325218" cy="4277322"/>
                     </a:xfrm>
                     <a:prstGeom prst="rect">
                       <a:avLst/>
@@ -6536,49 +7582,71 @@
           <w:szCs w:val="28"/>
           <w:shd w:val="clear" w:color="auto" w:fill="FFFFFF"/>
         </w:rPr>
-        <w:t>Рисунок 41 - Дамп строковых констант функции main (команда pds) в Radare2 файла gcc_32</w:t>
-      </w:r>
-    </w:p>
-    <w:p>
-      <w:pPr>
-        <w:pStyle w:val="a6"/>
-        <w:rPr>
-          <w:rFonts w:cs="Times New Roman"/>
+        <w:t xml:space="preserve">Рисунок 39 - Псевдокод функции </w:t>
+      </w:r>
+      <w:proofErr w:type="spellStart"/>
+      <w:r>
+        <w:rPr>
+          <w:rFonts w:cs="Times New Roman"/>
+          <w:color w:val="0F1115"/>
+          <w:szCs w:val="28"/>
+          <w:shd w:val="clear" w:color="auto" w:fill="FFFFFF"/>
+        </w:rPr>
+        <w:t>main</w:t>
+      </w:r>
+      <w:proofErr w:type="spellEnd"/>
+      <w:r>
+        <w:rPr>
+          <w:rFonts w:cs="Times New Roman"/>
+          <w:color w:val="0F1115"/>
+          <w:szCs w:val="28"/>
+          <w:shd w:val="clear" w:color="auto" w:fill="FFFFFF"/>
+        </w:rPr>
+        <w:t xml:space="preserve"> (команда </w:t>
+      </w:r>
+      <w:proofErr w:type="spellStart"/>
+      <w:r>
+        <w:rPr>
+          <w:rFonts w:cs="Times New Roman"/>
+          <w:color w:val="0F1115"/>
+          <w:szCs w:val="28"/>
+          <w:shd w:val="clear" w:color="auto" w:fill="FFFFFF"/>
+        </w:rPr>
+        <w:t>pdc</w:t>
+      </w:r>
+      <w:proofErr w:type="spellEnd"/>
+      <w:r>
+        <w:rPr>
+          <w:rFonts w:cs="Times New Roman"/>
+          <w:color w:val="0F1115"/>
+          <w:szCs w:val="28"/>
+          <w:shd w:val="clear" w:color="auto" w:fill="FFFFFF"/>
+        </w:rPr>
+        <w:t>) в Radare2 файла gcc_32</w:t>
+      </w:r>
+    </w:p>
+    <w:p>
+      <w:pPr>
+        <w:spacing w:line="240" w:lineRule="auto"/>
+        <w:jc w:val="center"/>
+        <w:rPr>
+          <w:rFonts w:cs="Times New Roman"/>
+          <w:szCs w:val="28"/>
+          <w:shd w:val="clear" w:color="auto" w:fill="FFFFFF"/>
+        </w:rPr>
+      </w:pPr>
+      <w:r>
+        <w:rPr>
+          <w:rFonts w:cs="Times New Roman"/>
+          <w:noProof/>
           <w:szCs w:val="28"/>
           <w:lang w:val="en-US"/>
         </w:rPr>
-      </w:pPr>
-      <w:bookmarkStart w:id="10" w:name="_Toc230813426"/>
-      <w:r>
-        <w:rPr>
-          <w:rFonts w:cs="Times New Roman"/>
-          <w:szCs w:val="28"/>
-          <w:shd w:val="clear" w:color="auto" w:fill="FFFFFF"/>
-        </w:rPr>
-        <w:t>Исследование файла gcc_64 в Radare2</w:t>
-      </w:r>
-      <w:bookmarkEnd w:id="10"/>
-    </w:p>
-    <w:p>
-      <w:pPr>
-        <w:spacing w:line="240" w:lineRule="auto"/>
-        <w:jc w:val="center"/>
-        <w:rPr>
-          <w:rFonts w:cs="Times New Roman"/>
-          <w:szCs w:val="28"/>
-        </w:rPr>
-      </w:pPr>
-      <w:r>
-        <w:rPr>
-          <w:rFonts w:cs="Times New Roman"/>
-          <w:noProof/>
-          <w:szCs w:val="28"/>
-        </w:rPr>
         <w:drawing>
-          <wp:inline distT="0" distB="0" distL="0" distR="0" wp14:anchorId="7A02444C" wp14:editId="44030E25">
-            <wp:extent cx="2174499" cy="5844540"/>
-            <wp:effectExtent l="0" t="0" r="0" b="3810"/>
-            <wp:docPr id="46" name="Рисунок 46"/>
+          <wp:inline distT="0" distB="0" distL="0" distR="0" wp14:anchorId="7ABB0E21" wp14:editId="7519FF45">
+            <wp:extent cx="4458322" cy="3743847"/>
+            <wp:effectExtent l="0" t="0" r="0" b="9525"/>
+            <wp:docPr id="39" name="Рисунок 39"/>
             <wp:cNvGraphicFramePr>
               <a:graphicFrameLocks xmlns:a="http://schemas.openxmlformats.org/drawingml/2006/main" noChangeAspect="1"/>
             </wp:cNvGraphicFramePr>
@@ -6598,7 +7666,7 @@
                   <pic:spPr>
                     <a:xfrm>
                       <a:off x="0" y="0"/>
-                      <a:ext cx="2179972" cy="5859249"/>
+                      <a:ext cx="4458322" cy="3743847"/>
                     </a:xfrm>
                     <a:prstGeom prst="rect">
                       <a:avLst/>
@@ -6610,6 +7678,62 @@
           </wp:inline>
         </w:drawing>
       </w:r>
+      <w:r>
+        <w:rPr>
+          <w:rFonts w:cs="Times New Roman"/>
+          <w:szCs w:val="28"/>
+        </w:rPr>
+        <w:br/>
+      </w:r>
+      <w:r>
+        <w:rPr>
+          <w:rFonts w:cs="Times New Roman"/>
+          <w:color w:val="0F1115"/>
+          <w:szCs w:val="28"/>
+          <w:shd w:val="clear" w:color="auto" w:fill="FFFFFF"/>
+        </w:rPr>
+        <w:t xml:space="preserve">Рисунок 40 - Детальный дизассемблер функции </w:t>
+      </w:r>
+      <w:proofErr w:type="spellStart"/>
+      <w:r>
+        <w:rPr>
+          <w:rFonts w:cs="Times New Roman"/>
+          <w:color w:val="0F1115"/>
+          <w:szCs w:val="28"/>
+          <w:shd w:val="clear" w:color="auto" w:fill="FFFFFF"/>
+        </w:rPr>
+        <w:t>main</w:t>
+      </w:r>
+      <w:proofErr w:type="spellEnd"/>
+      <w:r>
+        <w:rPr>
+          <w:rFonts w:cs="Times New Roman"/>
+          <w:color w:val="0F1115"/>
+          <w:szCs w:val="28"/>
+          <w:shd w:val="clear" w:color="auto" w:fill="FFFFFF"/>
+        </w:rPr>
+        <w:t xml:space="preserve"> (команда </w:t>
+      </w:r>
+      <w:proofErr w:type="spellStart"/>
+      <w:r>
+        <w:rPr>
+          <w:rFonts w:cs="Times New Roman"/>
+          <w:color w:val="0F1115"/>
+          <w:szCs w:val="28"/>
+          <w:shd w:val="clear" w:color="auto" w:fill="FFFFFF"/>
+        </w:rPr>
+        <w:t>pdf</w:t>
+      </w:r>
+      <w:proofErr w:type="spellEnd"/>
+      <w:r>
+        <w:rPr>
+          <w:rFonts w:cs="Times New Roman"/>
+          <w:color w:val="0F1115"/>
+          <w:szCs w:val="28"/>
+          <w:shd w:val="clear" w:color="auto" w:fill="FFFFFF"/>
+        </w:rPr>
+        <w:t>) в Radare2 файла gcc_32</w:t>
+      </w:r>
     </w:p>
     <w:p>
       <w:pPr>
@@ -6617,28 +7741,6 @@
         <w:jc w:val="center"/>
         <w:rPr>
           <w:rFonts w:cs="Times New Roman"/>
-          <w:color w:val="0F1115"/>
-          <w:szCs w:val="28"/>
-          <w:shd w:val="clear" w:color="auto" w:fill="FFFFFF"/>
-        </w:rPr>
-      </w:pPr>
-      <w:r>
-        <w:rPr>
-          <w:rFonts w:cs="Times New Roman"/>
-          <w:color w:val="0F1115"/>
-          <w:szCs w:val="28"/>
-          <w:shd w:val="clear" w:color="auto" w:fill="FFFFFF"/>
-        </w:rPr>
-        <w:t>Рисунок 42 - Информация о файле (команда i) в Radare2 файла gcc_64</w:t>
-      </w:r>
-    </w:p>
-    <w:p>
-      <w:pPr>
-        <w:spacing w:line="240" w:lineRule="auto"/>
-        <w:jc w:val="center"/>
-        <w:rPr>
-          <w:rFonts w:cs="Times New Roman"/>
-          <w:color w:val="0F1115"/>
           <w:szCs w:val="28"/>
           <w:shd w:val="clear" w:color="auto" w:fill="FFFFFF"/>
         </w:rPr>
@@ -6647,16 +7749,15 @@
         <w:rPr>
           <w:rFonts w:cs="Times New Roman"/>
           <w:noProof/>
-          <w:color w:val="0F1115"/>
           <w:szCs w:val="28"/>
           <w:lang w:val="en-US"/>
         </w:rPr>
         <w:lastRenderedPageBreak/>
         <w:drawing>
-          <wp:inline distT="0" distB="0" distL="0" distR="0" wp14:anchorId="44428911" wp14:editId="47913308">
-            <wp:extent cx="4706007" cy="7173326"/>
-            <wp:effectExtent l="0" t="0" r="0" b="8890"/>
-            <wp:docPr id="75" name="Рисунок 75"/>
+          <wp:inline distT="0" distB="0" distL="0" distR="0" wp14:anchorId="016300DE" wp14:editId="4E24EF6F">
+            <wp:extent cx="5715798" cy="2181529"/>
+            <wp:effectExtent l="0" t="0" r="0" b="9525"/>
+            <wp:docPr id="43" name="Рисунок 43"/>
             <wp:cNvGraphicFramePr>
               <a:graphicFrameLocks xmlns:a="http://schemas.openxmlformats.org/drawingml/2006/main" noChangeAspect="1"/>
             </wp:cNvGraphicFramePr>
@@ -6676,7 +7777,7 @@
                   <pic:spPr>
                     <a:xfrm>
                       <a:off x="0" y="0"/>
-                      <a:ext cx="4706007" cy="7173326"/>
+                      <a:ext cx="5715798" cy="2181529"/>
                     </a:xfrm>
                     <a:prstGeom prst="rect">
                       <a:avLst/>
@@ -6691,7 +7792,6 @@
       <w:r>
         <w:rPr>
           <w:rFonts w:cs="Times New Roman"/>
-          <w:color w:val="0F1115"/>
           <w:szCs w:val="28"/>
         </w:rPr>
         <w:br/>
@@ -6703,8 +7803,68 @@
           <w:szCs w:val="28"/>
           <w:shd w:val="clear" w:color="auto" w:fill="FFFFFF"/>
         </w:rPr>
-        <w:t>Рисунок 43 - Дизассемблированный код функции main (команда pdi) в Radare2 файла gcc_64</w:t>
-      </w:r>
+        <w:t xml:space="preserve">Рисунок 41 - Дамп строковых констант функции </w:t>
+      </w:r>
+      <w:proofErr w:type="spellStart"/>
+      <w:r>
+        <w:rPr>
+          <w:rFonts w:cs="Times New Roman"/>
+          <w:color w:val="0F1115"/>
+          <w:szCs w:val="28"/>
+          <w:shd w:val="clear" w:color="auto" w:fill="FFFFFF"/>
+        </w:rPr>
+        <w:t>main</w:t>
+      </w:r>
+      <w:proofErr w:type="spellEnd"/>
+      <w:r>
+        <w:rPr>
+          <w:rFonts w:cs="Times New Roman"/>
+          <w:color w:val="0F1115"/>
+          <w:szCs w:val="28"/>
+          <w:shd w:val="clear" w:color="auto" w:fill="FFFFFF"/>
+        </w:rPr>
+        <w:t xml:space="preserve"> (команда </w:t>
+      </w:r>
+      <w:proofErr w:type="spellStart"/>
+      <w:r>
+        <w:rPr>
+          <w:rFonts w:cs="Times New Roman"/>
+          <w:color w:val="0F1115"/>
+          <w:szCs w:val="28"/>
+          <w:shd w:val="clear" w:color="auto" w:fill="FFFFFF"/>
+        </w:rPr>
+        <w:t>pds</w:t>
+      </w:r>
+      <w:proofErr w:type="spellEnd"/>
+      <w:r>
+        <w:rPr>
+          <w:rFonts w:cs="Times New Roman"/>
+          <w:color w:val="0F1115"/>
+          <w:szCs w:val="28"/>
+          <w:shd w:val="clear" w:color="auto" w:fill="FFFFFF"/>
+        </w:rPr>
+        <w:t>) в Radare2 файла gcc_32</w:t>
+      </w:r>
+    </w:p>
+    <w:p>
+      <w:pPr>
+        <w:pStyle w:val="a6"/>
+        <w:rPr>
+          <w:rFonts w:cs="Times New Roman"/>
+          <w:szCs w:val="28"/>
+          <w:lang w:val="en-US"/>
+        </w:rPr>
+      </w:pPr>
+      <w:bookmarkStart w:id="10" w:name="_Toc231834793"/>
+      <w:r>
+        <w:rPr>
+          <w:rFonts w:cs="Times New Roman"/>
+          <w:szCs w:val="28"/>
+          <w:shd w:val="clear" w:color="auto" w:fill="FFFFFF"/>
+        </w:rPr>
+        <w:t>Исследование файла gcc_64 в Radare2</w:t>
+      </w:r>
+      <w:bookmarkEnd w:id="10"/>
     </w:p>
     <w:p>
       <w:pPr>
@@ -6712,25 +7872,20 @@
         <w:jc w:val="center"/>
         <w:rPr>
           <w:rFonts w:cs="Times New Roman"/>
-          <w:color w:val="0F1115"/>
-          <w:szCs w:val="28"/>
-          <w:shd w:val="clear" w:color="auto" w:fill="FFFFFF"/>
+          <w:szCs w:val="28"/>
         </w:rPr>
       </w:pPr>
       <w:r>
         <w:rPr>
           <w:rFonts w:cs="Times New Roman"/>
           <w:noProof/>
-          <w:color w:val="0F1115"/>
-          <w:szCs w:val="28"/>
-          <w:lang w:val="en-US"/>
-        </w:rPr>
-        <w:lastRenderedPageBreak/>
+          <w:szCs w:val="28"/>
+        </w:rPr>
         <w:drawing>
-          <wp:inline distT="0" distB="0" distL="0" distR="0" wp14:anchorId="285F9C4A" wp14:editId="76FB8950">
-            <wp:extent cx="5334744" cy="4210638"/>
-            <wp:effectExtent l="0" t="0" r="0" b="0"/>
-            <wp:docPr id="73" name="Рисунок 73"/>
+          <wp:inline distT="0" distB="0" distL="0" distR="0" wp14:anchorId="7A02444C" wp14:editId="44030E25">
+            <wp:extent cx="2174499" cy="5844540"/>
+            <wp:effectExtent l="0" t="0" r="0" b="3810"/>
+            <wp:docPr id="46" name="Рисунок 46"/>
             <wp:cNvGraphicFramePr>
               <a:graphicFrameLocks xmlns:a="http://schemas.openxmlformats.org/drawingml/2006/main" noChangeAspect="1"/>
             </wp:cNvGraphicFramePr>
@@ -6750,7 +7905,7 @@
                   <pic:spPr>
                     <a:xfrm>
                       <a:off x="0" y="0"/>
-                      <a:ext cx="5334744" cy="4210638"/>
+                      <a:ext cx="2179972" cy="5859249"/>
                     </a:xfrm>
                     <a:prstGeom prst="rect">
                       <a:avLst/>
@@ -6762,23 +7917,6 @@
           </wp:inline>
         </w:drawing>
       </w:r>
-      <w:r>
-        <w:rPr>
-          <w:rFonts w:cs="Times New Roman"/>
-          <w:color w:val="0F1115"/>
-          <w:szCs w:val="28"/>
-        </w:rPr>
-        <w:br/>
-      </w:r>
-      <w:r>
-        <w:rPr>
-          <w:rFonts w:cs="Times New Roman"/>
-          <w:color w:val="0F1115"/>
-          <w:szCs w:val="28"/>
-          <w:shd w:val="clear" w:color="auto" w:fill="FFFFFF"/>
-        </w:rPr>
-        <w:t>Рисунок 44 - Псевдокод функции main (команда pdc) в Radare2 файла gcc_64</w:t>
-      </w:r>
     </w:p>
     <w:p>
       <w:pPr>
@@ -6794,16 +7932,38 @@
       <w:r>
         <w:rPr>
           <w:rFonts w:cs="Times New Roman"/>
+          <w:color w:val="0F1115"/>
+          <w:szCs w:val="28"/>
+          <w:shd w:val="clear" w:color="auto" w:fill="FFFFFF"/>
+        </w:rPr>
+        <w:t>Рисунок 42 - Информация о файле (команда i) в Radare2 файла gcc_64</w:t>
+      </w:r>
+    </w:p>
+    <w:p>
+      <w:pPr>
+        <w:spacing w:line="240" w:lineRule="auto"/>
+        <w:jc w:val="center"/>
+        <w:rPr>
+          <w:rFonts w:cs="Times New Roman"/>
+          <w:color w:val="0F1115"/>
+          <w:szCs w:val="28"/>
+          <w:shd w:val="clear" w:color="auto" w:fill="FFFFFF"/>
+        </w:rPr>
+      </w:pPr>
+      <w:r>
+        <w:rPr>
+          <w:rFonts w:cs="Times New Roman"/>
           <w:noProof/>
           <w:color w:val="0F1115"/>
           <w:szCs w:val="28"/>
           <w:lang w:val="en-US"/>
         </w:rPr>
+        <w:lastRenderedPageBreak/>
         <w:drawing>
-          <wp:inline distT="0" distB="0" distL="0" distR="0" wp14:anchorId="2ACFB860" wp14:editId="7DE10D84">
-            <wp:extent cx="5106113" cy="3762900"/>
-            <wp:effectExtent l="0" t="0" r="0" b="9525"/>
-            <wp:docPr id="71" name="Рисунок 71"/>
+          <wp:inline distT="0" distB="0" distL="0" distR="0" wp14:anchorId="44428911" wp14:editId="47913308">
+            <wp:extent cx="4706007" cy="7173326"/>
+            <wp:effectExtent l="0" t="0" r="0" b="8890"/>
+            <wp:docPr id="75" name="Рисунок 75"/>
             <wp:cNvGraphicFramePr>
               <a:graphicFrameLocks xmlns:a="http://schemas.openxmlformats.org/drawingml/2006/main" noChangeAspect="1"/>
             </wp:cNvGraphicFramePr>
@@ -6823,7 +7983,7 @@
                   <pic:spPr>
                     <a:xfrm>
                       <a:off x="0" y="0"/>
-                      <a:ext cx="5106113" cy="3762900"/>
+                      <a:ext cx="4706007" cy="7173326"/>
                     </a:xfrm>
                     <a:prstGeom prst="rect">
                       <a:avLst/>
@@ -6850,7 +8010,47 @@
           <w:szCs w:val="28"/>
           <w:shd w:val="clear" w:color="auto" w:fill="FFFFFF"/>
         </w:rPr>
-        <w:t>Рисунок 45 - Детальный дизассемблер функции main (команда pdf) в Radare2 файла gcc_64</w:t>
+        <w:t xml:space="preserve">Рисунок 43 - Дизассемблированный код функции </w:t>
+      </w:r>
+      <w:proofErr w:type="spellStart"/>
+      <w:r>
+        <w:rPr>
+          <w:rFonts w:cs="Times New Roman"/>
+          <w:color w:val="0F1115"/>
+          <w:szCs w:val="28"/>
+          <w:shd w:val="clear" w:color="auto" w:fill="FFFFFF"/>
+        </w:rPr>
+        <w:t>main</w:t>
+      </w:r>
+      <w:proofErr w:type="spellEnd"/>
+      <w:r>
+        <w:rPr>
+          <w:rFonts w:cs="Times New Roman"/>
+          <w:color w:val="0F1115"/>
+          <w:szCs w:val="28"/>
+          <w:shd w:val="clear" w:color="auto" w:fill="FFFFFF"/>
+        </w:rPr>
+        <w:t xml:space="preserve"> (команда </w:t>
+      </w:r>
+      <w:proofErr w:type="spellStart"/>
+      <w:r>
+        <w:rPr>
+          <w:rFonts w:cs="Times New Roman"/>
+          <w:color w:val="0F1115"/>
+          <w:szCs w:val="28"/>
+          <w:shd w:val="clear" w:color="auto" w:fill="FFFFFF"/>
+        </w:rPr>
+        <w:t>pdi</w:t>
+      </w:r>
+      <w:proofErr w:type="spellEnd"/>
+      <w:r>
+        <w:rPr>
+          <w:rFonts w:cs="Times New Roman"/>
+          <w:color w:val="0F1115"/>
+          <w:szCs w:val="28"/>
+          <w:shd w:val="clear" w:color="auto" w:fill="FFFFFF"/>
+        </w:rPr>
+        <w:t>) в Radare2 файла gcc_64</w:t>
       </w:r>
     </w:p>
     <w:p>
@@ -6874,10 +8074,10 @@
         </w:rPr>
         <w:lastRenderedPageBreak/>
         <w:drawing>
-          <wp:inline distT="0" distB="0" distL="0" distR="0" wp14:anchorId="3DD08E91" wp14:editId="04FA3635">
-            <wp:extent cx="5744377" cy="2610214"/>
-            <wp:effectExtent l="0" t="0" r="8890" b="0"/>
-            <wp:docPr id="72" name="Рисунок 72"/>
+          <wp:inline distT="0" distB="0" distL="0" distR="0" wp14:anchorId="285F9C4A" wp14:editId="76FB8950">
+            <wp:extent cx="5334744" cy="4210638"/>
+            <wp:effectExtent l="0" t="0" r="0" b="0"/>
+            <wp:docPr id="73" name="Рисунок 73"/>
             <wp:cNvGraphicFramePr>
               <a:graphicFrameLocks xmlns:a="http://schemas.openxmlformats.org/drawingml/2006/main" noChangeAspect="1"/>
             </wp:cNvGraphicFramePr>
@@ -6897,7 +8097,7 @@
                   <pic:spPr>
                     <a:xfrm>
                       <a:off x="0" y="0"/>
-                      <a:ext cx="5744377" cy="2610214"/>
+                      <a:ext cx="5334744" cy="4210638"/>
                     </a:xfrm>
                     <a:prstGeom prst="rect">
                       <a:avLst/>
@@ -6924,28 +8124,48 @@
           <w:szCs w:val="28"/>
           <w:shd w:val="clear" w:color="auto" w:fill="FFFFFF"/>
         </w:rPr>
-        <w:t>Рисунок 46 - Дамп строковых констант функции main (команда pds) в Radare2 файла gcc_64</w:t>
-      </w:r>
-    </w:p>
-    <w:p>
-      <w:pPr>
-        <w:pStyle w:val="a6"/>
-        <w:spacing w:before="0"/>
-        <w:rPr>
-          <w:rFonts w:cs="Times New Roman"/>
-          <w:szCs w:val="28"/>
-        </w:rPr>
-      </w:pPr>
-      <w:bookmarkStart w:id="11" w:name="_Toc230813427"/>
-      <w:r>
-        <w:rPr>
-          <w:rFonts w:cs="Times New Roman"/>
-          <w:szCs w:val="28"/>
-          <w:shd w:val="clear" w:color="auto" w:fill="FFFFFF"/>
-        </w:rPr>
-        <w:t>Исследование файла clang_32 в Radare2</w:t>
-      </w:r>
-      <w:bookmarkEnd w:id="11"/>
+        <w:t xml:space="preserve">Рисунок 44 - Псевдокод функции </w:t>
+      </w:r>
+      <w:proofErr w:type="spellStart"/>
+      <w:r>
+        <w:rPr>
+          <w:rFonts w:cs="Times New Roman"/>
+          <w:color w:val="0F1115"/>
+          <w:szCs w:val="28"/>
+          <w:shd w:val="clear" w:color="auto" w:fill="FFFFFF"/>
+        </w:rPr>
+        <w:t>main</w:t>
+      </w:r>
+      <w:proofErr w:type="spellEnd"/>
+      <w:r>
+        <w:rPr>
+          <w:rFonts w:cs="Times New Roman"/>
+          <w:color w:val="0F1115"/>
+          <w:szCs w:val="28"/>
+          <w:shd w:val="clear" w:color="auto" w:fill="FFFFFF"/>
+        </w:rPr>
+        <w:t xml:space="preserve"> (команда </w:t>
+      </w:r>
+      <w:proofErr w:type="spellStart"/>
+      <w:r>
+        <w:rPr>
+          <w:rFonts w:cs="Times New Roman"/>
+          <w:color w:val="0F1115"/>
+          <w:szCs w:val="28"/>
+          <w:shd w:val="clear" w:color="auto" w:fill="FFFFFF"/>
+        </w:rPr>
+        <w:t>pdc</w:t>
+      </w:r>
+      <w:proofErr w:type="spellEnd"/>
+      <w:r>
+        <w:rPr>
+          <w:rFonts w:cs="Times New Roman"/>
+          <w:color w:val="0F1115"/>
+          <w:szCs w:val="28"/>
+          <w:shd w:val="clear" w:color="auto" w:fill="FFFFFF"/>
+        </w:rPr>
+        <w:t>) в Radare2 файла gcc_64</w:t>
+      </w:r>
     </w:p>
     <w:p>
       <w:pPr>
@@ -6953,20 +8173,24 @@
         <w:jc w:val="center"/>
         <w:rPr>
           <w:rFonts w:cs="Times New Roman"/>
-          <w:szCs w:val="28"/>
+          <w:color w:val="0F1115"/>
+          <w:szCs w:val="28"/>
+          <w:shd w:val="clear" w:color="auto" w:fill="FFFFFF"/>
         </w:rPr>
       </w:pPr>
       <w:r>
         <w:rPr>
           <w:rFonts w:cs="Times New Roman"/>
           <w:noProof/>
-          <w:szCs w:val="28"/>
+          <w:color w:val="0F1115"/>
+          <w:szCs w:val="28"/>
+          <w:lang w:val="en-US"/>
         </w:rPr>
         <w:drawing>
-          <wp:inline distT="0" distB="0" distL="0" distR="0" wp14:anchorId="0DFE4774" wp14:editId="6F07E975">
-            <wp:extent cx="2079279" cy="5438775"/>
-            <wp:effectExtent l="0" t="0" r="0" b="0"/>
-            <wp:docPr id="121" name="Рисунок 121"/>
+          <wp:inline distT="0" distB="0" distL="0" distR="0" wp14:anchorId="2ACFB860" wp14:editId="7DE10D84">
+            <wp:extent cx="5106113" cy="3762900"/>
+            <wp:effectExtent l="0" t="0" r="0" b="9525"/>
+            <wp:docPr id="71" name="Рисунок 71"/>
             <wp:cNvGraphicFramePr>
               <a:graphicFrameLocks xmlns:a="http://schemas.openxmlformats.org/drawingml/2006/main" noChangeAspect="1"/>
             </wp:cNvGraphicFramePr>
@@ -6986,7 +8210,7 @@
                   <pic:spPr>
                     <a:xfrm>
                       <a:off x="0" y="0"/>
-                      <a:ext cx="2081557" cy="5444734"/>
+                      <a:ext cx="5106113" cy="3762900"/>
                     </a:xfrm>
                     <a:prstGeom prst="rect">
                       <a:avLst/>
@@ -6998,26 +8222,62 @@
           </wp:inline>
         </w:drawing>
       </w:r>
-    </w:p>
-    <w:p>
-      <w:pPr>
-        <w:spacing w:line="240" w:lineRule="auto"/>
-        <w:jc w:val="center"/>
-        <w:rPr>
-          <w:rFonts w:cs="Times New Roman"/>
-          <w:color w:val="0F1115"/>
-          <w:szCs w:val="28"/>
-          <w:shd w:val="clear" w:color="auto" w:fill="FFFFFF"/>
-        </w:rPr>
-      </w:pPr>
-      <w:r>
-        <w:rPr>
-          <w:rFonts w:cs="Times New Roman"/>
-          <w:color w:val="0F1115"/>
-          <w:szCs w:val="28"/>
-          <w:shd w:val="clear" w:color="auto" w:fill="FFFFFF"/>
-        </w:rPr>
-        <w:t>Рисунок 47 - Информация о файле (команда i) в Radare2 файла clang_32</w:t>
+      <w:r>
+        <w:rPr>
+          <w:rFonts w:cs="Times New Roman"/>
+          <w:color w:val="0F1115"/>
+          <w:szCs w:val="28"/>
+        </w:rPr>
+        <w:br/>
+      </w:r>
+      <w:r>
+        <w:rPr>
+          <w:rFonts w:cs="Times New Roman"/>
+          <w:color w:val="0F1115"/>
+          <w:szCs w:val="28"/>
+          <w:shd w:val="clear" w:color="auto" w:fill="FFFFFF"/>
+        </w:rPr>
+        <w:t xml:space="preserve">Рисунок 45 - Детальный дизассемблер функции </w:t>
+      </w:r>
+      <w:proofErr w:type="spellStart"/>
+      <w:r>
+        <w:rPr>
+          <w:rFonts w:cs="Times New Roman"/>
+          <w:color w:val="0F1115"/>
+          <w:szCs w:val="28"/>
+          <w:shd w:val="clear" w:color="auto" w:fill="FFFFFF"/>
+        </w:rPr>
+        <w:t>main</w:t>
+      </w:r>
+      <w:proofErr w:type="spellEnd"/>
+      <w:r>
+        <w:rPr>
+          <w:rFonts w:cs="Times New Roman"/>
+          <w:color w:val="0F1115"/>
+          <w:szCs w:val="28"/>
+          <w:shd w:val="clear" w:color="auto" w:fill="FFFFFF"/>
+        </w:rPr>
+        <w:t xml:space="preserve"> (команда </w:t>
+      </w:r>
+      <w:proofErr w:type="spellStart"/>
+      <w:r>
+        <w:rPr>
+          <w:rFonts w:cs="Times New Roman"/>
+          <w:color w:val="0F1115"/>
+          <w:szCs w:val="28"/>
+          <w:shd w:val="clear" w:color="auto" w:fill="FFFFFF"/>
+        </w:rPr>
+        <w:t>pdf</w:t>
+      </w:r>
+      <w:proofErr w:type="spellEnd"/>
+      <w:r>
+        <w:rPr>
+          <w:rFonts w:cs="Times New Roman"/>
+          <w:color w:val="0F1115"/>
+          <w:szCs w:val="28"/>
+          <w:shd w:val="clear" w:color="auto" w:fill="FFFFFF"/>
+        </w:rPr>
+        <w:t>) в Radare2 файла gcc_64</w:t>
       </w:r>
     </w:p>
     <w:p>
@@ -7041,10 +8301,10 @@
         </w:rPr>
         <w:lastRenderedPageBreak/>
         <w:drawing>
-          <wp:inline distT="0" distB="0" distL="0" distR="0" wp14:anchorId="1D940FD0" wp14:editId="542F5E07">
-            <wp:extent cx="4248743" cy="7163800"/>
-            <wp:effectExtent l="0" t="0" r="0" b="0"/>
-            <wp:docPr id="122" name="Рисунок 122"/>
+          <wp:inline distT="0" distB="0" distL="0" distR="0" wp14:anchorId="3DD08E91" wp14:editId="04FA3635">
+            <wp:extent cx="5744377" cy="2610214"/>
+            <wp:effectExtent l="0" t="0" r="8890" b="0"/>
+            <wp:docPr id="72" name="Рисунок 72"/>
             <wp:cNvGraphicFramePr>
               <a:graphicFrameLocks xmlns:a="http://schemas.openxmlformats.org/drawingml/2006/main" noChangeAspect="1"/>
             </wp:cNvGraphicFramePr>
@@ -7064,7 +8324,7 @@
                   <pic:spPr>
                     <a:xfrm>
                       <a:off x="0" y="0"/>
-                      <a:ext cx="4248743" cy="7163800"/>
+                      <a:ext cx="5744377" cy="2610214"/>
                     </a:xfrm>
                     <a:prstGeom prst="rect">
                       <a:avLst/>
@@ -7091,8 +8351,68 @@
           <w:szCs w:val="28"/>
           <w:shd w:val="clear" w:color="auto" w:fill="FFFFFF"/>
         </w:rPr>
-        <w:t>Рисунок 48 - Дизассемблированный код функции main (команда pdi) в Radare2 файла clang_32</w:t>
-      </w:r>
+        <w:t xml:space="preserve">Рисунок 46 - Дамп строковых констант функции </w:t>
+      </w:r>
+      <w:proofErr w:type="spellStart"/>
+      <w:r>
+        <w:rPr>
+          <w:rFonts w:cs="Times New Roman"/>
+          <w:color w:val="0F1115"/>
+          <w:szCs w:val="28"/>
+          <w:shd w:val="clear" w:color="auto" w:fill="FFFFFF"/>
+        </w:rPr>
+        <w:t>main</w:t>
+      </w:r>
+      <w:proofErr w:type="spellEnd"/>
+      <w:r>
+        <w:rPr>
+          <w:rFonts w:cs="Times New Roman"/>
+          <w:color w:val="0F1115"/>
+          <w:szCs w:val="28"/>
+          <w:shd w:val="clear" w:color="auto" w:fill="FFFFFF"/>
+        </w:rPr>
+        <w:t xml:space="preserve"> (команда </w:t>
+      </w:r>
+      <w:proofErr w:type="spellStart"/>
+      <w:r>
+        <w:rPr>
+          <w:rFonts w:cs="Times New Roman"/>
+          <w:color w:val="0F1115"/>
+          <w:szCs w:val="28"/>
+          <w:shd w:val="clear" w:color="auto" w:fill="FFFFFF"/>
+        </w:rPr>
+        <w:t>pds</w:t>
+      </w:r>
+      <w:proofErr w:type="spellEnd"/>
+      <w:r>
+        <w:rPr>
+          <w:rFonts w:cs="Times New Roman"/>
+          <w:color w:val="0F1115"/>
+          <w:szCs w:val="28"/>
+          <w:shd w:val="clear" w:color="auto" w:fill="FFFFFF"/>
+        </w:rPr>
+        <w:t>) в Radare2 файла gcc_64</w:t>
+      </w:r>
+    </w:p>
+    <w:p>
+      <w:pPr>
+        <w:pStyle w:val="a6"/>
+        <w:spacing w:before="0"/>
+        <w:rPr>
+          <w:rFonts w:cs="Times New Roman"/>
+          <w:szCs w:val="28"/>
+        </w:rPr>
+      </w:pPr>
+      <w:bookmarkStart w:id="11" w:name="_Toc231834794"/>
+      <w:r>
+        <w:rPr>
+          <w:rFonts w:cs="Times New Roman"/>
+          <w:szCs w:val="28"/>
+          <w:shd w:val="clear" w:color="auto" w:fill="FFFFFF"/>
+        </w:rPr>
+        <w:t>Исследование файла clang_32 в Radare2</w:t>
+      </w:r>
+      <w:bookmarkEnd w:id="11"/>
     </w:p>
     <w:p>
       <w:pPr>
@@ -7100,37 +8420,20 @@
         <w:jc w:val="center"/>
         <w:rPr>
           <w:rFonts w:cs="Times New Roman"/>
-          <w:color w:val="0F1115"/>
-          <w:szCs w:val="28"/>
-          <w:shd w:val="clear" w:color="auto" w:fill="FFFFFF"/>
-        </w:rPr>
-      </w:pPr>
-    </w:p>
-    <w:p>
-      <w:pPr>
-        <w:spacing w:line="240" w:lineRule="auto"/>
-        <w:jc w:val="center"/>
-        <w:rPr>
-          <w:rFonts w:cs="Times New Roman"/>
-          <w:color w:val="0F1115"/>
-          <w:szCs w:val="28"/>
-          <w:shd w:val="clear" w:color="auto" w:fill="FFFFFF"/>
+          <w:szCs w:val="28"/>
         </w:rPr>
       </w:pPr>
       <w:r>
         <w:rPr>
           <w:rFonts w:cs="Times New Roman"/>
           <w:noProof/>
-          <w:color w:val="0F1115"/>
-          <w:szCs w:val="28"/>
-          <w:lang w:val="en-US"/>
-        </w:rPr>
-        <w:lastRenderedPageBreak/>
+          <w:szCs w:val="28"/>
+        </w:rPr>
         <w:drawing>
-          <wp:inline distT="0" distB="0" distL="0" distR="0" wp14:anchorId="3837069D" wp14:editId="3205873C">
-            <wp:extent cx="4686954" cy="7211431"/>
-            <wp:effectExtent l="0" t="0" r="0" b="8890"/>
-            <wp:docPr id="123" name="Рисунок 123"/>
+          <wp:inline distT="0" distB="0" distL="0" distR="0" wp14:anchorId="0DFE4774" wp14:editId="6F07E975">
+            <wp:extent cx="2079279" cy="5438775"/>
+            <wp:effectExtent l="0" t="0" r="0" b="0"/>
+            <wp:docPr id="121" name="Рисунок 121"/>
             <wp:cNvGraphicFramePr>
               <a:graphicFrameLocks xmlns:a="http://schemas.openxmlformats.org/drawingml/2006/main" noChangeAspect="1"/>
             </wp:cNvGraphicFramePr>
@@ -7150,7 +8453,7 @@
                   <pic:spPr>
                     <a:xfrm>
                       <a:off x="0" y="0"/>
-                      <a:ext cx="4686954" cy="7211431"/>
+                      <a:ext cx="2081557" cy="5444734"/>
                     </a:xfrm>
                     <a:prstGeom prst="rect">
                       <a:avLst/>
@@ -7162,22 +8465,26 @@
           </wp:inline>
         </w:drawing>
       </w:r>
-      <w:r>
-        <w:rPr>
-          <w:rFonts w:cs="Times New Roman"/>
-          <w:color w:val="0F1115"/>
-          <w:szCs w:val="28"/>
-        </w:rPr>
-        <w:br/>
-      </w:r>
-      <w:r>
-        <w:rPr>
-          <w:rFonts w:cs="Times New Roman"/>
-          <w:color w:val="0F1115"/>
-          <w:szCs w:val="28"/>
-          <w:shd w:val="clear" w:color="auto" w:fill="FFFFFF"/>
-        </w:rPr>
-        <w:t>Рисунок 49 - Псевдокод функции main (команда pdc) в Radare2 файла clang_32</w:t>
+    </w:p>
+    <w:p>
+      <w:pPr>
+        <w:spacing w:line="240" w:lineRule="auto"/>
+        <w:jc w:val="center"/>
+        <w:rPr>
+          <w:rFonts w:cs="Times New Roman"/>
+          <w:color w:val="0F1115"/>
+          <w:szCs w:val="28"/>
+          <w:shd w:val="clear" w:color="auto" w:fill="FFFFFF"/>
+        </w:rPr>
+      </w:pPr>
+      <w:r>
+        <w:rPr>
+          <w:rFonts w:cs="Times New Roman"/>
+          <w:color w:val="0F1115"/>
+          <w:szCs w:val="28"/>
+          <w:shd w:val="clear" w:color="auto" w:fill="FFFFFF"/>
+        </w:rPr>
+        <w:t>Рисунок 47 - Информация о файле (команда i) в Radare2 файла clang_32</w:t>
       </w:r>
     </w:p>
     <w:p>
@@ -7201,10 +8508,10 @@
         </w:rPr>
         <w:lastRenderedPageBreak/>
         <w:drawing>
-          <wp:inline distT="0" distB="0" distL="0" distR="0" wp14:anchorId="1921C63E" wp14:editId="3FBEE9E7">
-            <wp:extent cx="4791744" cy="7030431"/>
-            <wp:effectExtent l="0" t="0" r="8890" b="0"/>
-            <wp:docPr id="125" name="Рисунок 125"/>
+          <wp:inline distT="0" distB="0" distL="0" distR="0" wp14:anchorId="1D940FD0" wp14:editId="542F5E07">
+            <wp:extent cx="4248743" cy="7163800"/>
+            <wp:effectExtent l="0" t="0" r="0" b="0"/>
+            <wp:docPr id="122" name="Рисунок 122"/>
             <wp:cNvGraphicFramePr>
               <a:graphicFrameLocks xmlns:a="http://schemas.openxmlformats.org/drawingml/2006/main" noChangeAspect="1"/>
             </wp:cNvGraphicFramePr>
@@ -7224,7 +8531,7 @@
                   <pic:spPr>
                     <a:xfrm>
                       <a:off x="0" y="0"/>
-                      <a:ext cx="4791744" cy="7030431"/>
+                      <a:ext cx="4248743" cy="7163800"/>
                     </a:xfrm>
                     <a:prstGeom prst="rect">
                       <a:avLst/>
@@ -7251,8 +8558,60 @@
           <w:szCs w:val="28"/>
           <w:shd w:val="clear" w:color="auto" w:fill="FFFFFF"/>
         </w:rPr>
-        <w:t>Рисунок 50 - Детальный дизассемблер функции main (команда pdf) в Radare2 файла clang_32</w:t>
-      </w:r>
+        <w:t xml:space="preserve">Рисунок 48 - Дизассемблированный код функции </w:t>
+      </w:r>
+      <w:proofErr w:type="spellStart"/>
+      <w:r>
+        <w:rPr>
+          <w:rFonts w:cs="Times New Roman"/>
+          <w:color w:val="0F1115"/>
+          <w:szCs w:val="28"/>
+          <w:shd w:val="clear" w:color="auto" w:fill="FFFFFF"/>
+        </w:rPr>
+        <w:t>main</w:t>
+      </w:r>
+      <w:proofErr w:type="spellEnd"/>
+      <w:r>
+        <w:rPr>
+          <w:rFonts w:cs="Times New Roman"/>
+          <w:color w:val="0F1115"/>
+          <w:szCs w:val="28"/>
+          <w:shd w:val="clear" w:color="auto" w:fill="FFFFFF"/>
+        </w:rPr>
+        <w:t xml:space="preserve"> (команда </w:t>
+      </w:r>
+      <w:proofErr w:type="spellStart"/>
+      <w:r>
+        <w:rPr>
+          <w:rFonts w:cs="Times New Roman"/>
+          <w:color w:val="0F1115"/>
+          <w:szCs w:val="28"/>
+          <w:shd w:val="clear" w:color="auto" w:fill="FFFFFF"/>
+        </w:rPr>
+        <w:t>pdi</w:t>
+      </w:r>
+      <w:proofErr w:type="spellEnd"/>
+      <w:r>
+        <w:rPr>
+          <w:rFonts w:cs="Times New Roman"/>
+          <w:color w:val="0F1115"/>
+          <w:szCs w:val="28"/>
+          <w:shd w:val="clear" w:color="auto" w:fill="FFFFFF"/>
+        </w:rPr>
+        <w:t>) в Radare2 файла clang_32</w:t>
+      </w:r>
+    </w:p>
+    <w:p>
+      <w:pPr>
+        <w:spacing w:line="240" w:lineRule="auto"/>
+        <w:jc w:val="center"/>
+        <w:rPr>
+          <w:rFonts w:cs="Times New Roman"/>
+          <w:color w:val="0F1115"/>
+          <w:szCs w:val="28"/>
+          <w:shd w:val="clear" w:color="auto" w:fill="FFFFFF"/>
+        </w:rPr>
+      </w:pPr>
     </w:p>
     <w:p>
       <w:pPr>
@@ -7275,10 +8634,10 @@
         </w:rPr>
         <w:lastRenderedPageBreak/>
         <w:drawing>
-          <wp:inline distT="0" distB="0" distL="0" distR="0" wp14:anchorId="1A20114C" wp14:editId="5B4443EF">
-            <wp:extent cx="4001058" cy="4763165"/>
-            <wp:effectExtent l="0" t="0" r="0" b="0"/>
-            <wp:docPr id="124" name="Рисунок 124"/>
+          <wp:inline distT="0" distB="0" distL="0" distR="0" wp14:anchorId="3837069D" wp14:editId="3205873C">
+            <wp:extent cx="4686954" cy="7211431"/>
+            <wp:effectExtent l="0" t="0" r="0" b="8890"/>
+            <wp:docPr id="123" name="Рисунок 123"/>
             <wp:cNvGraphicFramePr>
               <a:graphicFrameLocks xmlns:a="http://schemas.openxmlformats.org/drawingml/2006/main" noChangeAspect="1"/>
             </wp:cNvGraphicFramePr>
@@ -7298,7 +8657,7 @@
                   <pic:spPr>
                     <a:xfrm>
                       <a:off x="0" y="0"/>
-                      <a:ext cx="4001058" cy="4763165"/>
+                      <a:ext cx="4686954" cy="7211431"/>
                     </a:xfrm>
                     <a:prstGeom prst="rect">
                       <a:avLst/>
@@ -7325,51 +8684,74 @@
           <w:szCs w:val="28"/>
           <w:shd w:val="clear" w:color="auto" w:fill="FFFFFF"/>
         </w:rPr>
-        <w:t>Рисунок 51 - Дамп строковых констант функции main (команда pds) в Radare2 файла clang_32</w:t>
-      </w:r>
-    </w:p>
-    <w:p>
-      <w:pPr>
-        <w:pStyle w:val="a6"/>
-        <w:rPr>
-          <w:rStyle w:val="a7"/>
-          <w:rFonts w:cs="Times New Roman"/>
-          <w:b/>
-          <w:szCs w:val="28"/>
-        </w:rPr>
-      </w:pPr>
-      <w:bookmarkStart w:id="12" w:name="_Toc230813428"/>
-      <w:r>
-        <w:rPr>
-          <w:rStyle w:val="a7"/>
-          <w:rFonts w:cs="Times New Roman"/>
-          <w:szCs w:val="28"/>
+        <w:t xml:space="preserve">Рисунок 49 - Псевдокод функции </w:t>
+      </w:r>
+      <w:proofErr w:type="spellStart"/>
+      <w:r>
+        <w:rPr>
+          <w:rFonts w:cs="Times New Roman"/>
+          <w:color w:val="0F1115"/>
+          <w:szCs w:val="28"/>
+          <w:shd w:val="clear" w:color="auto" w:fill="FFFFFF"/>
+        </w:rPr>
+        <w:t>main</w:t>
+      </w:r>
+      <w:proofErr w:type="spellEnd"/>
+      <w:r>
+        <w:rPr>
+          <w:rFonts w:cs="Times New Roman"/>
+          <w:color w:val="0F1115"/>
+          <w:szCs w:val="28"/>
+          <w:shd w:val="clear" w:color="auto" w:fill="FFFFFF"/>
+        </w:rPr>
+        <w:t xml:space="preserve"> (команда </w:t>
+      </w:r>
+      <w:proofErr w:type="spellStart"/>
+      <w:r>
+        <w:rPr>
+          <w:rFonts w:cs="Times New Roman"/>
+          <w:color w:val="0F1115"/>
+          <w:szCs w:val="28"/>
+          <w:shd w:val="clear" w:color="auto" w:fill="FFFFFF"/>
+        </w:rPr>
+        <w:t>pdc</w:t>
+      </w:r>
+      <w:proofErr w:type="spellEnd"/>
+      <w:r>
+        <w:rPr>
+          <w:rFonts w:cs="Times New Roman"/>
+          <w:color w:val="0F1115"/>
+          <w:szCs w:val="28"/>
+          <w:shd w:val="clear" w:color="auto" w:fill="FFFFFF"/>
+        </w:rPr>
+        <w:t>) в Radare2 файла clang_32</w:t>
+      </w:r>
+    </w:p>
+    <w:p>
+      <w:pPr>
+        <w:spacing w:line="240" w:lineRule="auto"/>
+        <w:jc w:val="center"/>
+        <w:rPr>
+          <w:rFonts w:cs="Times New Roman"/>
+          <w:color w:val="0F1115"/>
+          <w:szCs w:val="28"/>
+          <w:shd w:val="clear" w:color="auto" w:fill="FFFFFF"/>
+        </w:rPr>
+      </w:pPr>
+      <w:r>
+        <w:rPr>
+          <w:rFonts w:cs="Times New Roman"/>
+          <w:noProof/>
+          <w:color w:val="0F1115"/>
+          <w:szCs w:val="28"/>
+          <w:lang w:val="en-US"/>
         </w:rPr>
         <w:lastRenderedPageBreak/>
-        <w:t>Исследование файла clang_64 в Radare2</w:t>
-      </w:r>
-      <w:bookmarkEnd w:id="12"/>
-    </w:p>
-    <w:p>
-      <w:pPr>
-        <w:spacing w:line="240" w:lineRule="auto"/>
-        <w:jc w:val="center"/>
-        <w:rPr>
-          <w:rFonts w:cs="Times New Roman"/>
-          <w:szCs w:val="28"/>
-        </w:rPr>
-      </w:pPr>
-      <w:r>
-        <w:rPr>
-          <w:rFonts w:cs="Times New Roman"/>
-          <w:noProof/>
-          <w:szCs w:val="28"/>
-        </w:rPr>
         <w:drawing>
-          <wp:inline distT="0" distB="0" distL="0" distR="0" wp14:anchorId="64EF11EC" wp14:editId="428F6C5E">
-            <wp:extent cx="2210108" cy="6020640"/>
-            <wp:effectExtent l="0" t="0" r="0" b="0"/>
-            <wp:docPr id="126" name="Рисунок 126"/>
+          <wp:inline distT="0" distB="0" distL="0" distR="0" wp14:anchorId="1921C63E" wp14:editId="3FBEE9E7">
+            <wp:extent cx="4791744" cy="7030431"/>
+            <wp:effectExtent l="0" t="0" r="8890" b="0"/>
+            <wp:docPr id="125" name="Рисунок 125"/>
             <wp:cNvGraphicFramePr>
               <a:graphicFrameLocks xmlns:a="http://schemas.openxmlformats.org/drawingml/2006/main" noChangeAspect="1"/>
             </wp:cNvGraphicFramePr>
@@ -7389,7 +8771,7 @@
                   <pic:spPr>
                     <a:xfrm>
                       <a:off x="0" y="0"/>
-                      <a:ext cx="2210108" cy="6020640"/>
+                      <a:ext cx="4791744" cy="7030431"/>
                     </a:xfrm>
                     <a:prstGeom prst="rect">
                       <a:avLst/>
@@ -7401,26 +8783,62 @@
           </wp:inline>
         </w:drawing>
       </w:r>
-    </w:p>
-    <w:p>
-      <w:pPr>
-        <w:spacing w:line="240" w:lineRule="auto"/>
-        <w:jc w:val="center"/>
-        <w:rPr>
-          <w:rFonts w:cs="Times New Roman"/>
-          <w:color w:val="0F1115"/>
-          <w:szCs w:val="28"/>
-          <w:shd w:val="clear" w:color="auto" w:fill="FFFFFF"/>
-        </w:rPr>
-      </w:pPr>
-      <w:r>
-        <w:rPr>
-          <w:rFonts w:cs="Times New Roman"/>
-          <w:color w:val="0F1115"/>
-          <w:szCs w:val="28"/>
-          <w:shd w:val="clear" w:color="auto" w:fill="FFFFFF"/>
-        </w:rPr>
-        <w:t>Рисунок 52 - Информация о файле (команда i) в Radare2 файла clang_64</w:t>
+      <w:r>
+        <w:rPr>
+          <w:rFonts w:cs="Times New Roman"/>
+          <w:color w:val="0F1115"/>
+          <w:szCs w:val="28"/>
+        </w:rPr>
+        <w:br/>
+      </w:r>
+      <w:r>
+        <w:rPr>
+          <w:rFonts w:cs="Times New Roman"/>
+          <w:color w:val="0F1115"/>
+          <w:szCs w:val="28"/>
+          <w:shd w:val="clear" w:color="auto" w:fill="FFFFFF"/>
+        </w:rPr>
+        <w:t xml:space="preserve">Рисунок 50 - Детальный дизассемблер функции </w:t>
+      </w:r>
+      <w:proofErr w:type="spellStart"/>
+      <w:r>
+        <w:rPr>
+          <w:rFonts w:cs="Times New Roman"/>
+          <w:color w:val="0F1115"/>
+          <w:szCs w:val="28"/>
+          <w:shd w:val="clear" w:color="auto" w:fill="FFFFFF"/>
+        </w:rPr>
+        <w:t>main</w:t>
+      </w:r>
+      <w:proofErr w:type="spellEnd"/>
+      <w:r>
+        <w:rPr>
+          <w:rFonts w:cs="Times New Roman"/>
+          <w:color w:val="0F1115"/>
+          <w:szCs w:val="28"/>
+          <w:shd w:val="clear" w:color="auto" w:fill="FFFFFF"/>
+        </w:rPr>
+        <w:t xml:space="preserve"> (команда </w:t>
+      </w:r>
+      <w:proofErr w:type="spellStart"/>
+      <w:r>
+        <w:rPr>
+          <w:rFonts w:cs="Times New Roman"/>
+          <w:color w:val="0F1115"/>
+          <w:szCs w:val="28"/>
+          <w:shd w:val="clear" w:color="auto" w:fill="FFFFFF"/>
+        </w:rPr>
+        <w:t>pdf</w:t>
+      </w:r>
+      <w:proofErr w:type="spellEnd"/>
+      <w:r>
+        <w:rPr>
+          <w:rFonts w:cs="Times New Roman"/>
+          <w:color w:val="0F1115"/>
+          <w:szCs w:val="28"/>
+          <w:shd w:val="clear" w:color="auto" w:fill="FFFFFF"/>
+        </w:rPr>
+        <w:t>) в Radare2 файла clang_32</w:t>
       </w:r>
     </w:p>
     <w:p>
@@ -7444,10 +8862,10 @@
         </w:rPr>
         <w:lastRenderedPageBreak/>
         <w:drawing>
-          <wp:inline distT="0" distB="0" distL="0" distR="0" wp14:anchorId="133D1FA1" wp14:editId="2AF30FEC">
-            <wp:extent cx="4324954" cy="7173326"/>
+          <wp:inline distT="0" distB="0" distL="0" distR="0" wp14:anchorId="1A20114C" wp14:editId="5B4443EF">
+            <wp:extent cx="4001058" cy="4763165"/>
             <wp:effectExtent l="0" t="0" r="0" b="0"/>
-            <wp:docPr id="130" name="Рисунок 130"/>
+            <wp:docPr id="124" name="Рисунок 124"/>
             <wp:cNvGraphicFramePr>
               <a:graphicFrameLocks xmlns:a="http://schemas.openxmlformats.org/drawingml/2006/main" noChangeAspect="1"/>
             </wp:cNvGraphicFramePr>
@@ -7467,7 +8885,7 @@
                   <pic:spPr>
                     <a:xfrm>
                       <a:off x="0" y="0"/>
-                      <a:ext cx="4324954" cy="7173326"/>
+                      <a:ext cx="4001058" cy="4763165"/>
                     </a:xfrm>
                     <a:prstGeom prst="rect">
                       <a:avLst/>
@@ -7494,8 +8912,70 @@
           <w:szCs w:val="28"/>
           <w:shd w:val="clear" w:color="auto" w:fill="FFFFFF"/>
         </w:rPr>
-        <w:t>Рисунок 53 - Дизассемблированный код функции main (команда pdi) в Radare2 файла clang_64</w:t>
-      </w:r>
+        <w:t xml:space="preserve">Рисунок 51 - Дамп строковых констант функции </w:t>
+      </w:r>
+      <w:proofErr w:type="spellStart"/>
+      <w:r>
+        <w:rPr>
+          <w:rFonts w:cs="Times New Roman"/>
+          <w:color w:val="0F1115"/>
+          <w:szCs w:val="28"/>
+          <w:shd w:val="clear" w:color="auto" w:fill="FFFFFF"/>
+        </w:rPr>
+        <w:t>main</w:t>
+      </w:r>
+      <w:proofErr w:type="spellEnd"/>
+      <w:r>
+        <w:rPr>
+          <w:rFonts w:cs="Times New Roman"/>
+          <w:color w:val="0F1115"/>
+          <w:szCs w:val="28"/>
+          <w:shd w:val="clear" w:color="auto" w:fill="FFFFFF"/>
+        </w:rPr>
+        <w:t xml:space="preserve"> (команда </w:t>
+      </w:r>
+      <w:proofErr w:type="spellStart"/>
+      <w:r>
+        <w:rPr>
+          <w:rFonts w:cs="Times New Roman"/>
+          <w:color w:val="0F1115"/>
+          <w:szCs w:val="28"/>
+          <w:shd w:val="clear" w:color="auto" w:fill="FFFFFF"/>
+        </w:rPr>
+        <w:t>pds</w:t>
+      </w:r>
+      <w:proofErr w:type="spellEnd"/>
+      <w:r>
+        <w:rPr>
+          <w:rFonts w:cs="Times New Roman"/>
+          <w:color w:val="0F1115"/>
+          <w:szCs w:val="28"/>
+          <w:shd w:val="clear" w:color="auto" w:fill="FFFFFF"/>
+        </w:rPr>
+        <w:t>) в Radare2 файла clang_32</w:t>
+      </w:r>
+    </w:p>
+    <w:p>
+      <w:pPr>
+        <w:pStyle w:val="a6"/>
+        <w:rPr>
+          <w:rStyle w:val="a7"/>
+          <w:rFonts w:cs="Times New Roman"/>
+          <w:b/>
+          <w:szCs w:val="28"/>
+        </w:rPr>
+      </w:pPr>
+      <w:bookmarkStart w:id="12" w:name="_Toc231834795"/>
+      <w:r>
+        <w:rPr>
+          <w:rStyle w:val="a7"/>
+          <w:rFonts w:cs="Times New Roman"/>
+          <w:szCs w:val="28"/>
+        </w:rPr>
+        <w:lastRenderedPageBreak/>
+        <w:t>Исследование файла clang_64 в Radare2</w:t>
+      </w:r>
+      <w:bookmarkEnd w:id="12"/>
     </w:p>
     <w:p>
       <w:pPr>
@@ -7503,25 +8983,20 @@
         <w:jc w:val="center"/>
         <w:rPr>
           <w:rFonts w:cs="Times New Roman"/>
-          <w:color w:val="0F1115"/>
-          <w:szCs w:val="28"/>
-          <w:shd w:val="clear" w:color="auto" w:fill="FFFFFF"/>
+          <w:szCs w:val="28"/>
         </w:rPr>
       </w:pPr>
       <w:r>
         <w:rPr>
           <w:rFonts w:cs="Times New Roman"/>
           <w:noProof/>
-          <w:color w:val="0F1115"/>
-          <w:szCs w:val="28"/>
-          <w:lang w:val="en-US"/>
-        </w:rPr>
-        <w:lastRenderedPageBreak/>
+          <w:szCs w:val="28"/>
+        </w:rPr>
         <w:drawing>
-          <wp:inline distT="0" distB="0" distL="0" distR="0" wp14:anchorId="49B69F8F" wp14:editId="7E140E15">
-            <wp:extent cx="5940425" cy="7098030"/>
-            <wp:effectExtent l="0" t="0" r="3175" b="7620"/>
-            <wp:docPr id="129" name="Рисунок 129"/>
+          <wp:inline distT="0" distB="0" distL="0" distR="0" wp14:anchorId="64EF11EC" wp14:editId="428F6C5E">
+            <wp:extent cx="2210108" cy="6020640"/>
+            <wp:effectExtent l="0" t="0" r="0" b="0"/>
+            <wp:docPr id="126" name="Рисунок 126"/>
             <wp:cNvGraphicFramePr>
               <a:graphicFrameLocks xmlns:a="http://schemas.openxmlformats.org/drawingml/2006/main" noChangeAspect="1"/>
             </wp:cNvGraphicFramePr>
@@ -7541,7 +9016,7 @@
                   <pic:spPr>
                     <a:xfrm>
                       <a:off x="0" y="0"/>
-                      <a:ext cx="5940425" cy="7098030"/>
+                      <a:ext cx="2210108" cy="6020640"/>
                     </a:xfrm>
                     <a:prstGeom prst="rect">
                       <a:avLst/>
@@ -7553,22 +9028,26 @@
           </wp:inline>
         </w:drawing>
       </w:r>
-      <w:r>
-        <w:rPr>
-          <w:rFonts w:cs="Times New Roman"/>
-          <w:color w:val="0F1115"/>
-          <w:szCs w:val="28"/>
-        </w:rPr>
-        <w:br/>
-      </w:r>
-      <w:r>
-        <w:rPr>
-          <w:rFonts w:cs="Times New Roman"/>
-          <w:color w:val="0F1115"/>
-          <w:szCs w:val="28"/>
-          <w:shd w:val="clear" w:color="auto" w:fill="FFFFFF"/>
-        </w:rPr>
-        <w:t>Рисунок 54 - Псевдокод функции main (команда pdc) в Radare2 файла clang_64</w:t>
+    </w:p>
+    <w:p>
+      <w:pPr>
+        <w:spacing w:line="240" w:lineRule="auto"/>
+        <w:jc w:val="center"/>
+        <w:rPr>
+          <w:rFonts w:cs="Times New Roman"/>
+          <w:color w:val="0F1115"/>
+          <w:szCs w:val="28"/>
+          <w:shd w:val="clear" w:color="auto" w:fill="FFFFFF"/>
+        </w:rPr>
+      </w:pPr>
+      <w:r>
+        <w:rPr>
+          <w:rFonts w:cs="Times New Roman"/>
+          <w:color w:val="0F1115"/>
+          <w:szCs w:val="28"/>
+          <w:shd w:val="clear" w:color="auto" w:fill="FFFFFF"/>
+        </w:rPr>
+        <w:t>Рисунок 52 - Информация о файле (команда i) в Radare2 файла clang_64</w:t>
       </w:r>
     </w:p>
     <w:p>
@@ -7592,10 +9071,10 @@
         </w:rPr>
         <w:lastRenderedPageBreak/>
         <w:drawing>
-          <wp:inline distT="0" distB="0" distL="0" distR="0" wp14:anchorId="626D335D" wp14:editId="12585AD1">
-            <wp:extent cx="4801270" cy="7220958"/>
+          <wp:inline distT="0" distB="0" distL="0" distR="0" wp14:anchorId="133D1FA1" wp14:editId="2AF30FEC">
+            <wp:extent cx="4324954" cy="7173326"/>
             <wp:effectExtent l="0" t="0" r="0" b="0"/>
-            <wp:docPr id="127" name="Рисунок 127"/>
+            <wp:docPr id="130" name="Рисунок 130"/>
             <wp:cNvGraphicFramePr>
               <a:graphicFrameLocks xmlns:a="http://schemas.openxmlformats.org/drawingml/2006/main" noChangeAspect="1"/>
             </wp:cNvGraphicFramePr>
@@ -7615,7 +9094,7 @@
                   <pic:spPr>
                     <a:xfrm>
                       <a:off x="0" y="0"/>
-                      <a:ext cx="4801270" cy="7220958"/>
+                      <a:ext cx="4324954" cy="7173326"/>
                     </a:xfrm>
                     <a:prstGeom prst="rect">
                       <a:avLst/>
@@ -7642,7 +9121,47 @@
           <w:szCs w:val="28"/>
           <w:shd w:val="clear" w:color="auto" w:fill="FFFFFF"/>
         </w:rPr>
-        <w:t>Рисунок 55 - Детальный дизассемблер функции main (команда pdf) в Radare2 файла clang_64</w:t>
+        <w:t xml:space="preserve">Рисунок 53 - Дизассемблированный код функции </w:t>
+      </w:r>
+      <w:proofErr w:type="spellStart"/>
+      <w:r>
+        <w:rPr>
+          <w:rFonts w:cs="Times New Roman"/>
+          <w:color w:val="0F1115"/>
+          <w:szCs w:val="28"/>
+          <w:shd w:val="clear" w:color="auto" w:fill="FFFFFF"/>
+        </w:rPr>
+        <w:t>main</w:t>
+      </w:r>
+      <w:proofErr w:type="spellEnd"/>
+      <w:r>
+        <w:rPr>
+          <w:rFonts w:cs="Times New Roman"/>
+          <w:color w:val="0F1115"/>
+          <w:szCs w:val="28"/>
+          <w:shd w:val="clear" w:color="auto" w:fill="FFFFFF"/>
+        </w:rPr>
+        <w:t xml:space="preserve"> (команда </w:t>
+      </w:r>
+      <w:proofErr w:type="spellStart"/>
+      <w:r>
+        <w:rPr>
+          <w:rFonts w:cs="Times New Roman"/>
+          <w:color w:val="0F1115"/>
+          <w:szCs w:val="28"/>
+          <w:shd w:val="clear" w:color="auto" w:fill="FFFFFF"/>
+        </w:rPr>
+        <w:t>pdi</w:t>
+      </w:r>
+      <w:proofErr w:type="spellEnd"/>
+      <w:r>
+        <w:rPr>
+          <w:rFonts w:cs="Times New Roman"/>
+          <w:color w:val="0F1115"/>
+          <w:szCs w:val="28"/>
+          <w:shd w:val="clear" w:color="auto" w:fill="FFFFFF"/>
+        </w:rPr>
+        <w:t>) в Radare2 файла clang_64</w:t>
       </w:r>
     </w:p>
     <w:p>
@@ -7666,10 +9185,10 @@
         </w:rPr>
         <w:lastRenderedPageBreak/>
         <w:drawing>
-          <wp:inline distT="0" distB="0" distL="0" distR="0" wp14:anchorId="62A0CA35" wp14:editId="4D7A3BA1">
-            <wp:extent cx="3677163" cy="5658640"/>
-            <wp:effectExtent l="0" t="0" r="0" b="0"/>
-            <wp:docPr id="128" name="Рисунок 128"/>
+          <wp:inline distT="0" distB="0" distL="0" distR="0" wp14:anchorId="49B69F8F" wp14:editId="7E140E15">
+            <wp:extent cx="5940425" cy="7098030"/>
+            <wp:effectExtent l="0" t="0" r="3175" b="7620"/>
+            <wp:docPr id="129" name="Рисунок 129"/>
             <wp:cNvGraphicFramePr>
               <a:graphicFrameLocks xmlns:a="http://schemas.openxmlformats.org/drawingml/2006/main" noChangeAspect="1"/>
             </wp:cNvGraphicFramePr>
@@ -7689,7 +9208,7 @@
                   <pic:spPr>
                     <a:xfrm>
                       <a:off x="0" y="0"/>
-                      <a:ext cx="3677163" cy="5658640"/>
+                      <a:ext cx="5940425" cy="7098030"/>
                     </a:xfrm>
                     <a:prstGeom prst="rect">
                       <a:avLst/>
@@ -7716,7 +9235,47 @@
           <w:szCs w:val="28"/>
           <w:shd w:val="clear" w:color="auto" w:fill="FFFFFF"/>
         </w:rPr>
-        <w:t>Рисунок 56 - Дамп строковых констант функции main (команда pds) в Radare2 файла clang_64</w:t>
+        <w:t xml:space="preserve">Рисунок 54 - Псевдокод функции </w:t>
+      </w:r>
+      <w:proofErr w:type="spellStart"/>
+      <w:r>
+        <w:rPr>
+          <w:rFonts w:cs="Times New Roman"/>
+          <w:color w:val="0F1115"/>
+          <w:szCs w:val="28"/>
+          <w:shd w:val="clear" w:color="auto" w:fill="FFFFFF"/>
+        </w:rPr>
+        <w:t>main</w:t>
+      </w:r>
+      <w:proofErr w:type="spellEnd"/>
+      <w:r>
+        <w:rPr>
+          <w:rFonts w:cs="Times New Roman"/>
+          <w:color w:val="0F1115"/>
+          <w:szCs w:val="28"/>
+          <w:shd w:val="clear" w:color="auto" w:fill="FFFFFF"/>
+        </w:rPr>
+        <w:t xml:space="preserve"> (команда </w:t>
+      </w:r>
+      <w:proofErr w:type="spellStart"/>
+      <w:r>
+        <w:rPr>
+          <w:rFonts w:cs="Times New Roman"/>
+          <w:color w:val="0F1115"/>
+          <w:szCs w:val="28"/>
+          <w:shd w:val="clear" w:color="auto" w:fill="FFFFFF"/>
+        </w:rPr>
+        <w:t>pdc</w:t>
+      </w:r>
+      <w:proofErr w:type="spellEnd"/>
+      <w:r>
+        <w:rPr>
+          <w:rFonts w:cs="Times New Roman"/>
+          <w:color w:val="0F1115"/>
+          <w:szCs w:val="28"/>
+          <w:shd w:val="clear" w:color="auto" w:fill="FFFFFF"/>
+        </w:rPr>
+        <w:t>) в Radare2 файла clang_64</w:t>
       </w:r>
     </w:p>
     <w:p>
@@ -7724,65 +9283,26 @@
         <w:spacing w:line="240" w:lineRule="auto"/>
         <w:jc w:val="center"/>
         <w:rPr>
-          <w:rStyle w:val="ab"/>
-          <w:rFonts w:cs="Times New Roman"/>
-          <w:b w:val="0"/>
-          <w:bCs w:val="0"/>
-          <w:szCs w:val="28"/>
-        </w:rPr>
-      </w:pPr>
-      <w:bookmarkStart w:id="13" w:name="_Toc230813429"/>
-      <w:r>
-        <w:rPr>
-          <w:rStyle w:val="a7"/>
-          <w:rFonts w:cs="Times New Roman"/>
-          <w:szCs w:val="28"/>
+          <w:rFonts w:cs="Times New Roman"/>
+          <w:color w:val="0F1115"/>
+          <w:szCs w:val="28"/>
+          <w:shd w:val="clear" w:color="auto" w:fill="FFFFFF"/>
+        </w:rPr>
+      </w:pPr>
+      <w:r>
+        <w:rPr>
+          <w:rFonts w:cs="Times New Roman"/>
+          <w:noProof/>
+          <w:color w:val="0F1115"/>
+          <w:szCs w:val="28"/>
+          <w:lang w:val="en-US"/>
         </w:rPr>
         <w:lastRenderedPageBreak/>
-        <w:t xml:space="preserve">Дамп памяти файла </w:t>
-      </w:r>
-      <w:r>
-        <w:rPr>
-          <w:rStyle w:val="a7"/>
-          <w:rFonts w:cs="Times New Roman"/>
-          <w:szCs w:val="28"/>
-          <w:lang w:val="en-US"/>
-        </w:rPr>
-        <w:t>gcc</w:t>
-      </w:r>
-      <w:r>
-        <w:rPr>
-          <w:rStyle w:val="a7"/>
-          <w:rFonts w:cs="Times New Roman"/>
-          <w:szCs w:val="28"/>
-        </w:rPr>
-        <w:t xml:space="preserve">_32 в 010 </w:t>
-      </w:r>
-      <w:r>
-        <w:rPr>
-          <w:rStyle w:val="a7"/>
-          <w:rFonts w:cs="Times New Roman"/>
-          <w:szCs w:val="28"/>
-          <w:lang w:val="en-US"/>
-        </w:rPr>
-        <w:t>Editor</w:t>
-      </w:r>
-      <w:bookmarkEnd w:id="13"/>
-      <w:r>
-        <w:rPr>
-          <w:rStyle w:val="ab"/>
-          <w:rFonts w:cs="Times New Roman"/>
-          <w:b w:val="0"/>
-          <w:bCs w:val="0"/>
-          <w:noProof/>
-          <w:szCs w:val="28"/>
-          <w:lang w:val="en-US"/>
-        </w:rPr>
         <w:drawing>
-          <wp:inline distT="0" distB="0" distL="0" distR="0" wp14:anchorId="70AFDE67" wp14:editId="25F401EB">
-            <wp:extent cx="5940425" cy="5152390"/>
-            <wp:effectExtent l="0" t="0" r="3175" b="0"/>
-            <wp:docPr id="141" name="Рисунок 141"/>
+          <wp:inline distT="0" distB="0" distL="0" distR="0" wp14:anchorId="626D335D" wp14:editId="12585AD1">
+            <wp:extent cx="4801270" cy="7220958"/>
+            <wp:effectExtent l="0" t="0" r="0" b="0"/>
+            <wp:docPr id="127" name="Рисунок 127"/>
             <wp:cNvGraphicFramePr>
               <a:graphicFrameLocks xmlns:a="http://schemas.openxmlformats.org/drawingml/2006/main" noChangeAspect="1"/>
             </wp:cNvGraphicFramePr>
@@ -7802,7 +9322,7 @@
                   <pic:spPr>
                     <a:xfrm>
                       <a:off x="0" y="0"/>
-                      <a:ext cx="5940425" cy="5152390"/>
+                      <a:ext cx="4801270" cy="7220958"/>
                     </a:xfrm>
                     <a:prstGeom prst="rect">
                       <a:avLst/>
@@ -7814,6 +9334,63 @@
           </wp:inline>
         </w:drawing>
       </w:r>
+      <w:r>
+        <w:rPr>
+          <w:rFonts w:cs="Times New Roman"/>
+          <w:color w:val="0F1115"/>
+          <w:szCs w:val="28"/>
+        </w:rPr>
+        <w:br/>
+      </w:r>
+      <w:r>
+        <w:rPr>
+          <w:rFonts w:cs="Times New Roman"/>
+          <w:color w:val="0F1115"/>
+          <w:szCs w:val="28"/>
+          <w:shd w:val="clear" w:color="auto" w:fill="FFFFFF"/>
+        </w:rPr>
+        <w:t xml:space="preserve">Рисунок 55 - Детальный дизассемблер функции </w:t>
+      </w:r>
+      <w:proofErr w:type="spellStart"/>
+      <w:r>
+        <w:rPr>
+          <w:rFonts w:cs="Times New Roman"/>
+          <w:color w:val="0F1115"/>
+          <w:szCs w:val="28"/>
+          <w:shd w:val="clear" w:color="auto" w:fill="FFFFFF"/>
+        </w:rPr>
+        <w:t>main</w:t>
+      </w:r>
+      <w:proofErr w:type="spellEnd"/>
+      <w:r>
+        <w:rPr>
+          <w:rFonts w:cs="Times New Roman"/>
+          <w:color w:val="0F1115"/>
+          <w:szCs w:val="28"/>
+          <w:shd w:val="clear" w:color="auto" w:fill="FFFFFF"/>
+        </w:rPr>
+        <w:t xml:space="preserve"> (команда </w:t>
+      </w:r>
+      <w:proofErr w:type="spellStart"/>
+      <w:r>
+        <w:rPr>
+          <w:rFonts w:cs="Times New Roman"/>
+          <w:color w:val="0F1115"/>
+          <w:szCs w:val="28"/>
+          <w:shd w:val="clear" w:color="auto" w:fill="FFFFFF"/>
+        </w:rPr>
+        <w:t>pdf</w:t>
+      </w:r>
+      <w:proofErr w:type="spellEnd"/>
+      <w:r>
+        <w:rPr>
+          <w:rFonts w:cs="Times New Roman"/>
+          <w:color w:val="0F1115"/>
+          <w:szCs w:val="28"/>
+          <w:shd w:val="clear" w:color="auto" w:fill="FFFFFF"/>
+        </w:rPr>
+        <w:t>) в Radare2 файла clang_64</w:t>
+      </w:r>
     </w:p>
     <w:p>
       <w:pPr>
@@ -7829,133 +9406,17 @@
       <w:r>
         <w:rPr>
           <w:rFonts w:cs="Times New Roman"/>
-          <w:color w:val="0F1115"/>
-          <w:szCs w:val="28"/>
-          <w:shd w:val="clear" w:color="auto" w:fill="FFFFFF"/>
-        </w:rPr>
-        <w:t xml:space="preserve">Рисунок 67 - Дамп памяти функции </w:t>
-      </w:r>
-      <w:r>
-        <w:rPr>
-          <w:rFonts w:cs="Times New Roman"/>
-          <w:color w:val="0F1115"/>
-          <w:szCs w:val="28"/>
-          <w:shd w:val="clear" w:color="auto" w:fill="FFFFFF"/>
+          <w:noProof/>
+          <w:color w:val="0F1115"/>
+          <w:szCs w:val="28"/>
           <w:lang w:val="en-US"/>
         </w:rPr>
-        <w:t>main</w:t>
-      </w:r>
-      <w:r>
-        <w:rPr>
-          <w:rFonts w:cs="Times New Roman"/>
-          <w:color w:val="0F1115"/>
-          <w:szCs w:val="28"/>
-          <w:shd w:val="clear" w:color="auto" w:fill="FFFFFF"/>
-        </w:rPr>
-        <w:t xml:space="preserve"> в шестнадцатеричном редакторе 010 </w:t>
-      </w:r>
-      <w:r>
-        <w:rPr>
-          <w:rFonts w:cs="Times New Roman"/>
-          <w:color w:val="0F1115"/>
-          <w:szCs w:val="28"/>
-          <w:shd w:val="clear" w:color="auto" w:fill="FFFFFF"/>
-          <w:lang w:val="en-US"/>
-        </w:rPr>
-        <w:t>Editor</w:t>
-      </w:r>
-      <w:r>
-        <w:rPr>
-          <w:rFonts w:cs="Times New Roman"/>
-          <w:color w:val="0F1115"/>
-          <w:szCs w:val="28"/>
-          <w:shd w:val="clear" w:color="auto" w:fill="FFFFFF"/>
-        </w:rPr>
-        <w:t xml:space="preserve"> файла </w:t>
-      </w:r>
-      <w:r>
-        <w:rPr>
-          <w:rFonts w:cs="Times New Roman"/>
-          <w:color w:val="0F1115"/>
-          <w:szCs w:val="28"/>
-          <w:shd w:val="clear" w:color="auto" w:fill="FFFFFF"/>
-          <w:lang w:val="en-US"/>
-        </w:rPr>
-        <w:t>gcc</w:t>
-      </w:r>
-      <w:r>
-        <w:rPr>
-          <w:rFonts w:cs="Times New Roman"/>
-          <w:color w:val="0F1115"/>
-          <w:szCs w:val="28"/>
-          <w:shd w:val="clear" w:color="auto" w:fill="FFFFFF"/>
-        </w:rPr>
-        <w:t>_32</w:t>
-      </w:r>
-    </w:p>
-    <w:p>
-      <w:pPr>
-        <w:spacing w:line="240" w:lineRule="auto"/>
-        <w:jc w:val="center"/>
-        <w:rPr>
-          <w:rStyle w:val="ab"/>
-          <w:rFonts w:cs="Times New Roman"/>
-          <w:b w:val="0"/>
-          <w:bCs w:val="0"/>
-          <w:szCs w:val="28"/>
-        </w:rPr>
-      </w:pPr>
-      <w:bookmarkStart w:id="14" w:name="_Toc230813430"/>
-      <w:r>
-        <w:rPr>
-          <w:rStyle w:val="a7"/>
-          <w:rFonts w:cs="Times New Roman"/>
-          <w:szCs w:val="28"/>
-        </w:rPr>
-        <w:t xml:space="preserve">Дамп памяти файла </w:t>
-      </w:r>
-      <w:r>
-        <w:rPr>
-          <w:rStyle w:val="a7"/>
-          <w:rFonts w:cs="Times New Roman"/>
-          <w:szCs w:val="28"/>
-          <w:lang w:val="en-US"/>
-        </w:rPr>
-        <w:t>gcc</w:t>
-      </w:r>
-      <w:r>
-        <w:rPr>
-          <w:rStyle w:val="a7"/>
-          <w:rFonts w:cs="Times New Roman"/>
-          <w:szCs w:val="28"/>
-        </w:rPr>
-        <w:t xml:space="preserve">_64 в 010 </w:t>
-      </w:r>
-      <w:r>
-        <w:rPr>
-          <w:rStyle w:val="a7"/>
-          <w:rFonts w:cs="Times New Roman"/>
-          <w:szCs w:val="28"/>
-          <w:lang w:val="en-US"/>
-        </w:rPr>
-        <w:t>Editor</w:t>
-      </w:r>
-      <w:bookmarkEnd w:id="14"/>
-      <w:r>
-        <w:rPr>
-          <w:rStyle w:val="ab"/>
-          <w:rFonts w:cs="Times New Roman"/>
-          <w:b w:val="0"/>
-          <w:bCs w:val="0"/>
-          <w:noProof/>
-          <w:szCs w:val="28"/>
-          <w:lang w:val="en-US"/>
-        </w:rPr>
+        <w:lastRenderedPageBreak/>
         <w:drawing>
-          <wp:inline distT="0" distB="0" distL="0" distR="0" wp14:anchorId="1CFA4873" wp14:editId="48BA2078">
-            <wp:extent cx="5940425" cy="2897505"/>
-            <wp:effectExtent l="0" t="0" r="3175" b="0"/>
-            <wp:docPr id="142" name="Рисунок 142"/>
+          <wp:inline distT="0" distB="0" distL="0" distR="0" wp14:anchorId="62A0CA35" wp14:editId="4D7A3BA1">
+            <wp:extent cx="3677163" cy="5658640"/>
+            <wp:effectExtent l="0" t="0" r="0" b="0"/>
+            <wp:docPr id="128" name="Рисунок 128"/>
             <wp:cNvGraphicFramePr>
               <a:graphicFrameLocks xmlns:a="http://schemas.openxmlformats.org/drawingml/2006/main" noChangeAspect="1"/>
             </wp:cNvGraphicFramePr>
@@ -7975,7 +9436,7 @@
                   <pic:spPr>
                     <a:xfrm>
                       <a:off x="0" y="0"/>
-                      <a:ext cx="5940425" cy="2897505"/>
+                      <a:ext cx="3677163" cy="5658640"/>
                     </a:xfrm>
                     <a:prstGeom prst="rect">
                       <a:avLst/>
@@ -7987,6 +9448,63 @@
           </wp:inline>
         </w:drawing>
       </w:r>
+      <w:r>
+        <w:rPr>
+          <w:rFonts w:cs="Times New Roman"/>
+          <w:color w:val="0F1115"/>
+          <w:szCs w:val="28"/>
+        </w:rPr>
+        <w:br/>
+      </w:r>
+      <w:r>
+        <w:rPr>
+          <w:rFonts w:cs="Times New Roman"/>
+          <w:color w:val="0F1115"/>
+          <w:szCs w:val="28"/>
+          <w:shd w:val="clear" w:color="auto" w:fill="FFFFFF"/>
+        </w:rPr>
+        <w:t xml:space="preserve">Рисунок 56 - Дамп строковых констант функции </w:t>
+      </w:r>
+      <w:proofErr w:type="spellStart"/>
+      <w:r>
+        <w:rPr>
+          <w:rFonts w:cs="Times New Roman"/>
+          <w:color w:val="0F1115"/>
+          <w:szCs w:val="28"/>
+          <w:shd w:val="clear" w:color="auto" w:fill="FFFFFF"/>
+        </w:rPr>
+        <w:t>main</w:t>
+      </w:r>
+      <w:proofErr w:type="spellEnd"/>
+      <w:r>
+        <w:rPr>
+          <w:rFonts w:cs="Times New Roman"/>
+          <w:color w:val="0F1115"/>
+          <w:szCs w:val="28"/>
+          <w:shd w:val="clear" w:color="auto" w:fill="FFFFFF"/>
+        </w:rPr>
+        <w:t xml:space="preserve"> (команда </w:t>
+      </w:r>
+      <w:proofErr w:type="spellStart"/>
+      <w:r>
+        <w:rPr>
+          <w:rFonts w:cs="Times New Roman"/>
+          <w:color w:val="0F1115"/>
+          <w:szCs w:val="28"/>
+          <w:shd w:val="clear" w:color="auto" w:fill="FFFFFF"/>
+        </w:rPr>
+        <w:t>pds</w:t>
+      </w:r>
+      <w:proofErr w:type="spellEnd"/>
+      <w:r>
+        <w:rPr>
+          <w:rFonts w:cs="Times New Roman"/>
+          <w:color w:val="0F1115"/>
+          <w:szCs w:val="28"/>
+          <w:shd w:val="clear" w:color="auto" w:fill="FFFFFF"/>
+        </w:rPr>
+        <w:t>) в Radare2 файла clang_64</w:t>
+      </w:r>
     </w:p>
     <w:p>
       <w:pPr>
@@ -8000,65 +9518,45 @@
           <w:szCs w:val="28"/>
         </w:rPr>
       </w:pPr>
-      <w:r>
-        <w:rPr>
-          <w:rFonts w:cs="Times New Roman"/>
-          <w:color w:val="0F1115"/>
-          <w:szCs w:val="28"/>
-          <w:shd w:val="clear" w:color="auto" w:fill="FFFFFF"/>
+      <w:bookmarkStart w:id="13" w:name="_Toc231834796"/>
+      <w:r>
+        <w:rPr>
+          <w:rStyle w:val="a7"/>
+          <w:rFonts w:cs="Times New Roman"/>
+          <w:szCs w:val="28"/>
         </w:rPr>
         <w:lastRenderedPageBreak/>
-        <w:t>Рисунок 68 - Дамп памяти функции main в шестнадцатеричном редакторе 010 Editor файла gcc_64</w:t>
-      </w:r>
-    </w:p>
-    <w:p>
-      <w:pPr>
-        <w:spacing w:line="240" w:lineRule="auto"/>
-        <w:jc w:val="center"/>
-        <w:rPr>
-          <w:rStyle w:val="ab"/>
-          <w:rFonts w:cs="Times New Roman"/>
-          <w:b w:val="0"/>
-          <w:bCs w:val="0"/>
-          <w:szCs w:val="28"/>
-        </w:rPr>
-      </w:pPr>
-      <w:bookmarkStart w:id="15" w:name="_Toc230813431"/>
+        <w:t xml:space="preserve">Дамп памяти файла </w:t>
+      </w:r>
+      <w:proofErr w:type="spellStart"/>
       <w:r>
         <w:rPr>
           <w:rStyle w:val="a7"/>
           <w:rFonts w:cs="Times New Roman"/>
           <w:szCs w:val="28"/>
-        </w:rPr>
-        <w:t xml:space="preserve">Дамп памяти файла </w:t>
-      </w:r>
+          <w:lang w:val="en-US"/>
+        </w:rPr>
+        <w:t>gcc</w:t>
+      </w:r>
+      <w:proofErr w:type="spellEnd"/>
       <w:r>
         <w:rPr>
           <w:rStyle w:val="a7"/>
           <w:rFonts w:cs="Times New Roman"/>
           <w:szCs w:val="28"/>
+        </w:rPr>
+        <w:t xml:space="preserve">_32 в 010 </w:t>
+      </w:r>
+      <w:r>
+        <w:rPr>
+          <w:rStyle w:val="a7"/>
+          <w:rFonts w:cs="Times New Roman"/>
+          <w:szCs w:val="28"/>
           <w:lang w:val="en-US"/>
         </w:rPr>
-        <w:t>clang</w:t>
-      </w:r>
-      <w:r>
-        <w:rPr>
-          <w:rStyle w:val="a7"/>
-          <w:rFonts w:cs="Times New Roman"/>
-          <w:szCs w:val="28"/>
-        </w:rPr>
-        <w:t xml:space="preserve">_32 в 010 </w:t>
-      </w:r>
-      <w:r>
-        <w:rPr>
-          <w:rStyle w:val="a7"/>
-          <w:rFonts w:cs="Times New Roman"/>
-          <w:szCs w:val="28"/>
-          <w:lang w:val="en-US"/>
-        </w:rPr>
         <w:t>Editor</w:t>
       </w:r>
-      <w:bookmarkEnd w:id="15"/>
+      <w:bookmarkEnd w:id="13"/>
       <w:r>
         <w:rPr>
           <w:rStyle w:val="ab"/>
@@ -8070,10 +9568,10 @@
           <w:lang w:val="en-US"/>
         </w:rPr>
         <w:drawing>
-          <wp:inline distT="0" distB="0" distL="0" distR="0" wp14:anchorId="277C7A61" wp14:editId="6D6FAC75">
-            <wp:extent cx="5684520" cy="2216082"/>
-            <wp:effectExtent l="0" t="0" r="0" b="0"/>
-            <wp:docPr id="143" name="Рисунок 143"/>
+          <wp:inline distT="0" distB="0" distL="0" distR="0" wp14:anchorId="70AFDE67" wp14:editId="25F401EB">
+            <wp:extent cx="5940425" cy="5152390"/>
+            <wp:effectExtent l="0" t="0" r="3175" b="0"/>
+            <wp:docPr id="141" name="Рисунок 141"/>
             <wp:cNvGraphicFramePr>
               <a:graphicFrameLocks xmlns:a="http://schemas.openxmlformats.org/drawingml/2006/main" noChangeAspect="1"/>
             </wp:cNvGraphicFramePr>
@@ -8093,7 +9591,7 @@
                   <pic:spPr>
                     <a:xfrm>
                       <a:off x="0" y="0"/>
-                      <a:ext cx="5693192" cy="2219463"/>
+                      <a:ext cx="5940425" cy="5152390"/>
                     </a:xfrm>
                     <a:prstGeom prst="rect">
                       <a:avLst/>
@@ -8124,7 +9622,7 @@
           <w:szCs w:val="28"/>
           <w:shd w:val="clear" w:color="auto" w:fill="FFFFFF"/>
         </w:rPr>
-        <w:t xml:space="preserve">Рисунок 69 - Дамп памяти функции </w:t>
+        <w:t xml:space="preserve">Рисунок 67 - Дамп памяти функции </w:t>
       </w:r>
       <w:r>
         <w:rPr>
@@ -8164,6 +9662,7 @@
         </w:rPr>
         <w:t xml:space="preserve"> файла </w:t>
       </w:r>
+      <w:proofErr w:type="spellStart"/>
       <w:r>
         <w:rPr>
           <w:rFonts w:cs="Times New Roman"/>
@@ -8172,8 +9671,9 @@
           <w:shd w:val="clear" w:color="auto" w:fill="FFFFFF"/>
           <w:lang w:val="en-US"/>
         </w:rPr>
-        <w:t>clang</w:t>
-      </w:r>
+        <w:t>gcc</w:t>
+      </w:r>
+      <w:proofErr w:type="spellEnd"/>
       <w:r>
         <w:rPr>
           <w:rFonts w:cs="Times New Roman"/>
@@ -8196,7 +9696,7 @@
           <w:szCs w:val="28"/>
         </w:rPr>
       </w:pPr>
-      <w:bookmarkStart w:id="16" w:name="_Toc230813432"/>
+      <w:bookmarkStart w:id="14" w:name="_Toc231834797"/>
       <w:r>
         <w:rPr>
           <w:rStyle w:val="a7"/>
@@ -8205,6 +9705,7 @@
         </w:rPr>
         <w:t xml:space="preserve">Дамп памяти файла </w:t>
       </w:r>
+      <w:proofErr w:type="spellStart"/>
       <w:r>
         <w:rPr>
           <w:rStyle w:val="a7"/>
@@ -8212,8 +9713,9 @@
           <w:szCs w:val="28"/>
           <w:lang w:val="en-US"/>
         </w:rPr>
-        <w:t>clang</w:t>
-      </w:r>
+        <w:t>gcc</w:t>
+      </w:r>
+      <w:proofErr w:type="spellEnd"/>
       <w:r>
         <w:rPr>
           <w:rStyle w:val="a7"/>
@@ -8231,7 +9733,7 @@
         </w:rPr>
         <w:t>Editor</w:t>
       </w:r>
-      <w:bookmarkEnd w:id="16"/>
+      <w:bookmarkEnd w:id="14"/>
       <w:r>
         <w:rPr>
           <w:rStyle w:val="ab"/>
@@ -8243,10 +9745,10 @@
           <w:lang w:val="en-US"/>
         </w:rPr>
         <w:drawing>
-          <wp:inline distT="0" distB="0" distL="0" distR="0" wp14:anchorId="703800CF" wp14:editId="2F83EC3A">
-            <wp:extent cx="5692140" cy="2063287"/>
-            <wp:effectExtent l="0" t="0" r="3810" b="0"/>
-            <wp:docPr id="144" name="Рисунок 144"/>
+          <wp:inline distT="0" distB="0" distL="0" distR="0" wp14:anchorId="1CFA4873" wp14:editId="48BA2078">
+            <wp:extent cx="5940425" cy="2897505"/>
+            <wp:effectExtent l="0" t="0" r="3175" b="0"/>
+            <wp:docPr id="142" name="Рисунок 142"/>
             <wp:cNvGraphicFramePr>
               <a:graphicFrameLocks xmlns:a="http://schemas.openxmlformats.org/drawingml/2006/main" noChangeAspect="1"/>
             </wp:cNvGraphicFramePr>
@@ -8266,6 +9768,317 @@
                   <pic:spPr>
                     <a:xfrm>
                       <a:off x="0" y="0"/>
+                      <a:ext cx="5940425" cy="2897505"/>
+                    </a:xfrm>
+                    <a:prstGeom prst="rect">
+                      <a:avLst/>
+                    </a:prstGeom>
+                  </pic:spPr>
+                </pic:pic>
+              </a:graphicData>
+            </a:graphic>
+          </wp:inline>
+        </w:drawing>
+      </w:r>
+    </w:p>
+    <w:p>
+      <w:pPr>
+        <w:spacing w:line="240" w:lineRule="auto"/>
+        <w:jc w:val="center"/>
+        <w:rPr>
+          <w:rStyle w:val="ab"/>
+          <w:rFonts w:cs="Times New Roman"/>
+          <w:b w:val="0"/>
+          <w:bCs w:val="0"/>
+          <w:szCs w:val="28"/>
+        </w:rPr>
+      </w:pPr>
+      <w:r>
+        <w:rPr>
+          <w:rFonts w:cs="Times New Roman"/>
+          <w:color w:val="0F1115"/>
+          <w:szCs w:val="28"/>
+          <w:shd w:val="clear" w:color="auto" w:fill="FFFFFF"/>
+        </w:rPr>
+        <w:lastRenderedPageBreak/>
+        <w:t xml:space="preserve">Рисунок 68 - Дамп памяти функции </w:t>
+      </w:r>
+      <w:proofErr w:type="spellStart"/>
+      <w:r>
+        <w:rPr>
+          <w:rFonts w:cs="Times New Roman"/>
+          <w:color w:val="0F1115"/>
+          <w:szCs w:val="28"/>
+          <w:shd w:val="clear" w:color="auto" w:fill="FFFFFF"/>
+        </w:rPr>
+        <w:t>main</w:t>
+      </w:r>
+      <w:proofErr w:type="spellEnd"/>
+      <w:r>
+        <w:rPr>
+          <w:rFonts w:cs="Times New Roman"/>
+          <w:color w:val="0F1115"/>
+          <w:szCs w:val="28"/>
+          <w:shd w:val="clear" w:color="auto" w:fill="FFFFFF"/>
+        </w:rPr>
+        <w:t xml:space="preserve"> в шестнадцатеричном редакторе 010 Editor файла gcc_64</w:t>
+      </w:r>
+    </w:p>
+    <w:p>
+      <w:pPr>
+        <w:spacing w:line="240" w:lineRule="auto"/>
+        <w:jc w:val="center"/>
+        <w:rPr>
+          <w:rStyle w:val="ab"/>
+          <w:rFonts w:cs="Times New Roman"/>
+          <w:b w:val="0"/>
+          <w:bCs w:val="0"/>
+          <w:szCs w:val="28"/>
+        </w:rPr>
+      </w:pPr>
+      <w:bookmarkStart w:id="15" w:name="_Toc231834798"/>
+      <w:r>
+        <w:rPr>
+          <w:rStyle w:val="a7"/>
+          <w:rFonts w:cs="Times New Roman"/>
+          <w:szCs w:val="28"/>
+        </w:rPr>
+        <w:t xml:space="preserve">Дамп памяти файла </w:t>
+      </w:r>
+      <w:r>
+        <w:rPr>
+          <w:rStyle w:val="a7"/>
+          <w:rFonts w:cs="Times New Roman"/>
+          <w:szCs w:val="28"/>
+          <w:lang w:val="en-US"/>
+        </w:rPr>
+        <w:t>clang</w:t>
+      </w:r>
+      <w:r>
+        <w:rPr>
+          <w:rStyle w:val="a7"/>
+          <w:rFonts w:cs="Times New Roman"/>
+          <w:szCs w:val="28"/>
+        </w:rPr>
+        <w:t xml:space="preserve">_32 в 010 </w:t>
+      </w:r>
+      <w:r>
+        <w:rPr>
+          <w:rStyle w:val="a7"/>
+          <w:rFonts w:cs="Times New Roman"/>
+          <w:szCs w:val="28"/>
+          <w:lang w:val="en-US"/>
+        </w:rPr>
+        <w:t>Editor</w:t>
+      </w:r>
+      <w:bookmarkEnd w:id="15"/>
+      <w:r>
+        <w:rPr>
+          <w:rStyle w:val="ab"/>
+          <w:rFonts w:cs="Times New Roman"/>
+          <w:b w:val="0"/>
+          <w:bCs w:val="0"/>
+          <w:noProof/>
+          <w:szCs w:val="28"/>
+          <w:lang w:val="en-US"/>
+        </w:rPr>
+        <w:drawing>
+          <wp:inline distT="0" distB="0" distL="0" distR="0" wp14:anchorId="277C7A61" wp14:editId="6D6FAC75">
+            <wp:extent cx="5684520" cy="2216082"/>
+            <wp:effectExtent l="0" t="0" r="0" b="0"/>
+            <wp:docPr id="143" name="Рисунок 143"/>
+            <wp:cNvGraphicFramePr>
+              <a:graphicFrameLocks xmlns:a="http://schemas.openxmlformats.org/drawingml/2006/main" noChangeAspect="1"/>
+            </wp:cNvGraphicFramePr>
+            <a:graphic xmlns:a="http://schemas.openxmlformats.org/drawingml/2006/main">
+              <a:graphicData uri="http://schemas.openxmlformats.org/drawingml/2006/picture">
+                <pic:pic xmlns:pic="http://schemas.openxmlformats.org/drawingml/2006/picture">
+                  <pic:nvPicPr>
+                    <pic:cNvPr id="1" name=""/>
+                    <pic:cNvPicPr/>
+                  </pic:nvPicPr>
+                  <pic:blipFill>
+                    <a:blip r:embed="rId66"/>
+                    <a:stretch>
+                      <a:fillRect/>
+                    </a:stretch>
+                  </pic:blipFill>
+                  <pic:spPr>
+                    <a:xfrm>
+                      <a:off x="0" y="0"/>
+                      <a:ext cx="5693192" cy="2219463"/>
+                    </a:xfrm>
+                    <a:prstGeom prst="rect">
+                      <a:avLst/>
+                    </a:prstGeom>
+                  </pic:spPr>
+                </pic:pic>
+              </a:graphicData>
+            </a:graphic>
+          </wp:inline>
+        </w:drawing>
+      </w:r>
+    </w:p>
+    <w:p>
+      <w:pPr>
+        <w:spacing w:line="240" w:lineRule="auto"/>
+        <w:jc w:val="center"/>
+        <w:rPr>
+          <w:rFonts w:cs="Times New Roman"/>
+          <w:color w:val="0F1115"/>
+          <w:szCs w:val="28"/>
+          <w:shd w:val="clear" w:color="auto" w:fill="FFFFFF"/>
+        </w:rPr>
+      </w:pPr>
+      <w:r>
+        <w:rPr>
+          <w:rFonts w:cs="Times New Roman"/>
+          <w:color w:val="0F1115"/>
+          <w:szCs w:val="28"/>
+          <w:shd w:val="clear" w:color="auto" w:fill="FFFFFF"/>
+        </w:rPr>
+        <w:t xml:space="preserve">Рисунок 69 - Дамп памяти функции </w:t>
+      </w:r>
+      <w:r>
+        <w:rPr>
+          <w:rFonts w:cs="Times New Roman"/>
+          <w:color w:val="0F1115"/>
+          <w:szCs w:val="28"/>
+          <w:shd w:val="clear" w:color="auto" w:fill="FFFFFF"/>
+          <w:lang w:val="en-US"/>
+        </w:rPr>
+        <w:t>main</w:t>
+      </w:r>
+      <w:r>
+        <w:rPr>
+          <w:rFonts w:cs="Times New Roman"/>
+          <w:color w:val="0F1115"/>
+          <w:szCs w:val="28"/>
+          <w:shd w:val="clear" w:color="auto" w:fill="FFFFFF"/>
+        </w:rPr>
+        <w:t xml:space="preserve"> в шестнадцатеричном редакторе 010 </w:t>
+      </w:r>
+      <w:r>
+        <w:rPr>
+          <w:rFonts w:cs="Times New Roman"/>
+          <w:color w:val="0F1115"/>
+          <w:szCs w:val="28"/>
+          <w:shd w:val="clear" w:color="auto" w:fill="FFFFFF"/>
+          <w:lang w:val="en-US"/>
+        </w:rPr>
+        <w:t>Editor</w:t>
+      </w:r>
+      <w:r>
+        <w:rPr>
+          <w:rFonts w:cs="Times New Roman"/>
+          <w:color w:val="0F1115"/>
+          <w:szCs w:val="28"/>
+          <w:shd w:val="clear" w:color="auto" w:fill="FFFFFF"/>
+        </w:rPr>
+        <w:t xml:space="preserve"> файла </w:t>
+      </w:r>
+      <w:r>
+        <w:rPr>
+          <w:rFonts w:cs="Times New Roman"/>
+          <w:color w:val="0F1115"/>
+          <w:szCs w:val="28"/>
+          <w:shd w:val="clear" w:color="auto" w:fill="FFFFFF"/>
+          <w:lang w:val="en-US"/>
+        </w:rPr>
+        <w:t>clang</w:t>
+      </w:r>
+      <w:r>
+        <w:rPr>
+          <w:rFonts w:cs="Times New Roman"/>
+          <w:color w:val="0F1115"/>
+          <w:szCs w:val="28"/>
+          <w:shd w:val="clear" w:color="auto" w:fill="FFFFFF"/>
+        </w:rPr>
+        <w:t>_32</w:t>
+      </w:r>
+    </w:p>
+    <w:p>
+      <w:pPr>
+        <w:spacing w:line="240" w:lineRule="auto"/>
+        <w:jc w:val="center"/>
+        <w:rPr>
+          <w:rStyle w:val="ab"/>
+          <w:rFonts w:cs="Times New Roman"/>
+          <w:b w:val="0"/>
+          <w:bCs w:val="0"/>
+          <w:szCs w:val="28"/>
+        </w:rPr>
+      </w:pPr>
+      <w:bookmarkStart w:id="16" w:name="_Toc231834799"/>
+      <w:r>
+        <w:rPr>
+          <w:rStyle w:val="a7"/>
+          <w:rFonts w:cs="Times New Roman"/>
+          <w:szCs w:val="28"/>
+        </w:rPr>
+        <w:t xml:space="preserve">Дамп памяти файла </w:t>
+      </w:r>
+      <w:r>
+        <w:rPr>
+          <w:rStyle w:val="a7"/>
+          <w:rFonts w:cs="Times New Roman"/>
+          <w:szCs w:val="28"/>
+          <w:lang w:val="en-US"/>
+        </w:rPr>
+        <w:t>clang</w:t>
+      </w:r>
+      <w:r>
+        <w:rPr>
+          <w:rStyle w:val="a7"/>
+          <w:rFonts w:cs="Times New Roman"/>
+          <w:szCs w:val="28"/>
+        </w:rPr>
+        <w:t xml:space="preserve">_64 в 010 </w:t>
+      </w:r>
+      <w:r>
+        <w:rPr>
+          <w:rStyle w:val="a7"/>
+          <w:rFonts w:cs="Times New Roman"/>
+          <w:szCs w:val="28"/>
+          <w:lang w:val="en-US"/>
+        </w:rPr>
+        <w:t>Editor</w:t>
+      </w:r>
+      <w:bookmarkEnd w:id="16"/>
+      <w:r>
+        <w:rPr>
+          <w:rStyle w:val="ab"/>
+          <w:rFonts w:cs="Times New Roman"/>
+          <w:b w:val="0"/>
+          <w:bCs w:val="0"/>
+          <w:noProof/>
+          <w:szCs w:val="28"/>
+          <w:lang w:val="en-US"/>
+        </w:rPr>
+        <w:drawing>
+          <wp:inline distT="0" distB="0" distL="0" distR="0" wp14:anchorId="703800CF" wp14:editId="2F83EC3A">
+            <wp:extent cx="5692140" cy="2063287"/>
+            <wp:effectExtent l="0" t="0" r="3810" b="0"/>
+            <wp:docPr id="144" name="Рисунок 144"/>
+            <wp:cNvGraphicFramePr>
+              <a:graphicFrameLocks xmlns:a="http://schemas.openxmlformats.org/drawingml/2006/main" noChangeAspect="1"/>
+            </wp:cNvGraphicFramePr>
+            <a:graphic xmlns:a="http://schemas.openxmlformats.org/drawingml/2006/main">
+              <a:graphicData uri="http://schemas.openxmlformats.org/drawingml/2006/picture">
+                <pic:pic xmlns:pic="http://schemas.openxmlformats.org/drawingml/2006/picture">
+                  <pic:nvPicPr>
+                    <pic:cNvPr id="1" name=""/>
+                    <pic:cNvPicPr/>
+                  </pic:nvPicPr>
+                  <pic:blipFill>
+                    <a:blip r:embed="rId67"/>
+                    <a:stretch>
+                      <a:fillRect/>
+                    </a:stretch>
+                  </pic:blipFill>
+                  <pic:spPr>
+                    <a:xfrm>
+                      <a:off x="0" y="0"/>
                       <a:ext cx="5701802" cy="2066789"/>
                     </a:xfrm>
                     <a:prstGeom prst="rect">
@@ -8298,7 +10111,27 @@
           <w:szCs w:val="28"/>
           <w:shd w:val="clear" w:color="auto" w:fill="FFFFFF"/>
         </w:rPr>
-        <w:t>Рисунок 70 - Дамп памяти функции main в шестнадцатеричном редакторе 010 Editor файла clang_64</w:t>
+        <w:t xml:space="preserve">Рисунок 70 - Дамп памяти функции </w:t>
+      </w:r>
+      <w:proofErr w:type="spellStart"/>
+      <w:r>
+        <w:rPr>
+          <w:rFonts w:cs="Times New Roman"/>
+          <w:color w:val="0F1115"/>
+          <w:szCs w:val="28"/>
+          <w:shd w:val="clear" w:color="auto" w:fill="FFFFFF"/>
+        </w:rPr>
+        <w:t>main</w:t>
+      </w:r>
+      <w:proofErr w:type="spellEnd"/>
+      <w:r>
+        <w:rPr>
+          <w:rFonts w:cs="Times New Roman"/>
+          <w:color w:val="0F1115"/>
+          <w:szCs w:val="28"/>
+          <w:shd w:val="clear" w:color="auto" w:fill="FFFFFF"/>
+        </w:rPr>
+        <w:t xml:space="preserve"> в шестнадцатеричном редакторе 010 Editor файла clang_64</w:t>
       </w:r>
     </w:p>
     <w:p>
@@ -8454,7 +10287,7 @@
           <w:szCs w:val="28"/>
         </w:rPr>
       </w:pPr>
-      <w:bookmarkStart w:id="17" w:name="_Toc230813433"/>
+      <w:bookmarkStart w:id="17" w:name="_Toc231834800"/>
       <w:r>
         <w:rPr>
           <w:rStyle w:val="a7"/>
@@ -8499,7 +10332,7 @@
                     <pic:cNvPicPr/>
                   </pic:nvPicPr>
                   <pic:blipFill>
-                    <a:blip r:embed="rId66">
+                    <a:blip r:embed="rId68">
                       <a:extLst>
                         <a:ext uri="{28A0092B-C50C-407E-A947-70E740481C1C}">
                           <a14:useLocalDpi xmlns:a14="http://schemas.microsoft.com/office/drawing/2010/main" val="0"/>
@@ -8544,7 +10377,27 @@
           <w:szCs w:val="28"/>
           <w:shd w:val="clear" w:color="auto" w:fill="FFFFFF"/>
         </w:rPr>
-        <w:t>Рисунок 73 - Листинг функции main в окне дизассемблера x64dbg файла gcc_32</w:t>
+        <w:t xml:space="preserve">Рисунок 73 - Листинг функции </w:t>
+      </w:r>
+      <w:proofErr w:type="spellStart"/>
+      <w:r>
+        <w:rPr>
+          <w:rFonts w:cs="Times New Roman"/>
+          <w:color w:val="0F1115"/>
+          <w:szCs w:val="28"/>
+          <w:shd w:val="clear" w:color="auto" w:fill="FFFFFF"/>
+        </w:rPr>
+        <w:t>main</w:t>
+      </w:r>
+      <w:proofErr w:type="spellEnd"/>
+      <w:r>
+        <w:rPr>
+          <w:rFonts w:cs="Times New Roman"/>
+          <w:color w:val="0F1115"/>
+          <w:szCs w:val="28"/>
+          <w:shd w:val="clear" w:color="auto" w:fill="FFFFFF"/>
+        </w:rPr>
+        <w:t xml:space="preserve"> в окне дизассемблера x64dbg файла gcc_32</w:t>
       </w:r>
     </w:p>
     <w:p>
@@ -8582,7 +10435,7 @@
                     <pic:cNvPicPr/>
                   </pic:nvPicPr>
                   <pic:blipFill>
-                    <a:blip r:embed="rId67">
+                    <a:blip r:embed="rId69">
                       <a:extLst>
                         <a:ext uri="{28A0092B-C50C-407E-A947-70E740481C1C}">
                           <a14:useLocalDpi xmlns:a14="http://schemas.microsoft.com/office/drawing/2010/main" val="0"/>
@@ -8623,7 +10476,27 @@
           <w:szCs w:val="28"/>
           <w:shd w:val="clear" w:color="auto" w:fill="FFFFFF"/>
         </w:rPr>
-        <w:t>Рисунок 74 - Дамп памяти функции main в шестнадцатеричном виде в x64dbg файла gcc_32</w:t>
+        <w:t xml:space="preserve">Рисунок 74 - Дамп памяти функции </w:t>
+      </w:r>
+      <w:proofErr w:type="spellStart"/>
+      <w:r>
+        <w:rPr>
+          <w:rFonts w:cs="Times New Roman"/>
+          <w:color w:val="0F1115"/>
+          <w:szCs w:val="28"/>
+          <w:shd w:val="clear" w:color="auto" w:fill="FFFFFF"/>
+        </w:rPr>
+        <w:t>main</w:t>
+      </w:r>
+      <w:proofErr w:type="spellEnd"/>
+      <w:r>
+        <w:rPr>
+          <w:rFonts w:cs="Times New Roman"/>
+          <w:color w:val="0F1115"/>
+          <w:szCs w:val="28"/>
+          <w:shd w:val="clear" w:color="auto" w:fill="FFFFFF"/>
+        </w:rPr>
+        <w:t xml:space="preserve"> в шестнадцатеричном виде в x64dbg файла gcc_32</w:t>
       </w:r>
     </w:p>
     <w:p>
@@ -8662,7 +10535,7 @@
                     <pic:cNvPicPr/>
                   </pic:nvPicPr>
                   <pic:blipFill>
-                    <a:blip r:embed="rId68">
+                    <a:blip r:embed="rId70">
                       <a:extLst>
                         <a:ext uri="{28A0092B-C50C-407E-A947-70E740481C1C}">
                           <a14:useLocalDpi xmlns:a14="http://schemas.microsoft.com/office/drawing/2010/main" val="0"/>
@@ -8703,7 +10576,27 @@
           <w:szCs w:val="28"/>
           <w:shd w:val="clear" w:color="auto" w:fill="FFFFFF"/>
         </w:rPr>
-        <w:t>Рисунок 75 - Граф потока управления функции main в x64dbg файла gcc_32</w:t>
+        <w:t xml:space="preserve">Рисунок 75 - Граф потока управления функции </w:t>
+      </w:r>
+      <w:proofErr w:type="spellStart"/>
+      <w:r>
+        <w:rPr>
+          <w:rFonts w:cs="Times New Roman"/>
+          <w:color w:val="0F1115"/>
+          <w:szCs w:val="28"/>
+          <w:shd w:val="clear" w:color="auto" w:fill="FFFFFF"/>
+        </w:rPr>
+        <w:t>main</w:t>
+      </w:r>
+      <w:proofErr w:type="spellEnd"/>
+      <w:r>
+        <w:rPr>
+          <w:rFonts w:cs="Times New Roman"/>
+          <w:color w:val="0F1115"/>
+          <w:szCs w:val="28"/>
+          <w:shd w:val="clear" w:color="auto" w:fill="FFFFFF"/>
+        </w:rPr>
+        <w:t xml:space="preserve"> в x64dbg файла gcc_32</w:t>
       </w:r>
     </w:p>
     <w:p>
@@ -8716,7 +10609,7 @@
           <w:szCs w:val="28"/>
         </w:rPr>
       </w:pPr>
-      <w:bookmarkStart w:id="18" w:name="_Toc230813434"/>
+      <w:bookmarkStart w:id="18" w:name="_Toc231834801"/>
       <w:r>
         <w:rPr>
           <w:rStyle w:val="a7"/>
@@ -8760,7 +10653,7 @@
                     <pic:cNvPicPr/>
                   </pic:nvPicPr>
                   <pic:blipFill>
-                    <a:blip r:embed="rId69">
+                    <a:blip r:embed="rId71">
                       <a:extLst>
                         <a:ext uri="{28A0092B-C50C-407E-A947-70E740481C1C}">
                           <a14:useLocalDpi xmlns:a14="http://schemas.microsoft.com/office/drawing/2010/main" val="0"/>
@@ -8805,7 +10698,27 @@
           <w:szCs w:val="28"/>
           <w:shd w:val="clear" w:color="auto" w:fill="FFFFFF"/>
         </w:rPr>
-        <w:t>Рисунок 76 - Листинг функции main в окне дизассемблера x64dbg файла gcc_64</w:t>
+        <w:t xml:space="preserve">Рисунок 76 - Листинг функции </w:t>
+      </w:r>
+      <w:proofErr w:type="spellStart"/>
+      <w:r>
+        <w:rPr>
+          <w:rFonts w:cs="Times New Roman"/>
+          <w:color w:val="0F1115"/>
+          <w:szCs w:val="28"/>
+          <w:shd w:val="clear" w:color="auto" w:fill="FFFFFF"/>
+        </w:rPr>
+        <w:t>main</w:t>
+      </w:r>
+      <w:proofErr w:type="spellEnd"/>
+      <w:r>
+        <w:rPr>
+          <w:rFonts w:cs="Times New Roman"/>
+          <w:color w:val="0F1115"/>
+          <w:szCs w:val="28"/>
+          <w:shd w:val="clear" w:color="auto" w:fill="FFFFFF"/>
+        </w:rPr>
+        <w:t xml:space="preserve"> в окне дизассемблера x64dbg файла gcc_64</w:t>
       </w:r>
     </w:p>
     <w:p>
@@ -8844,7 +10757,7 @@
                     <pic:cNvPicPr/>
                   </pic:nvPicPr>
                   <pic:blipFill>
-                    <a:blip r:embed="rId70">
+                    <a:blip r:embed="rId72">
                       <a:extLst>
                         <a:ext uri="{28A0092B-C50C-407E-A947-70E740481C1C}">
                           <a14:useLocalDpi xmlns:a14="http://schemas.microsoft.com/office/drawing/2010/main" val="0"/>
@@ -8885,7 +10798,27 @@
           <w:szCs w:val="28"/>
           <w:shd w:val="clear" w:color="auto" w:fill="FFFFFF"/>
         </w:rPr>
-        <w:t>Рисунок 77 - Дамп памяти функции main в шестнадцатеричном виде в x64dbg файла gcc_64</w:t>
+        <w:t xml:space="preserve">Рисунок 77 - Дамп памяти функции </w:t>
+      </w:r>
+      <w:proofErr w:type="spellStart"/>
+      <w:r>
+        <w:rPr>
+          <w:rFonts w:cs="Times New Roman"/>
+          <w:color w:val="0F1115"/>
+          <w:szCs w:val="28"/>
+          <w:shd w:val="clear" w:color="auto" w:fill="FFFFFF"/>
+        </w:rPr>
+        <w:t>main</w:t>
+      </w:r>
+      <w:proofErr w:type="spellEnd"/>
+      <w:r>
+        <w:rPr>
+          <w:rFonts w:cs="Times New Roman"/>
+          <w:color w:val="0F1115"/>
+          <w:szCs w:val="28"/>
+          <w:shd w:val="clear" w:color="auto" w:fill="FFFFFF"/>
+        </w:rPr>
+        <w:t xml:space="preserve"> в шестнадцатеричном виде в x64dbg файла gcc_64</w:t>
       </w:r>
     </w:p>
     <w:p>
@@ -8923,7 +10856,7 @@
                     <pic:cNvPicPr/>
                   </pic:nvPicPr>
                   <pic:blipFill>
-                    <a:blip r:embed="rId71">
+                    <a:blip r:embed="rId73">
                       <a:extLst>
                         <a:ext uri="{28A0092B-C50C-407E-A947-70E740481C1C}">
                           <a14:useLocalDpi xmlns:a14="http://schemas.microsoft.com/office/drawing/2010/main" val="0"/>
@@ -8964,7 +10897,27 @@
           <w:szCs w:val="28"/>
           <w:shd w:val="clear" w:color="auto" w:fill="FFFFFF"/>
         </w:rPr>
-        <w:t>Рисунок 78 - Граф потока управления функции main в x64dbg файла gcc_64</w:t>
+        <w:t xml:space="preserve">Рисунок 78 - Граф потока управления функции </w:t>
+      </w:r>
+      <w:proofErr w:type="spellStart"/>
+      <w:r>
+        <w:rPr>
+          <w:rFonts w:cs="Times New Roman"/>
+          <w:color w:val="0F1115"/>
+          <w:szCs w:val="28"/>
+          <w:shd w:val="clear" w:color="auto" w:fill="FFFFFF"/>
+        </w:rPr>
+        <w:t>main</w:t>
+      </w:r>
+      <w:proofErr w:type="spellEnd"/>
+      <w:r>
+        <w:rPr>
+          <w:rFonts w:cs="Times New Roman"/>
+          <w:color w:val="0F1115"/>
+          <w:szCs w:val="28"/>
+          <w:shd w:val="clear" w:color="auto" w:fill="FFFFFF"/>
+        </w:rPr>
+        <w:t xml:space="preserve"> в x64dbg файла gcc_64</w:t>
       </w:r>
     </w:p>
     <w:p>
@@ -9133,7 +11086,7 @@
           <w:szCs w:val="28"/>
         </w:rPr>
       </w:pPr>
-      <w:bookmarkStart w:id="19" w:name="_Toc230813435"/>
+      <w:bookmarkStart w:id="19" w:name="_Toc231834802"/>
       <w:r>
         <w:rPr>
           <w:rStyle w:val="a7"/>
@@ -9189,7 +11142,7 @@
                     <pic:cNvPicPr/>
                   </pic:nvPicPr>
                   <pic:blipFill>
-                    <a:blip r:embed="rId72">
+                    <a:blip r:embed="rId74">
                       <a:extLst>
                         <a:ext uri="{28A0092B-C50C-407E-A947-70E740481C1C}">
                           <a14:useLocalDpi xmlns:a14="http://schemas.microsoft.com/office/drawing/2010/main" val="0"/>
@@ -9397,7 +11350,7 @@
                     <pic:cNvPicPr/>
                   </pic:nvPicPr>
                   <pic:blipFill>
-                    <a:blip r:embed="rId73">
+                    <a:blip r:embed="rId75">
                       <a:extLst>
                         <a:ext uri="{28A0092B-C50C-407E-A947-70E740481C1C}">
                           <a14:useLocalDpi xmlns:a14="http://schemas.microsoft.com/office/drawing/2010/main" val="0"/>
@@ -9478,6 +11431,7 @@
         </w:rPr>
         <w:t>64</w:t>
       </w:r>
+      <w:proofErr w:type="spellStart"/>
       <w:r>
         <w:rPr>
           <w:rFonts w:cs="Times New Roman"/>
@@ -9488,6 +11442,7 @@
         </w:rPr>
         <w:t>dbg</w:t>
       </w:r>
+      <w:proofErr w:type="spellEnd"/>
       <w:r>
         <w:rPr>
           <w:rFonts w:cs="Times New Roman"/>
@@ -9553,7 +11508,7 @@
                     <pic:cNvPicPr/>
                   </pic:nvPicPr>
                   <pic:blipFill>
-                    <a:blip r:embed="rId74">
+                    <a:blip r:embed="rId76">
                       <a:extLst>
                         <a:ext uri="{28A0092B-C50C-407E-A947-70E740481C1C}">
                           <a14:useLocalDpi xmlns:a14="http://schemas.microsoft.com/office/drawing/2010/main" val="0"/>
@@ -9594,7 +11549,27 @@
           <w:szCs w:val="28"/>
           <w:shd w:val="clear" w:color="auto" w:fill="FFFFFF"/>
         </w:rPr>
-        <w:t>Рисунок 81 - Граф потока управления функции main в x64dbg файла clang_32</w:t>
+        <w:t xml:space="preserve">Рисунок 81 - Граф потока управления функции </w:t>
+      </w:r>
+      <w:proofErr w:type="spellStart"/>
+      <w:r>
+        <w:rPr>
+          <w:rFonts w:cs="Times New Roman"/>
+          <w:color w:val="0F1115"/>
+          <w:szCs w:val="28"/>
+          <w:shd w:val="clear" w:color="auto" w:fill="FFFFFF"/>
+        </w:rPr>
+        <w:t>main</w:t>
+      </w:r>
+      <w:proofErr w:type="spellEnd"/>
+      <w:r>
+        <w:rPr>
+          <w:rFonts w:cs="Times New Roman"/>
+          <w:color w:val="0F1115"/>
+          <w:szCs w:val="28"/>
+          <w:shd w:val="clear" w:color="auto" w:fill="FFFFFF"/>
+        </w:rPr>
+        <w:t xml:space="preserve"> в x64dbg файла clang_32</w:t>
       </w:r>
     </w:p>
     <w:p>
@@ -9608,7 +11583,7 @@
           <w:lang w:val="en-US"/>
         </w:rPr>
       </w:pPr>
-      <w:bookmarkStart w:id="20" w:name="_Toc230813436"/>
+      <w:bookmarkStart w:id="20" w:name="_Toc231834803"/>
       <w:r>
         <w:rPr>
           <w:rStyle w:val="a7"/>
@@ -9697,7 +11672,7 @@
                     <pic:cNvPicPr/>
                   </pic:nvPicPr>
                   <pic:blipFill>
-                    <a:blip r:embed="rId75">
+                    <a:blip r:embed="rId77">
                       <a:extLst>
                         <a:ext uri="{28A0092B-C50C-407E-A947-70E740481C1C}">
                           <a14:useLocalDpi xmlns:a14="http://schemas.microsoft.com/office/drawing/2010/main" val="0"/>
@@ -9906,7 +11881,7 @@
                     <pic:cNvPicPr/>
                   </pic:nvPicPr>
                   <pic:blipFill>
-                    <a:blip r:embed="rId70">
+                    <a:blip r:embed="rId72">
                       <a:extLst>
                         <a:ext uri="{28A0092B-C50C-407E-A947-70E740481C1C}">
                           <a14:useLocalDpi xmlns:a14="http://schemas.microsoft.com/office/drawing/2010/main" val="0"/>
@@ -9987,6 +11962,7 @@
         </w:rPr>
         <w:t>64</w:t>
       </w:r>
+      <w:proofErr w:type="spellStart"/>
       <w:r>
         <w:rPr>
           <w:rFonts w:cs="Times New Roman"/>
@@ -9997,6 +11973,7 @@
         </w:rPr>
         <w:t>dbg</w:t>
       </w:r>
+      <w:proofErr w:type="spellEnd"/>
       <w:r>
         <w:rPr>
           <w:rFonts w:cs="Times New Roman"/>
@@ -10061,7 +12038,7 @@
                     <pic:cNvPicPr/>
                   </pic:nvPicPr>
                   <pic:blipFill>
-                    <a:blip r:embed="rId71">
+                    <a:blip r:embed="rId73">
                       <a:extLst>
                         <a:ext uri="{28A0092B-C50C-407E-A947-70E740481C1C}">
                           <a14:useLocalDpi xmlns:a14="http://schemas.microsoft.com/office/drawing/2010/main" val="0"/>
@@ -10102,7 +12079,27 @@
           <w:szCs w:val="28"/>
           <w:shd w:val="clear" w:color="auto" w:fill="FFFFFF"/>
         </w:rPr>
-        <w:t>Рисунок 84 - Граф потока управления функции main в x64dbg файла clang_64</w:t>
+        <w:t xml:space="preserve">Рисунок 84 - Граф потока управления функции </w:t>
+      </w:r>
+      <w:proofErr w:type="spellStart"/>
+      <w:r>
+        <w:rPr>
+          <w:rFonts w:cs="Times New Roman"/>
+          <w:color w:val="0F1115"/>
+          <w:szCs w:val="28"/>
+          <w:shd w:val="clear" w:color="auto" w:fill="FFFFFF"/>
+        </w:rPr>
+        <w:t>main</w:t>
+      </w:r>
+      <w:proofErr w:type="spellEnd"/>
+      <w:r>
+        <w:rPr>
+          <w:rFonts w:cs="Times New Roman"/>
+          <w:color w:val="0F1115"/>
+          <w:szCs w:val="28"/>
+          <w:shd w:val="clear" w:color="auto" w:fill="FFFFFF"/>
+        </w:rPr>
+        <w:t xml:space="preserve"> в x64dbg файла clang_64</w:t>
       </w:r>
     </w:p>
     <w:p>
@@ -10168,125 +12165,809 @@
     <w:p>
       <w:pPr>
         <w:spacing w:line="240" w:lineRule="auto"/>
-        <w:jc w:val="center"/>
-        <w:rPr>
-          <w:rFonts w:cs="Times New Roman"/>
-          <w:color w:val="0F1115"/>
-          <w:szCs w:val="28"/>
-          <w:shd w:val="clear" w:color="auto" w:fill="FFFFFF"/>
-        </w:rPr>
-      </w:pPr>
-    </w:p>
-    <w:p>
-      <w:pPr>
-        <w:spacing w:line="240" w:lineRule="auto"/>
-        <w:jc w:val="center"/>
-        <w:rPr>
-          <w:rFonts w:cs="Times New Roman"/>
-          <w:color w:val="0F1115"/>
-          <w:szCs w:val="28"/>
-          <w:shd w:val="clear" w:color="auto" w:fill="FFFFFF"/>
-        </w:rPr>
-      </w:pPr>
-    </w:p>
-    <w:p>
-      <w:pPr>
-        <w:spacing w:line="240" w:lineRule="auto"/>
-        <w:jc w:val="center"/>
-        <w:rPr>
-          <w:rFonts w:cs="Times New Roman"/>
-          <w:color w:val="0F1115"/>
-          <w:szCs w:val="28"/>
-          <w:shd w:val="clear" w:color="auto" w:fill="FFFFFF"/>
-        </w:rPr>
-      </w:pPr>
-    </w:p>
-    <w:p>
-      <w:pPr>
-        <w:spacing w:line="240" w:lineRule="auto"/>
-        <w:jc w:val="center"/>
-        <w:rPr>
-          <w:rFonts w:cs="Times New Roman"/>
-          <w:color w:val="0F1115"/>
-          <w:szCs w:val="28"/>
-          <w:shd w:val="clear" w:color="auto" w:fill="FFFFFF"/>
-        </w:rPr>
-      </w:pPr>
-    </w:p>
-    <w:p>
-      <w:pPr>
-        <w:spacing w:line="240" w:lineRule="auto"/>
-        <w:jc w:val="center"/>
-        <w:rPr>
-          <w:rFonts w:cs="Times New Roman"/>
-          <w:color w:val="0F1115"/>
-          <w:szCs w:val="28"/>
-          <w:shd w:val="clear" w:color="auto" w:fill="FFFFFF"/>
-        </w:rPr>
-      </w:pPr>
-    </w:p>
-    <w:p>
-      <w:pPr>
-        <w:spacing w:line="240" w:lineRule="auto"/>
-        <w:jc w:val="center"/>
-        <w:rPr>
-          <w:rFonts w:cs="Times New Roman"/>
-          <w:color w:val="0F1115"/>
-          <w:szCs w:val="28"/>
-          <w:shd w:val="clear" w:color="auto" w:fill="FFFFFF"/>
-        </w:rPr>
-      </w:pPr>
-    </w:p>
-    <w:p>
-      <w:pPr>
-        <w:spacing w:line="240" w:lineRule="auto"/>
-        <w:jc w:val="center"/>
-        <w:rPr>
-          <w:rFonts w:cs="Times New Roman"/>
-          <w:color w:val="0F1115"/>
-          <w:szCs w:val="28"/>
-          <w:shd w:val="clear" w:color="auto" w:fill="FFFFFF"/>
-        </w:rPr>
-      </w:pPr>
-    </w:p>
-    <w:p>
-      <w:pPr>
-        <w:spacing w:line="240" w:lineRule="auto"/>
-        <w:jc w:val="center"/>
-        <w:rPr>
-          <w:rFonts w:cs="Times New Roman"/>
-          <w:color w:val="0F1115"/>
-          <w:szCs w:val="28"/>
-          <w:shd w:val="clear" w:color="auto" w:fill="FFFFFF"/>
-        </w:rPr>
-      </w:pPr>
+        <w:rPr>
+          <w:rFonts w:cs="Times New Roman"/>
+          <w:color w:val="0F1115"/>
+          <w:szCs w:val="28"/>
+          <w:shd w:val="clear" w:color="auto" w:fill="FFFFFF"/>
+        </w:rPr>
+      </w:pPr>
+    </w:p>
+    <w:p>
+      <w:pPr>
+        <w:spacing w:after="160" w:line="259" w:lineRule="auto"/>
+        <w:jc w:val="left"/>
+        <w:rPr>
+          <w:rFonts w:cs="Times New Roman"/>
+          <w:color w:val="0F1115"/>
+          <w:szCs w:val="28"/>
+          <w:shd w:val="clear" w:color="auto" w:fill="FFFFFF"/>
+        </w:rPr>
+      </w:pPr>
+      <w:r>
+        <w:rPr>
+          <w:rFonts w:cs="Times New Roman"/>
+          <w:color w:val="0F1115"/>
+          <w:szCs w:val="28"/>
+          <w:shd w:val="clear" w:color="auto" w:fill="FFFFFF"/>
+        </w:rPr>
+        <w:br w:type="page"/>
+      </w:r>
     </w:p>
     <w:p>
       <w:pPr>
         <w:pStyle w:val="a6"/>
         <w:rPr>
+          <w:shd w:val="clear" w:color="auto" w:fill="FFFFFF"/>
+        </w:rPr>
+      </w:pPr>
+      <w:bookmarkStart w:id="21" w:name="_Toc231834804"/>
+      <w:r>
+        <w:rPr>
+          <w:shd w:val="clear" w:color="auto" w:fill="FFFFFF"/>
+        </w:rPr>
+        <w:lastRenderedPageBreak/>
+        <w:t>Сравнение исполняемых файлов</w:t>
+      </w:r>
+      <w:bookmarkEnd w:id="21"/>
+    </w:p>
+    <w:p>
+      <w:pPr>
+        <w:pStyle w:val="a6"/>
+        <w:jc w:val="both"/>
+        <w:rPr>
+          <w:shd w:val="clear" w:color="auto" w:fill="FFFFFF"/>
+        </w:rPr>
+      </w:pPr>
+    </w:p>
+    <w:tbl>
+      <w:tblPr>
+        <w:tblStyle w:val="af"/>
+        <w:tblpPr w:leftFromText="180" w:rightFromText="180" w:vertAnchor="page" w:horzAnchor="margin" w:tblpY="2845"/>
+        <w:tblW w:w="8075" w:type="dxa"/>
+        <w:tblLook w:val="04A0" w:firstRow="1" w:lastRow="0" w:firstColumn="1" w:lastColumn="0" w:noHBand="0" w:noVBand="1"/>
+      </w:tblPr>
+      <w:tblGrid>
+        <w:gridCol w:w="1271"/>
+        <w:gridCol w:w="1832"/>
+        <w:gridCol w:w="1145"/>
+        <w:gridCol w:w="2268"/>
+        <w:gridCol w:w="1559"/>
+      </w:tblGrid>
+      <w:tr>
+        <w:tc>
+          <w:tcPr>
+            <w:tcW w:w="1271" w:type="dxa"/>
+          </w:tcPr>
+          <w:p>
+            <w:pPr>
+              <w:pStyle w:val="a6"/>
+            </w:pPr>
+            <w:r>
+              <w:t>Разряд.</w:t>
+            </w:r>
+          </w:p>
+        </w:tc>
+        <w:tc>
+          <w:tcPr>
+            <w:tcW w:w="1832" w:type="dxa"/>
+          </w:tcPr>
+          <w:p>
+            <w:pPr>
+              <w:pStyle w:val="a6"/>
+              <w:jc w:val="both"/>
+            </w:pPr>
+            <w:r>
+              <w:t>Компилятор</w:t>
+            </w:r>
+          </w:p>
+        </w:tc>
+        <w:tc>
+          <w:tcPr>
+            <w:tcW w:w="1145" w:type="dxa"/>
+          </w:tcPr>
+          <w:p>
+            <w:pPr>
+              <w:pStyle w:val="a6"/>
+              <w:jc w:val="both"/>
+            </w:pPr>
+            <w:r>
+              <w:t>Режим</w:t>
+            </w:r>
+          </w:p>
+        </w:tc>
+        <w:tc>
+          <w:tcPr>
+            <w:tcW w:w="2268" w:type="dxa"/>
+          </w:tcPr>
+          <w:p>
+            <w:pPr>
+              <w:pStyle w:val="a6"/>
+              <w:jc w:val="both"/>
+            </w:pPr>
+            <w:r>
+              <w:t>Размер</w:t>
+            </w:r>
+            <w:r>
+              <w:t xml:space="preserve"> </w:t>
+            </w:r>
+            <w:r>
+              <w:t>файла, байт</w:t>
+            </w:r>
+          </w:p>
+        </w:tc>
+        <w:tc>
+          <w:tcPr>
+            <w:tcW w:w="1559" w:type="dxa"/>
+          </w:tcPr>
+          <w:p>
+            <w:pPr>
+              <w:pStyle w:val="a6"/>
+              <w:jc w:val="both"/>
+            </w:pPr>
+            <w:r>
+              <w:t>Энтропия</w:t>
+            </w:r>
+          </w:p>
+        </w:tc>
+      </w:tr>
+      <w:tr>
+        <w:tc>
+          <w:tcPr>
+            <w:tcW w:w="1271" w:type="dxa"/>
+            <w:vMerge w:val="restart"/>
+          </w:tcPr>
+          <w:p>
+            <w:pPr>
+              <w:pStyle w:val="a6"/>
+              <w:jc w:val="both"/>
+              <w:rPr>
+                <w:lang w:val="en-US"/>
+              </w:rPr>
+            </w:pPr>
+            <w:r>
+              <w:t>X32</w:t>
+            </w:r>
+          </w:p>
+        </w:tc>
+        <w:tc>
+          <w:tcPr>
+            <w:tcW w:w="1832" w:type="dxa"/>
+            <w:vMerge w:val="restart"/>
+          </w:tcPr>
+          <w:p>
+            <w:pPr>
+              <w:pStyle w:val="a6"/>
+              <w:jc w:val="both"/>
+              <w:rPr>
+                <w:lang w:val="en-US"/>
+              </w:rPr>
+            </w:pPr>
+            <w:proofErr w:type="spellStart"/>
+            <w:r>
+              <w:t>Clang</w:t>
+            </w:r>
+            <w:proofErr w:type="spellEnd"/>
+          </w:p>
+        </w:tc>
+        <w:tc>
+          <w:tcPr>
+            <w:tcW w:w="1145" w:type="dxa"/>
+          </w:tcPr>
+          <w:p>
+            <w:pPr>
+              <w:pStyle w:val="a6"/>
+              <w:jc w:val="both"/>
+              <w:rPr>
+                <w:lang w:val="en-US"/>
+              </w:rPr>
+            </w:pPr>
+            <w:r>
+              <w:t>R</w:t>
+            </w:r>
+          </w:p>
+        </w:tc>
+        <w:tc>
+          <w:tcPr>
+            <w:tcW w:w="2268" w:type="dxa"/>
+          </w:tcPr>
+          <w:p>
+            <w:pPr>
+              <w:pStyle w:val="a6"/>
+              <w:jc w:val="both"/>
+            </w:pPr>
+            <w:r>
+              <w:t>8 192</w:t>
+            </w:r>
+          </w:p>
+        </w:tc>
+        <w:tc>
+          <w:tcPr>
+            <w:tcW w:w="1559" w:type="dxa"/>
+          </w:tcPr>
+          <w:p>
+            <w:pPr>
+              <w:pStyle w:val="a6"/>
+              <w:jc w:val="both"/>
+            </w:pPr>
+            <w:r>
+              <w:t>3.81</w:t>
+            </w:r>
+          </w:p>
+        </w:tc>
+      </w:tr>
+      <w:tr>
+        <w:tc>
+          <w:tcPr>
+            <w:tcW w:w="1271" w:type="dxa"/>
+            <w:vMerge/>
+          </w:tcPr>
+          <w:p>
+            <w:pPr>
+              <w:pStyle w:val="a6"/>
+              <w:jc w:val="both"/>
+            </w:pPr>
+          </w:p>
+        </w:tc>
+        <w:tc>
+          <w:tcPr>
+            <w:tcW w:w="1832" w:type="dxa"/>
+            <w:vMerge/>
+          </w:tcPr>
+          <w:p>
+            <w:pPr>
+              <w:pStyle w:val="a6"/>
+              <w:jc w:val="both"/>
+            </w:pPr>
+          </w:p>
+        </w:tc>
+        <w:tc>
+          <w:tcPr>
+            <w:tcW w:w="1145" w:type="dxa"/>
+          </w:tcPr>
+          <w:p>
+            <w:pPr>
+              <w:pStyle w:val="a6"/>
+              <w:jc w:val="both"/>
+              <w:rPr>
+                <w:lang w:val="en-US"/>
+              </w:rPr>
+            </w:pPr>
+            <w:r>
+              <w:t>D</w:t>
+            </w:r>
+          </w:p>
+        </w:tc>
+        <w:tc>
+          <w:tcPr>
+            <w:tcW w:w="2268" w:type="dxa"/>
+          </w:tcPr>
+          <w:p>
+            <w:pPr>
+              <w:pStyle w:val="a6"/>
+              <w:jc w:val="both"/>
+              <w:rPr>
+                <w:lang w:val="en-US"/>
+              </w:rPr>
+            </w:pPr>
+            <w:r>
+              <w:t>75 846</w:t>
+            </w:r>
+          </w:p>
+        </w:tc>
+        <w:tc>
+          <w:tcPr>
+            <w:tcW w:w="1559" w:type="dxa"/>
+          </w:tcPr>
+          <w:p>
+            <w:pPr>
+              <w:pStyle w:val="a6"/>
+              <w:jc w:val="both"/>
+            </w:pPr>
+            <w:r>
+              <w:t>5.21</w:t>
+            </w:r>
+          </w:p>
+        </w:tc>
+      </w:tr>
+      <w:tr>
+        <w:tc>
+          <w:tcPr>
+            <w:tcW w:w="1271" w:type="dxa"/>
+            <w:vMerge/>
+          </w:tcPr>
+          <w:p>
+            <w:pPr>
+              <w:pStyle w:val="a6"/>
+              <w:jc w:val="both"/>
+            </w:pPr>
+          </w:p>
+        </w:tc>
+        <w:tc>
+          <w:tcPr>
+            <w:tcW w:w="1832" w:type="dxa"/>
+            <w:vMerge w:val="restart"/>
+          </w:tcPr>
+          <w:p>
+            <w:pPr>
+              <w:pStyle w:val="a6"/>
+              <w:jc w:val="both"/>
+              <w:rPr>
+                <w:lang w:val="en-US"/>
+              </w:rPr>
+            </w:pPr>
+            <w:r>
+              <w:t>GCC</w:t>
+            </w:r>
+          </w:p>
+        </w:tc>
+        <w:tc>
+          <w:tcPr>
+            <w:tcW w:w="1145" w:type="dxa"/>
+          </w:tcPr>
+          <w:p>
+            <w:pPr>
+              <w:pStyle w:val="a6"/>
+              <w:jc w:val="both"/>
+              <w:rPr>
+                <w:lang w:val="en-US"/>
+              </w:rPr>
+            </w:pPr>
+            <w:r>
+              <w:t>R</w:t>
+            </w:r>
+          </w:p>
+        </w:tc>
+        <w:tc>
+          <w:tcPr>
+            <w:tcW w:w="2268" w:type="dxa"/>
+          </w:tcPr>
+          <w:p>
+            <w:pPr>
+              <w:pStyle w:val="a6"/>
+              <w:jc w:val="both"/>
+            </w:pPr>
+            <w:r>
+              <w:t>19 456</w:t>
+            </w:r>
+          </w:p>
+        </w:tc>
+        <w:tc>
+          <w:tcPr>
+            <w:tcW w:w="1559" w:type="dxa"/>
+          </w:tcPr>
+          <w:p>
+            <w:pPr>
+              <w:pStyle w:val="a6"/>
+              <w:jc w:val="both"/>
+            </w:pPr>
+            <w:r>
+              <w:t>5.28</w:t>
+            </w:r>
+          </w:p>
+        </w:tc>
+      </w:tr>
+      <w:tr>
+        <w:tc>
+          <w:tcPr>
+            <w:tcW w:w="1271" w:type="dxa"/>
+            <w:vMerge/>
+          </w:tcPr>
+          <w:p>
+            <w:pPr>
+              <w:pStyle w:val="a6"/>
+              <w:jc w:val="both"/>
+            </w:pPr>
+          </w:p>
+        </w:tc>
+        <w:tc>
+          <w:tcPr>
+            <w:tcW w:w="1832" w:type="dxa"/>
+            <w:vMerge/>
+          </w:tcPr>
+          <w:p>
+            <w:pPr>
+              <w:pStyle w:val="a6"/>
+              <w:jc w:val="both"/>
+            </w:pPr>
+          </w:p>
+        </w:tc>
+        <w:tc>
+          <w:tcPr>
+            <w:tcW w:w="1145" w:type="dxa"/>
+          </w:tcPr>
+          <w:p>
+            <w:pPr>
+              <w:pStyle w:val="a6"/>
+              <w:jc w:val="both"/>
+              <w:rPr>
+                <w:lang w:val="en-US"/>
+              </w:rPr>
+            </w:pPr>
+            <w:r>
+              <w:t>D</w:t>
+            </w:r>
+          </w:p>
+        </w:tc>
+        <w:tc>
+          <w:tcPr>
+            <w:tcW w:w="2268" w:type="dxa"/>
+          </w:tcPr>
+          <w:p>
+            <w:pPr>
+              <w:pStyle w:val="a6"/>
+              <w:jc w:val="both"/>
+            </w:pPr>
+            <w:r>
+              <w:t>133 479</w:t>
+            </w:r>
+          </w:p>
+        </w:tc>
+        <w:tc>
+          <w:tcPr>
+            <w:tcW w:w="1559" w:type="dxa"/>
+          </w:tcPr>
+          <w:p>
+            <w:pPr>
+              <w:pStyle w:val="a6"/>
+              <w:jc w:val="both"/>
+            </w:pPr>
+            <w:r>
+              <w:t>5.59</w:t>
+            </w:r>
+          </w:p>
+        </w:tc>
+      </w:tr>
+      <w:tr>
+        <w:tc>
+          <w:tcPr>
+            <w:tcW w:w="1271" w:type="dxa"/>
+            <w:vMerge w:val="restart"/>
+          </w:tcPr>
+          <w:p>
+            <w:pPr>
+              <w:pStyle w:val="a6"/>
+              <w:jc w:val="both"/>
+              <w:rPr>
+                <w:lang w:val="en-US"/>
+              </w:rPr>
+            </w:pPr>
+            <w:r>
+              <w:t>X64</w:t>
+            </w:r>
+          </w:p>
+        </w:tc>
+        <w:tc>
+          <w:tcPr>
+            <w:tcW w:w="1832" w:type="dxa"/>
+            <w:vMerge w:val="restart"/>
+          </w:tcPr>
+          <w:p>
+            <w:pPr>
+              <w:pStyle w:val="a6"/>
+              <w:jc w:val="both"/>
+              <w:rPr>
+                <w:lang w:val="en-US"/>
+              </w:rPr>
+            </w:pPr>
+            <w:proofErr w:type="spellStart"/>
+            <w:r>
+              <w:t>Clang</w:t>
+            </w:r>
+            <w:proofErr w:type="spellEnd"/>
+          </w:p>
+        </w:tc>
+        <w:tc>
+          <w:tcPr>
+            <w:tcW w:w="1145" w:type="dxa"/>
+          </w:tcPr>
+          <w:p>
+            <w:pPr>
+              <w:pStyle w:val="a6"/>
+              <w:jc w:val="both"/>
+              <w:rPr>
+                <w:lang w:val="en-US"/>
+              </w:rPr>
+            </w:pPr>
+            <w:r>
+              <w:t>R</w:t>
+            </w:r>
+          </w:p>
+        </w:tc>
+        <w:tc>
+          <w:tcPr>
+            <w:tcW w:w="2268" w:type="dxa"/>
+          </w:tcPr>
+          <w:p>
+            <w:pPr>
+              <w:pStyle w:val="a6"/>
+              <w:jc w:val="both"/>
+            </w:pPr>
+            <w:r>
+              <w:t>19 456</w:t>
+            </w:r>
+          </w:p>
+        </w:tc>
+        <w:tc>
+          <w:tcPr>
+            <w:tcW w:w="1559" w:type="dxa"/>
+          </w:tcPr>
+          <w:p>
+            <w:pPr>
+              <w:pStyle w:val="a6"/>
+              <w:jc w:val="both"/>
+            </w:pPr>
+            <w:r>
+              <w:t>5.28</w:t>
+            </w:r>
+          </w:p>
+        </w:tc>
+      </w:tr>
+      <w:tr>
+        <w:tc>
+          <w:tcPr>
+            <w:tcW w:w="1271" w:type="dxa"/>
+            <w:vMerge/>
+          </w:tcPr>
+          <w:p>
+            <w:pPr>
+              <w:pStyle w:val="a6"/>
+              <w:jc w:val="both"/>
+            </w:pPr>
+          </w:p>
+        </w:tc>
+        <w:tc>
+          <w:tcPr>
+            <w:tcW w:w="1832" w:type="dxa"/>
+            <w:vMerge/>
+          </w:tcPr>
+          <w:p>
+            <w:pPr>
+              <w:pStyle w:val="a6"/>
+              <w:jc w:val="both"/>
+            </w:pPr>
+          </w:p>
+        </w:tc>
+        <w:tc>
+          <w:tcPr>
+            <w:tcW w:w="1145" w:type="dxa"/>
+          </w:tcPr>
+          <w:p>
+            <w:pPr>
+              <w:pStyle w:val="a6"/>
+              <w:jc w:val="both"/>
+              <w:rPr>
+                <w:lang w:val="en-US"/>
+              </w:rPr>
+            </w:pPr>
+            <w:r>
+              <w:t>D</w:t>
+            </w:r>
+          </w:p>
+        </w:tc>
+        <w:tc>
+          <w:tcPr>
+            <w:tcW w:w="2268" w:type="dxa"/>
+          </w:tcPr>
+          <w:p>
+            <w:pPr>
+              <w:pStyle w:val="a6"/>
+              <w:jc w:val="both"/>
+            </w:pPr>
+            <w:r>
+              <w:t>133 479</w:t>
+            </w:r>
+          </w:p>
+        </w:tc>
+        <w:tc>
+          <w:tcPr>
+            <w:tcW w:w="1559" w:type="dxa"/>
+          </w:tcPr>
+          <w:p>
+            <w:pPr>
+              <w:pStyle w:val="a6"/>
+              <w:jc w:val="both"/>
+            </w:pPr>
+            <w:r>
+              <w:t>5.84</w:t>
+            </w:r>
+          </w:p>
+        </w:tc>
+      </w:tr>
+      <w:tr>
+        <w:tc>
+          <w:tcPr>
+            <w:tcW w:w="1271" w:type="dxa"/>
+            <w:vMerge/>
+          </w:tcPr>
+          <w:p>
+            <w:pPr>
+              <w:pStyle w:val="a6"/>
+              <w:jc w:val="both"/>
+            </w:pPr>
+          </w:p>
+        </w:tc>
+        <w:tc>
+          <w:tcPr>
+            <w:tcW w:w="1832" w:type="dxa"/>
+            <w:vMerge w:val="restart"/>
+          </w:tcPr>
+          <w:p>
+            <w:pPr>
+              <w:pStyle w:val="a6"/>
+              <w:jc w:val="both"/>
+            </w:pPr>
+            <w:r>
+              <w:t>GCC</w:t>
+            </w:r>
+          </w:p>
+        </w:tc>
+        <w:tc>
+          <w:tcPr>
+            <w:tcW w:w="1145" w:type="dxa"/>
+          </w:tcPr>
+          <w:p>
+            <w:pPr>
+              <w:pStyle w:val="a6"/>
+              <w:jc w:val="both"/>
+              <w:rPr>
+                <w:lang w:val="en-US"/>
+              </w:rPr>
+            </w:pPr>
+            <w:r>
+              <w:t>R</w:t>
+            </w:r>
+          </w:p>
+        </w:tc>
+        <w:tc>
+          <w:tcPr>
+            <w:tcW w:w="2268" w:type="dxa"/>
+          </w:tcPr>
+          <w:p>
+            <w:pPr>
+              <w:pStyle w:val="a6"/>
+              <w:jc w:val="both"/>
+            </w:pPr>
+            <w:r>
+              <w:t>18 432</w:t>
+            </w:r>
+          </w:p>
+        </w:tc>
+        <w:tc>
+          <w:tcPr>
+            <w:tcW w:w="1559" w:type="dxa"/>
+          </w:tcPr>
+          <w:p>
+            <w:pPr>
+              <w:pStyle w:val="a6"/>
+              <w:jc w:val="both"/>
+            </w:pPr>
+            <w:r>
+              <w:t>5.23</w:t>
+            </w:r>
+          </w:p>
+        </w:tc>
+      </w:tr>
+      <w:tr>
+        <w:tc>
+          <w:tcPr>
+            <w:tcW w:w="1271" w:type="dxa"/>
+            <w:vMerge/>
+          </w:tcPr>
+          <w:p>
+            <w:pPr>
+              <w:pStyle w:val="a6"/>
+              <w:jc w:val="both"/>
+            </w:pPr>
+          </w:p>
+        </w:tc>
+        <w:tc>
+          <w:tcPr>
+            <w:tcW w:w="1832" w:type="dxa"/>
+            <w:vMerge/>
+          </w:tcPr>
+          <w:p>
+            <w:pPr>
+              <w:pStyle w:val="a6"/>
+              <w:jc w:val="both"/>
+            </w:pPr>
+          </w:p>
+        </w:tc>
+        <w:tc>
+          <w:tcPr>
+            <w:tcW w:w="1145" w:type="dxa"/>
+          </w:tcPr>
+          <w:p>
+            <w:pPr>
+              <w:pStyle w:val="a6"/>
+              <w:jc w:val="both"/>
+              <w:rPr>
+                <w:lang w:val="en-US"/>
+              </w:rPr>
+            </w:pPr>
+            <w:r>
+              <w:t>D</w:t>
+            </w:r>
+          </w:p>
+        </w:tc>
+        <w:tc>
+          <w:tcPr>
+            <w:tcW w:w="2268" w:type="dxa"/>
+          </w:tcPr>
+          <w:p>
+            <w:pPr>
+              <w:pStyle w:val="a6"/>
+              <w:jc w:val="both"/>
+            </w:pPr>
+            <w:r>
+              <w:t>146 944</w:t>
+            </w:r>
+          </w:p>
+        </w:tc>
+        <w:tc>
+          <w:tcPr>
+            <w:tcW w:w="1559" w:type="dxa"/>
+          </w:tcPr>
+          <w:p>
+            <w:pPr>
+              <w:pStyle w:val="a6"/>
+              <w:jc w:val="both"/>
+            </w:pPr>
+            <w:r>
+              <w:t>5.44</w:t>
+            </w:r>
+          </w:p>
+        </w:tc>
+      </w:tr>
+    </w:tbl>
+    <w:p>
+      <w:pPr>
+        <w:spacing w:after="160" w:line="259" w:lineRule="auto"/>
+        <w:jc w:val="left"/>
+        <w:rPr>
+          <w:rFonts w:eastAsiaTheme="majorEastAsia" w:cstheme="majorBidi"/>
+          <w:b/>
+          <w:color w:val="000000" w:themeColor="text1"/>
+          <w:szCs w:val="32"/>
+          <w:shd w:val="clear" w:color="auto" w:fill="FFFFFF"/>
+        </w:rPr>
+      </w:pPr>
+      <w:r>
+        <w:rPr>
+          <w:shd w:val="clear" w:color="auto" w:fill="FFFFFF"/>
+        </w:rPr>
+        <w:t xml:space="preserve">Таблица 1 – </w:t>
+      </w:r>
+      <w:r>
+        <w:t>Сравнение энтропии и размера файла в зависимости от разрядности процессора, компилятора и режима сборки EXE-файла</w:t>
+      </w:r>
+      <w:r>
+        <w:rPr>
+          <w:shd w:val="clear" w:color="auto" w:fill="FFFFFF"/>
+        </w:rPr>
+        <w:br w:type="page"/>
+      </w:r>
+    </w:p>
+    <w:p>
+      <w:pPr>
+        <w:pStyle w:val="a6"/>
+        <w:rPr>
           <w:rStyle w:val="ab"/>
-          <w:rFonts w:cs="Times New Roman"/>
           <w:b/>
           <w:bCs w:val="0"/>
-          <w:color w:val="0F1115"/>
-          <w:szCs w:val="28"/>
-          <w:shd w:val="clear" w:color="auto" w:fill="FFFFFF"/>
-        </w:rPr>
-      </w:pPr>
-      <w:bookmarkStart w:id="21" w:name="_Toc230813437"/>
+        </w:rPr>
+      </w:pPr>
+      <w:bookmarkStart w:id="22" w:name="_Toc231834805"/>
       <w:r>
         <w:rPr>
           <w:rStyle w:val="ab"/>
-          <w:rFonts w:cs="Times New Roman"/>
-          <w:color w:val="0F1115"/>
-          <w:szCs w:val="28"/>
-          <w:shd w:val="clear" w:color="auto" w:fill="FFFFFF"/>
+          <w:b/>
+          <w:bCs w:val="0"/>
         </w:rPr>
         <w:lastRenderedPageBreak/>
         <w:t>Выводы</w:t>
       </w:r>
-      <w:bookmarkEnd w:id="21"/>
+      <w:bookmarkEnd w:id="22"/>
     </w:p>
     <w:p>
       <w:pPr>
@@ -10302,7 +12983,97 @@
           <w:szCs w:val="28"/>
           <w:lang w:eastAsia="ru-RU"/>
         </w:rPr>
-        <w:t>В ходе выполнения лабораторной работы были изучены особенности реверс-инжиниринга исполняемых файлов, скомпилированных различными компиляторами (gcc, clang, Visual Studio) и в разных режимах (32/64-бит, debug/release). Анализ проводился с использованием инструментов Ghidra, IDA Pro, Radare2, 010 Editor и x64dbg.</w:t>
+        <w:t>В ходе выполнения лабораторной работы были изучены особенности реверс-инжиниринга исполняемых файлов, скомпилированных различными компиляторами (</w:t>
+      </w:r>
+      <w:proofErr w:type="spellStart"/>
+      <w:r>
+        <w:rPr>
+          <w:rFonts w:eastAsia="Times New Roman" w:cs="Times New Roman"/>
+          <w:szCs w:val="28"/>
+          <w:lang w:eastAsia="ru-RU"/>
+        </w:rPr>
+        <w:t>gcc</w:t>
+      </w:r>
+      <w:proofErr w:type="spellEnd"/>
+      <w:r>
+        <w:rPr>
+          <w:rFonts w:eastAsia="Times New Roman" w:cs="Times New Roman"/>
+          <w:szCs w:val="28"/>
+          <w:lang w:eastAsia="ru-RU"/>
+        </w:rPr>
+        <w:t xml:space="preserve">, </w:t>
+      </w:r>
+      <w:proofErr w:type="spellStart"/>
+      <w:r>
+        <w:rPr>
+          <w:rFonts w:eastAsia="Times New Roman" w:cs="Times New Roman"/>
+          <w:szCs w:val="28"/>
+          <w:lang w:eastAsia="ru-RU"/>
+        </w:rPr>
+        <w:t>clang</w:t>
+      </w:r>
+      <w:proofErr w:type="spellEnd"/>
+      <w:r>
+        <w:rPr>
+          <w:rFonts w:eastAsia="Times New Roman" w:cs="Times New Roman"/>
+          <w:szCs w:val="28"/>
+          <w:lang w:eastAsia="ru-RU"/>
+        </w:rPr>
+        <w:t xml:space="preserve">, Visual Studio) и в разных режимах (32/64-бит, </w:t>
+      </w:r>
+      <w:proofErr w:type="spellStart"/>
+      <w:r>
+        <w:rPr>
+          <w:rFonts w:eastAsia="Times New Roman" w:cs="Times New Roman"/>
+          <w:szCs w:val="28"/>
+          <w:lang w:eastAsia="ru-RU"/>
+        </w:rPr>
+        <w:t>debug</w:t>
+      </w:r>
+      <w:proofErr w:type="spellEnd"/>
+      <w:r>
+        <w:rPr>
+          <w:rFonts w:eastAsia="Times New Roman" w:cs="Times New Roman"/>
+          <w:szCs w:val="28"/>
+          <w:lang w:eastAsia="ru-RU"/>
+        </w:rPr>
+        <w:t>/</w:t>
+      </w:r>
+      <w:proofErr w:type="spellStart"/>
+      <w:r>
+        <w:rPr>
+          <w:rFonts w:eastAsia="Times New Roman" w:cs="Times New Roman"/>
+          <w:szCs w:val="28"/>
+          <w:lang w:eastAsia="ru-RU"/>
+        </w:rPr>
+        <w:t>release</w:t>
+      </w:r>
+      <w:proofErr w:type="spellEnd"/>
+      <w:r>
+        <w:rPr>
+          <w:rFonts w:eastAsia="Times New Roman" w:cs="Times New Roman"/>
+          <w:szCs w:val="28"/>
+          <w:lang w:eastAsia="ru-RU"/>
+        </w:rPr>
+        <w:t xml:space="preserve">). Анализ проводился с использованием инструментов </w:t>
+      </w:r>
+      <w:proofErr w:type="spellStart"/>
+      <w:r>
+        <w:rPr>
+          <w:rFonts w:eastAsia="Times New Roman" w:cs="Times New Roman"/>
+          <w:szCs w:val="28"/>
+          <w:lang w:eastAsia="ru-RU"/>
+        </w:rPr>
+        <w:t>Ghidra</w:t>
+      </w:r>
+      <w:proofErr w:type="spellEnd"/>
+      <w:r>
+        <w:rPr>
+          <w:rFonts w:eastAsia="Times New Roman" w:cs="Times New Roman"/>
+          <w:szCs w:val="28"/>
+          <w:lang w:eastAsia="ru-RU"/>
+        </w:rPr>
+        <w:t>, IDA Pro, Radare2, 010 Editor и x64dbg.</w:t>
       </w:r>
     </w:p>
     <w:p>
@@ -10376,13 +13147,23 @@
           <w:lang w:eastAsia="ru-RU"/>
         </w:rPr>
       </w:pPr>
+      <w:proofErr w:type="spellStart"/>
       <w:r>
         <w:rPr>
           <w:rFonts w:eastAsia="Times New Roman" w:cs="Times New Roman"/>
           <w:szCs w:val="28"/>
           <w:lang w:eastAsia="ru-RU"/>
         </w:rPr>
-        <w:t xml:space="preserve">релизные сборки оптимизированы, что приводит к усложнению понимания логики программы и уменьшению количества служебной информации; </w:t>
+        <w:t>релизные</w:t>
+      </w:r>
+      <w:proofErr w:type="spellEnd"/>
+      <w:r>
+        <w:rPr>
+          <w:rFonts w:eastAsia="Times New Roman" w:cs="Times New Roman"/>
+          <w:szCs w:val="28"/>
+          <w:lang w:eastAsia="ru-RU"/>
+        </w:rPr>
+        <w:t xml:space="preserve"> сборки оптимизированы, что приводит к усложнению понимания логики программы и уменьшению количества служебной информации; </w:t>
       </w:r>
     </w:p>
     <w:p>
@@ -10424,7 +13205,25 @@
           <w:szCs w:val="28"/>
           <w:lang w:eastAsia="ru-RU"/>
         </w:rPr>
-        <w:t xml:space="preserve">разные инструменты реверс-инжиниринга предоставляют различные представления программы (дизассемблер, декомпилятор, графы потока управления), что позволяет более полно анализировать бинарный файл при их совместном использовании. </w:t>
+        <w:t xml:space="preserve">разные инструменты реверс-инжиниринга предоставляют различные представления программы (дизассемблер, </w:t>
+      </w:r>
+      <w:proofErr w:type="spellStart"/>
+      <w:r>
+        <w:rPr>
+          <w:rFonts w:eastAsia="Times New Roman" w:cs="Times New Roman"/>
+          <w:szCs w:val="28"/>
+          <w:lang w:eastAsia="ru-RU"/>
+        </w:rPr>
+        <w:t>декомпилятор</w:t>
+      </w:r>
+      <w:proofErr w:type="spellEnd"/>
+      <w:r>
+        <w:rPr>
+          <w:rFonts w:eastAsia="Times New Roman" w:cs="Times New Roman"/>
+          <w:szCs w:val="28"/>
+          <w:lang w:eastAsia="ru-RU"/>
+        </w:rPr>
+        <w:t xml:space="preserve">, графы потока управления), что позволяет более полно анализировать бинарный файл при их совместном использовании. </w:t>
       </w:r>
     </w:p>
     <w:p>
@@ -10483,7 +13282,7 @@
       </w:pPr>
     </w:p>
     <w:sectPr>
-      <w:footerReference w:type="default" r:id="rId76"/>
+      <w:footerReference w:type="default" r:id="rId78"/>
       <w:pgSz w:w="11906" w:h="16838"/>
       <w:pgMar w:top="1134" w:right="850" w:bottom="1134" w:left="1701" w:header="708" w:footer="708" w:gutter="0"/>
       <w:cols w:space="708"/>
@@ -10492,6 +13291,31 @@
     </w:sectPr>
   </w:body>
 </w:document>
+</file>
+
+<file path=word/endnotes.xml><?xml version="1.0" encoding="utf-8"?>
+<w:endnotes xmlns:wpc="http://schemas.microsoft.com/office/word/2010/wordprocessingCanvas" xmlns:cx="http://schemas.microsoft.com/office/drawing/2014/chartex" xmlns:cx1="http://schemas.microsoft.com/office/drawing/2015/9/8/chartex" xmlns:cx2="http://schemas.microsoft.com/office/drawing/2015/10/21/chartex" xmlns:cx3="http://schemas.microsoft.com/office/drawing/2016/5/9/chartex" xmlns:cx4="http://schemas.microsoft.com/office/drawing/2016/5/10/chartex" xmlns:cx5="http://schemas.microsoft.com/office/drawing/2016/5/11/chartex" xmlns:cx6="http://schemas.microsoft.com/office/drawing/2016/5/12/chartex" xmlns:cx7="http://schemas.microsoft.com/office/drawing/2016/5/13/chartex" xmlns:cx8="http://schemas.microsoft.com/office/drawing/2016/5/14/chartex" xmlns:mc="http://schemas.openxmlformats.org/markup-compatibility/2006" xmlns:aink="http://schemas.microsoft.com/office/drawing/2016/ink" xmlns:am3d="http://schemas.microsoft.com/office/drawing/2017/model3d" xmlns:o="urn:schemas-microsoft-com:office:office" xmlns:r="http://schemas.openxmlformats.org/officeDocument/2006/relationships" xmlns:m="http://schemas.openxmlformats.org/officeDocument/2006/math" xmlns:v="urn:schemas-microsoft-com:vml" xmlns:wp14="http://schemas.microsoft.com/office/word/2010/wordprocessingDrawing" xmlns:wp="http://schemas.openxmlformats.org/drawingml/2006/wordprocessingDrawing" xmlns:w10="urn:schemas-microsoft-com:office:word" xmlns:w="http://schemas.openxmlformats.org/wordprocessingml/2006/main" xmlns:w14="http://schemas.microsoft.com/office/word/2010/wordml" xmlns:w15="http://schemas.microsoft.com/office/word/2012/wordml" xmlns:w16cex="http://schemas.microsoft.com/office/word/2018/wordml/cex" xmlns:w16cid="http://schemas.microsoft.com/office/word/2016/wordml/cid" xmlns:w16="http://schemas.microsoft.com/office/word/2018/wordml" xmlns:w16sdtdh="http://schemas.microsoft.com/office/word/2020/wordml/sdtdatahash" xmlns:w16se="http://schemas.microsoft.com/office/word/2015/wordml/symex" xmlns:wpg="http://schemas.microsoft.com/office/word/2010/wordprocessingGroup" xmlns:wpi="http://schemas.microsoft.com/office/word/2010/wordprocessingInk" xmlns:wne="http://schemas.microsoft.com/office/word/2006/wordml" xmlns:wps="http://schemas.microsoft.com/office/word/2010/wordprocessingShape" mc:Ignorable="w14 w15 w16se w16cid w16 w16cex w16sdtdh wp14">
+  <w:endnote w:type="separator" w:id="-1">
+    <w:p>
+      <w:pPr>
+        <w:spacing w:line="240" w:lineRule="auto"/>
+      </w:pPr>
+      <w:r>
+        <w:separator/>
+      </w:r>
+    </w:p>
+  </w:endnote>
+  <w:endnote w:type="continuationSeparator" w:id="0">
+    <w:p>
+      <w:pPr>
+        <w:spacing w:line="240" w:lineRule="auto"/>
+      </w:pPr>
+      <w:r>
+        <w:continuationSeparator/>
+      </w:r>
+    </w:p>
+  </w:endnote>
+</w:endnotes>
 </file>
 
 <file path=word/footer1.xml><?xml version="1.0" encoding="utf-8"?>
@@ -10535,6 +13359,31 @@
     </w:pPr>
   </w:p>
 </w:ftr>
+</file>
+
+<file path=word/footnotes.xml><?xml version="1.0" encoding="utf-8"?>
+<w:footnotes xmlns:wpc="http://schemas.microsoft.com/office/word/2010/wordprocessingCanvas" xmlns:cx="http://schemas.microsoft.com/office/drawing/2014/chartex" xmlns:cx1="http://schemas.microsoft.com/office/drawing/2015/9/8/chartex" xmlns:cx2="http://schemas.microsoft.com/office/drawing/2015/10/21/chartex" xmlns:cx3="http://schemas.microsoft.com/office/drawing/2016/5/9/chartex" xmlns:cx4="http://schemas.microsoft.com/office/drawing/2016/5/10/chartex" xmlns:cx5="http://schemas.microsoft.com/office/drawing/2016/5/11/chartex" xmlns:cx6="http://schemas.microsoft.com/office/drawing/2016/5/12/chartex" xmlns:cx7="http://schemas.microsoft.com/office/drawing/2016/5/13/chartex" xmlns:cx8="http://schemas.microsoft.com/office/drawing/2016/5/14/chartex" xmlns:mc="http://schemas.openxmlformats.org/markup-compatibility/2006" xmlns:aink="http://schemas.microsoft.com/office/drawing/2016/ink" xmlns:am3d="http://schemas.microsoft.com/office/drawing/2017/model3d" xmlns:o="urn:schemas-microsoft-com:office:office" xmlns:r="http://schemas.openxmlformats.org/officeDocument/2006/relationships" xmlns:m="http://schemas.openxmlformats.org/officeDocument/2006/math" xmlns:v="urn:schemas-microsoft-com:vml" xmlns:wp14="http://schemas.microsoft.com/office/word/2010/wordprocessingDrawing" xmlns:wp="http://schemas.openxmlformats.org/drawingml/2006/wordprocessingDrawing" xmlns:w10="urn:schemas-microsoft-com:office:word" xmlns:w="http://schemas.openxmlformats.org/wordprocessingml/2006/main" xmlns:w14="http://schemas.microsoft.com/office/word/2010/wordml" xmlns:w15="http://schemas.microsoft.com/office/word/2012/wordml" xmlns:w16cex="http://schemas.microsoft.com/office/word/2018/wordml/cex" xmlns:w16cid="http://schemas.microsoft.com/office/word/2016/wordml/cid" xmlns:w16="http://schemas.microsoft.com/office/word/2018/wordml" xmlns:w16sdtdh="http://schemas.microsoft.com/office/word/2020/wordml/sdtdatahash" xmlns:w16se="http://schemas.microsoft.com/office/word/2015/wordml/symex" xmlns:wpg="http://schemas.microsoft.com/office/word/2010/wordprocessingGroup" xmlns:wpi="http://schemas.microsoft.com/office/word/2010/wordprocessingInk" xmlns:wne="http://schemas.microsoft.com/office/word/2006/wordml" xmlns:wps="http://schemas.microsoft.com/office/word/2010/wordprocessingShape" mc:Ignorable="w14 w15 w16se w16cid w16 w16cex w16sdtdh wp14">
+  <w:footnote w:type="separator" w:id="-1">
+    <w:p>
+      <w:pPr>
+        <w:spacing w:line="240" w:lineRule="auto"/>
+      </w:pPr>
+      <w:r>
+        <w:separator/>
+      </w:r>
+    </w:p>
+  </w:footnote>
+  <w:footnote w:type="continuationSeparator" w:id="0">
+    <w:p>
+      <w:pPr>
+        <w:spacing w:line="240" w:lineRule="auto"/>
+      </w:pPr>
+      <w:r>
+        <w:continuationSeparator/>
+      </w:r>
+    </w:p>
+  </w:footnote>
+</w:footnotes>
 </file>
 
 <file path=word/numbering.xml><?xml version="1.0" encoding="utf-8"?>
@@ -11218,7 +14067,6 @@
   <w:style w:type="character" w:default="1" w:styleId="a0">
     <w:name w:val="Default Paragraph Font"/>
     <w:uiPriority w:val="1"/>
-    <w:semiHidden/>
     <w:unhideWhenUsed/>
   </w:style>
   <w:style w:type="table" w:default="1" w:styleId="a1">
@@ -11456,6 +14304,25 @@
       <w:szCs w:val="24"/>
       <w:lang w:eastAsia="ru-RU"/>
     </w:rPr>
+  </w:style>
+  <w:style w:type="table" w:styleId="af">
+    <w:name w:val="Table Grid"/>
+    <w:basedOn w:val="a1"/>
+    <w:uiPriority w:val="39"/>
+    <w:rsid w:val="00D4030C"/>
+    <w:pPr>
+      <w:spacing w:after="0" w:line="240" w:lineRule="auto"/>
+    </w:pPr>
+    <w:tblPr>
+      <w:tblBorders>
+        <w:top w:val="single" w:sz="4" w:space="0" w:color="auto"/>
+        <w:left w:val="single" w:sz="4" w:space="0" w:color="auto"/>
+        <w:bottom w:val="single" w:sz="4" w:space="0" w:color="auto"/>
+        <w:right w:val="single" w:sz="4" w:space="0" w:color="auto"/>
+        <w:insideH w:val="single" w:sz="4" w:space="0" w:color="auto"/>
+        <w:insideV w:val="single" w:sz="4" w:space="0" w:color="auto"/>
+      </w:tblBorders>
+    </w:tblPr>
   </w:style>
 </w:styles>
 </file>
